--- a/dev/checklists/qa_inspection/本校質素保證與視學政策_學校版_DRAFT.docx
+++ b/dev/checklists/qa_inspection/本校質素保證與視學政策_學校版_DRAFT.docx
@@ -603,7 +603,7 @@
         </w:rPr>
         <w:t xml:space="preserve">1, 2　</w:t>
       </w:r>
-      <w:hyperlink w:history="1" r:id="rIdghteikpwjq2luyjiwlcyf">
+      <w:hyperlink w:history="1" r:id="rIdos3sjautdoskqlvyjjhze">
         <w:r>
           <w:rPr>
             <w:rStyle w:val="Hyperlink"/>
@@ -1154,7 +1154,7 @@
         </w:rPr>
         <w:t xml:space="preserve">1　</w:t>
       </w:r>
-      <w:hyperlink w:history="1" r:id="rIdgjnhbkbdr1lkd6lngn9zk">
+      <w:hyperlink w:history="1" r:id="rId4rdvra98izixf37xsotjh">
         <w:r>
           <w:rPr>
             <w:rStyle w:val="Hyperlink"/>
@@ -1180,7 +1180,7 @@
         </w:rPr>
         <w:t xml:space="preserve">2　</w:t>
       </w:r>
-      <w:hyperlink w:history="1" r:id="rIdnbe3p5k839vw8hrwkqqbj">
+      <w:hyperlink w:history="1" r:id="rIdf90oq0npq-fpckd1c2j_r">
         <w:r>
           <w:rPr>
             <w:rStyle w:val="Hyperlink"/>
@@ -1206,7 +1206,7 @@
         </w:rPr>
         <w:t xml:space="preserve">3　</w:t>
       </w:r>
-      <w:hyperlink w:history="1" r:id="rId8aasd_uebt9u9eztxwugd">
+      <w:hyperlink w:history="1" r:id="rIdxd1fbfeq8osfep37_om9h">
         <w:r>
           <w:rPr>
             <w:rStyle w:val="Hyperlink"/>
@@ -1909,7 +1909,7 @@
         </w:rPr>
         <w:t xml:space="preserve">1　</w:t>
       </w:r>
-      <w:hyperlink w:history="1" r:id="rIdsr80jhg_ruebvpdlzimuw">
+      <w:hyperlink w:history="1" r:id="rIdbnvrnouzn9o0ue59iquft">
         <w:r>
           <w:rPr>
             <w:rStyle w:val="Hyperlink"/>
@@ -1935,7 +1935,7 @@
         </w:rPr>
         <w:t xml:space="preserve">2　</w:t>
       </w:r>
-      <w:hyperlink w:history="1" r:id="rIdsy9x3e2u8lb5ivs5zze_a">
+      <w:hyperlink w:history="1" r:id="rId5wuqwvwk52jwsjnyoovc8">
         <w:r>
           <w:rPr>
             <w:rStyle w:val="Hyperlink"/>
@@ -1961,7 +1961,7 @@
         </w:rPr>
         <w:t xml:space="preserve">3　</w:t>
       </w:r>
-      <w:hyperlink w:history="1" r:id="rIdzq2gep4ognmlx_yq0xlg6">
+      <w:hyperlink w:history="1" r:id="rIdq_1bel8phlub7knrs02nq">
         <w:r>
           <w:rPr>
             <w:rStyle w:val="Hyperlink"/>
@@ -1987,7 +1987,7 @@
         </w:rPr>
         <w:t xml:space="preserve">4　</w:t>
       </w:r>
-      <w:hyperlink w:history="1" r:id="rIdzxpe-kgerve9brz9c8l-d">
+      <w:hyperlink w:history="1" r:id="rId4h6zkia8vyf33w-tu37-o">
         <w:r>
           <w:rPr>
             <w:rStyle w:val="Hyperlink"/>
@@ -2013,7 +2013,7 @@
         </w:rPr>
         <w:t xml:space="preserve">5　</w:t>
       </w:r>
-      <w:hyperlink w:history="1" r:id="rIdevu7fd2v57byktvizuovf">
+      <w:hyperlink w:history="1" r:id="rIdwc7au560p2rj1boph33_n">
         <w:r>
           <w:rPr>
             <w:rStyle w:val="Hyperlink"/>
@@ -2824,7 +2824,7 @@
         </w:rPr>
         <w:t xml:space="preserve">1　</w:t>
       </w:r>
-      <w:hyperlink w:history="1" r:id="rIdvz27tigzd7zsvqkg-mrqm">
+      <w:hyperlink w:history="1" r:id="rIdermzagrfehqcbanm8whjg">
         <w:r>
           <w:rPr>
             <w:rStyle w:val="Hyperlink"/>
@@ -2850,7 +2850,7 @@
         </w:rPr>
         <w:t xml:space="preserve">2　</w:t>
       </w:r>
-      <w:hyperlink w:history="1" r:id="rId8jyswyndybyulkqigly3n">
+      <w:hyperlink w:history="1" r:id="rIdpn4yb0umtlbofsbw3ely8">
         <w:r>
           <w:rPr>
             <w:rStyle w:val="Hyperlink"/>
@@ -2876,7 +2876,7 @@
         </w:rPr>
         <w:t xml:space="preserve">3　</w:t>
       </w:r>
-      <w:hyperlink w:history="1" r:id="rIdtqb0nn_dnkll5qkjp7pf_">
+      <w:hyperlink w:history="1" r:id="rIdyt0lsskxmgr6is5qbrtjd">
         <w:r>
           <w:rPr>
             <w:rStyle w:val="Hyperlink"/>
@@ -2902,7 +2902,7 @@
         </w:rPr>
         <w:t xml:space="preserve">4　</w:t>
       </w:r>
-      <w:hyperlink w:history="1" r:id="rIduogdd0d4n7b_8supazk8s">
+      <w:hyperlink w:history="1" r:id="rIdllypfwhumcoe6pymyz8m-">
         <w:r>
           <w:rPr>
             <w:rStyle w:val="Hyperlink"/>
@@ -3219,7 +3219,7 @@
                 <w:sz w:val="20"/>
                 <w:szCs w:val="20"/>
               </w:rPr>
-              <w:t xml:space="preserve">本校須以不記名的模式進行問卷調查（不論以紙本或電子方式），並給予充足時間讓持份者以認真和嚴謹的態度自行作答；問卷的填寫和收集必須確保以不記名的方式進行。</w:t>
+              <w:t xml:space="preserve">本校應以不記名的模式進行問卷調查（不論以紙本或電子方式），並給予充足時間讓持份者以認真和嚴謹的態度自行作答；問卷的填寫和收集必須確保以不記名的方式進行。</w:t>
             </w:r>
           </w:p>
         </w:tc>
@@ -3598,7 +3598,7 @@
         </w:rPr>
         <w:t xml:space="preserve">1　</w:t>
       </w:r>
-      <w:hyperlink w:history="1" r:id="rIdssz4yfjdv_-afbgexcxxc">
+      <w:hyperlink w:history="1" r:id="rIdq48fenynvtxnbvxdq2nun">
         <w:r>
           <w:rPr>
             <w:rStyle w:val="Hyperlink"/>
@@ -3624,7 +3624,7 @@
         </w:rPr>
         <w:t xml:space="preserve">2　</w:t>
       </w:r>
-      <w:hyperlink w:history="1" r:id="rIddx3sdmsiab7xhd02sdbgu">
+      <w:hyperlink w:history="1" r:id="rIdo2yqras8psnn12ijh-zvl">
         <w:r>
           <w:rPr>
             <w:rStyle w:val="Hyperlink"/>
@@ -3650,7 +3650,7 @@
         </w:rPr>
         <w:t xml:space="preserve">3　</w:t>
       </w:r>
-      <w:hyperlink w:history="1" r:id="rIdzhmjohbhannpu5og1xkrg">
+      <w:hyperlink w:history="1" r:id="rIdosulp5mvxkcbrfslho-vo">
         <w:r>
           <w:rPr>
             <w:rStyle w:val="Hyperlink"/>
@@ -3676,7 +3676,7 @@
         </w:rPr>
         <w:t xml:space="preserve">4　</w:t>
       </w:r>
-      <w:hyperlink w:history="1" r:id="rIddn8ozg4b2eyh12mpd5w58">
+      <w:hyperlink w:history="1" r:id="rIdan2qnjkkfz9dbt8va2_2v">
         <w:r>
           <w:rPr>
             <w:rStyle w:val="Hyperlink"/>
@@ -3702,7 +3702,7 @@
         </w:rPr>
         <w:t xml:space="preserve">5　</w:t>
       </w:r>
-      <w:hyperlink w:history="1" r:id="rIdvgh33evjwft3qegzihccm">
+      <w:hyperlink w:history="1" r:id="rIdc_ot6po1deb6wjamcvtb2">
         <w:r>
           <w:rPr>
             <w:rStyle w:val="Hyperlink"/>
@@ -3728,7 +3728,7 @@
         </w:rPr>
         <w:t xml:space="preserve">6　</w:t>
       </w:r>
-      <w:hyperlink w:history="1" r:id="rId9wmrecyj_8iiff4rmkcss">
+      <w:hyperlink w:history="1" r:id="rIdomdko2feb4np-dontcs1a">
         <w:r>
           <w:rPr>
             <w:rStyle w:val="Hyperlink"/>
@@ -3821,7 +3821,7 @@
         </w:rPr>
         <w:t xml:space="preserve">1　</w:t>
       </w:r>
-      <w:hyperlink w:history="1" r:id="rId2ie7seplhldurutldwo5_">
+      <w:hyperlink w:history="1" r:id="rIdjz8ehiwso2qyjiauthi1t">
         <w:r>
           <w:rPr>
             <w:rStyle w:val="Hyperlink"/>
@@ -4016,7 +4016,7 @@
         </w:rPr>
         <w:t xml:space="preserve">1　</w:t>
       </w:r>
-      <w:hyperlink w:history="1" r:id="rIdcp0uups10h_jfh5blc993">
+      <w:hyperlink w:history="1" r:id="rIdziytjn4t_qrbh1dy2elqx">
         <w:r>
           <w:rPr>
             <w:rStyle w:val="Hyperlink"/>
@@ -4042,7 +4042,7 @@
         </w:rPr>
         <w:t xml:space="preserve">2　</w:t>
       </w:r>
-      <w:hyperlink w:history="1" r:id="rIdwlybvhqcona8pgqm-4zwu">
+      <w:hyperlink w:history="1" r:id="rIdmgofs9kkrfwwwazyuhhfd">
         <w:r>
           <w:rPr>
             <w:rStyle w:val="Hyperlink"/>
@@ -4068,7 +4068,7 @@
         </w:rPr>
         <w:t xml:space="preserve">3　</w:t>
       </w:r>
-      <w:hyperlink w:history="1" r:id="rIdahhbutfyc05l5scjhsl3e">
+      <w:hyperlink w:history="1" r:id="rIdi6lcmiat5tg2im8r-wpoa">
         <w:r>
           <w:rPr>
             <w:rStyle w:val="Hyperlink"/>
@@ -4094,7 +4094,7 @@
         </w:rPr>
         <w:t xml:space="preserve">4　</w:t>
       </w:r>
-      <w:hyperlink w:history="1" r:id="rIduakrfhlbqrmcshwm7re8l">
+      <w:hyperlink w:history="1" r:id="rIdwfng8gvyzxahhdofodiww">
         <w:r>
           <w:rPr>
             <w:rStyle w:val="Hyperlink"/>
@@ -4213,24 +4213,7 @@
           <w:sz w:val="22"/>
           <w:szCs w:val="22"/>
         </w:rPr>
-        <w:t xml:space="preserve">本校每年須制訂學校發展計劃、學校周年計劃及學校報告，並提交</w:t>
-      </w:r>
-      <w:r>
-        <w:rPr>
-          <w:rFonts w:ascii="Microsoft JhengHei" w:cs="Microsoft JhengHei" w:eastAsia="Microsoft JhengHei" w:hAnsi="Microsoft JhengHei"/>
-          <w:sz w:val="22"/>
-          <w:szCs w:val="22"/>
-          <w:shd w:fill="FFF2B8" w:val="clear"/>
-        </w:rPr>
-        <w:t xml:space="preserve">法團校董會</w:t>
-      </w:r>
-      <w:r>
-        <w:rPr>
-          <w:rFonts w:ascii="Microsoft JhengHei" w:cs="Microsoft JhengHei" w:eastAsia="Microsoft JhengHei" w:hAnsi="Microsoft JhengHei"/>
-          <w:sz w:val="22"/>
-          <w:szCs w:val="22"/>
-        </w:rPr>
-        <w:t xml:space="preserve">審議。上述文件之制訂，須讓教職員全面參與；</w:t>
+        <w:t xml:space="preserve">本校每年應制訂學校發展計劃、學校周年計劃及學校報告，並提交校董會／學校管理委員會審議。上述文件之制訂，須讓教職員全面參與；</w:t>
       </w:r>
       <w:r>
         <w:rPr>
@@ -4843,7 +4826,7 @@
         </w:rPr>
         <w:t xml:space="preserve">1　</w:t>
       </w:r>
-      <w:hyperlink w:history="1" r:id="rIdbglkgpyq7deeowlravemb">
+      <w:hyperlink w:history="1" r:id="rIddl-enog1ibqdjvmahslnp">
         <w:r>
           <w:rPr>
             <w:rStyle w:val="Hyperlink"/>
@@ -4869,7 +4852,7 @@
         </w:rPr>
         <w:t xml:space="preserve">2　</w:t>
       </w:r>
-      <w:hyperlink w:history="1" r:id="rIdvb01auffhlfm19wn4revh">
+      <w:hyperlink w:history="1" r:id="rIdtkdkmp1msjtnwo9ufgex5">
         <w:r>
           <w:rPr>
             <w:rStyle w:val="Hyperlink"/>
@@ -4895,7 +4878,7 @@
         </w:rPr>
         <w:t xml:space="preserve">3　</w:t>
       </w:r>
-      <w:hyperlink w:history="1" r:id="rIdwdiihg6m8r94lhaemi8qr">
+      <w:hyperlink w:history="1" r:id="rId_xszfmv6bbd0bjc5aptyn">
         <w:r>
           <w:rPr>
             <w:rStyle w:val="Hyperlink"/>
@@ -4921,7 +4904,7 @@
         </w:rPr>
         <w:t xml:space="preserve">4　</w:t>
       </w:r>
-      <w:hyperlink w:history="1" r:id="rId6dsypje_wyzpzc0-_j3fa">
+      <w:hyperlink w:history="1" r:id="rId2brlgexcmxudccjrec1su">
         <w:r>
           <w:rPr>
             <w:rStyle w:val="Hyperlink"/>
@@ -4947,7 +4930,7 @@
         </w:rPr>
         <w:t xml:space="preserve">5　</w:t>
       </w:r>
-      <w:hyperlink w:history="1" r:id="rIdk9eeudxxkswplqo0t8l6j">
+      <w:hyperlink w:history="1" r:id="rIdvwz3sovwgp4cq1re-qx0g">
         <w:r>
           <w:rPr>
             <w:rStyle w:val="Hyperlink"/>
@@ -5543,7 +5526,7 @@
         </w:rPr>
         <w:t xml:space="preserve">1　</w:t>
       </w:r>
-      <w:hyperlink w:history="1" r:id="rIdp4uo8ts_9v1yukacsj2ci">
+      <w:hyperlink w:history="1" r:id="rId9wyk20fj7wn-piwq9zrrb">
         <w:r>
           <w:rPr>
             <w:rStyle w:val="Hyperlink"/>
@@ -5569,7 +5552,7 @@
         </w:rPr>
         <w:t xml:space="preserve">2　</w:t>
       </w:r>
-      <w:hyperlink w:history="1" r:id="rIdpeuoapwsdq-lj-7yzkwtl">
+      <w:hyperlink w:history="1" r:id="rId63iwwzq-tmdsyyzrrvbiz">
         <w:r>
           <w:rPr>
             <w:rStyle w:val="Hyperlink"/>
@@ -5595,7 +5578,7 @@
         </w:rPr>
         <w:t xml:space="preserve">3　</w:t>
       </w:r>
-      <w:hyperlink w:history="1" r:id="rId3jhipnjk9-3mxlemmrgrh">
+      <w:hyperlink w:history="1" r:id="rIddq_2j-jnx08pgnuhxg9wl">
         <w:r>
           <w:rPr>
             <w:rStyle w:val="Hyperlink"/>
@@ -5621,7 +5604,7 @@
         </w:rPr>
         <w:t xml:space="preserve">4　</w:t>
       </w:r>
-      <w:hyperlink w:history="1" r:id="rId_1kqsmlvpcz9lox2naqxc">
+      <w:hyperlink w:history="1" r:id="rIdvsaxs_sm-fmwanhqyzhh9">
         <w:r>
           <w:rPr>
             <w:rStyle w:val="Hyperlink"/>
@@ -6042,7 +6025,7 @@
         </w:rPr>
         <w:t xml:space="preserve">1　</w:t>
       </w:r>
-      <w:hyperlink w:history="1" r:id="rIdzjg4vrcvp-wts5esgdpyw">
+      <w:hyperlink w:history="1" r:id="rIdawd-lpfecani_zidmk2-d">
         <w:r>
           <w:rPr>
             <w:rStyle w:val="Hyperlink"/>
@@ -6068,7 +6051,7 @@
         </w:rPr>
         <w:t xml:space="preserve">2　</w:t>
       </w:r>
-      <w:hyperlink w:history="1" r:id="rIdmjsfs3ye6wwp-yugjcwga">
+      <w:hyperlink w:history="1" r:id="rId7i6tm0fmd5lmazjpfytqy">
         <w:r>
           <w:rPr>
             <w:rStyle w:val="Hyperlink"/>
@@ -6263,7 +6246,7 @@
         </w:rPr>
         <w:t xml:space="preserve">1, 2　</w:t>
       </w:r>
-      <w:hyperlink w:history="1" r:id="rIdmpbdlioke2ufryssfcfhw">
+      <w:hyperlink w:history="1" r:id="rIdkofqfe56wljf3g-n5usgj">
         <w:r>
           <w:rPr>
             <w:rStyle w:val="Hyperlink"/>
@@ -6407,7 +6390,7 @@
         </w:rPr>
         <w:t xml:space="preserve">1　</w:t>
       </w:r>
-      <w:hyperlink w:history="1" r:id="rIdril8y3stcf6xjiyjrnkst">
+      <w:hyperlink w:history="1" r:id="rIdtc-gux-kyv1jqed-h0l2m">
         <w:r>
           <w:rPr>
             <w:rStyle w:val="Hyperlink"/>
@@ -6433,7 +6416,7 @@
         </w:rPr>
         <w:t xml:space="preserve">2　</w:t>
       </w:r>
-      <w:hyperlink w:history="1" r:id="rIdycgbmf4biuv5f3xyzh-a9">
+      <w:hyperlink w:history="1" r:id="rIdv4dv7uuf02tdrkf6ylgpl">
         <w:r>
           <w:rPr>
             <w:rStyle w:val="Hyperlink"/>

--- a/dev/checklists/qa_inspection/本校質素保證與視學政策_學校版_DRAFT.docx
+++ b/dev/checklists/qa_inspection/本校質素保證與視學政策_學校版_DRAFT.docx
@@ -603,7 +603,7 @@
         </w:rPr>
         <w:t xml:space="preserve">1, 2　</w:t>
       </w:r>
-      <w:hyperlink w:history="1" r:id="rIdos3sjautdoskqlvyjjhze">
+      <w:hyperlink w:history="1" r:id="rIdqf8sbpfhx0vr_vjdnylp5">
         <w:r>
           <w:rPr>
             <w:rStyle w:val="Hyperlink"/>
@@ -1154,7 +1154,7 @@
         </w:rPr>
         <w:t xml:space="preserve">1　</w:t>
       </w:r>
-      <w:hyperlink w:history="1" r:id="rId4rdvra98izixf37xsotjh">
+      <w:hyperlink w:history="1" r:id="rIdoh6xmhp8nnq06iimv3b3-">
         <w:r>
           <w:rPr>
             <w:rStyle w:val="Hyperlink"/>
@@ -1180,7 +1180,7 @@
         </w:rPr>
         <w:t xml:space="preserve">2　</w:t>
       </w:r>
-      <w:hyperlink w:history="1" r:id="rIdf90oq0npq-fpckd1c2j_r">
+      <w:hyperlink w:history="1" r:id="rIdmhfch7rv8v0wlhf8kmhav">
         <w:r>
           <w:rPr>
             <w:rStyle w:val="Hyperlink"/>
@@ -1206,7 +1206,7 @@
         </w:rPr>
         <w:t xml:space="preserve">3　</w:t>
       </w:r>
-      <w:hyperlink w:history="1" r:id="rIdxd1fbfeq8osfep37_om9h">
+      <w:hyperlink w:history="1" r:id="rId_tdbhhpvevbd2hkxwdnjq">
         <w:r>
           <w:rPr>
             <w:rStyle w:val="Hyperlink"/>
@@ -1359,7 +1359,7 @@
           <w:sz w:val="22"/>
           <w:szCs w:val="22"/>
         </w:rPr>
-        <w:t xml:space="preserve">本校須透過自我評估機制衡量本身的表現及提交報告，並應向</w:t>
+        <w:t xml:space="preserve">本校須透過自我評估機制衡量本身的表現及提交報告；教育局亦會監管本校的教學質素，並就本校的表現作出客觀的校外評估。本校並應向</w:t>
       </w:r>
       <w:r>
         <w:rPr>
@@ -1909,7 +1909,7 @@
         </w:rPr>
         <w:t xml:space="preserve">1　</w:t>
       </w:r>
-      <w:hyperlink w:history="1" r:id="rIdbnvrnouzn9o0ue59iquft">
+      <w:hyperlink w:history="1" r:id="rId0tpsxd8alakvm33r9vqcm">
         <w:r>
           <w:rPr>
             <w:rStyle w:val="Hyperlink"/>
@@ -1935,7 +1935,7 @@
         </w:rPr>
         <w:t xml:space="preserve">2　</w:t>
       </w:r>
-      <w:hyperlink w:history="1" r:id="rId5wuqwvwk52jwsjnyoovc8">
+      <w:hyperlink w:history="1" r:id="rIdwiruiloeh7ugmtuv92-sf">
         <w:r>
           <w:rPr>
             <w:rStyle w:val="Hyperlink"/>
@@ -1961,7 +1961,7 @@
         </w:rPr>
         <w:t xml:space="preserve">3　</w:t>
       </w:r>
-      <w:hyperlink w:history="1" r:id="rIdq_1bel8phlub7knrs02nq">
+      <w:hyperlink w:history="1" r:id="rId7zaoo3zjtvzni_cdfjtzv">
         <w:r>
           <w:rPr>
             <w:rStyle w:val="Hyperlink"/>
@@ -1987,7 +1987,7 @@
         </w:rPr>
         <w:t xml:space="preserve">4　</w:t>
       </w:r>
-      <w:hyperlink w:history="1" r:id="rId4h6zkia8vyf33w-tu37-o">
+      <w:hyperlink w:history="1" r:id="rIda09zxaglxttylg8ymtzpc">
         <w:r>
           <w:rPr>
             <w:rStyle w:val="Hyperlink"/>
@@ -2013,7 +2013,7 @@
         </w:rPr>
         <w:t xml:space="preserve">5　</w:t>
       </w:r>
-      <w:hyperlink w:history="1" r:id="rIdwc7au560p2rj1boph33_n">
+      <w:hyperlink w:history="1" r:id="rId_n8kmlnfxwougguwm3zff">
         <w:r>
           <w:rPr>
             <w:rStyle w:val="Hyperlink"/>
@@ -2723,7 +2723,7 @@
                 <w:sz w:val="20"/>
                 <w:szCs w:val="20"/>
               </w:rPr>
-              <w:t xml:space="preserve">新增項目／現有項目下新增子項目</w:t>
+              <w:t xml:space="preserve">新增項目</w:t>
             </w:r>
           </w:p>
         </w:tc>
@@ -2824,7 +2824,7 @@
         </w:rPr>
         <w:t xml:space="preserve">1　</w:t>
       </w:r>
-      <w:hyperlink w:history="1" r:id="rIdermzagrfehqcbanm8whjg">
+      <w:hyperlink w:history="1" r:id="rId4zgepuefyluyaqwps1xqd">
         <w:r>
           <w:rPr>
             <w:rStyle w:val="Hyperlink"/>
@@ -2850,7 +2850,7 @@
         </w:rPr>
         <w:t xml:space="preserve">2　</w:t>
       </w:r>
-      <w:hyperlink w:history="1" r:id="rIdpn4yb0umtlbofsbw3ely8">
+      <w:hyperlink w:history="1" r:id="rIdrp09iykeapom-vhlqhsnt">
         <w:r>
           <w:rPr>
             <w:rStyle w:val="Hyperlink"/>
@@ -2876,7 +2876,7 @@
         </w:rPr>
         <w:t xml:space="preserve">3　</w:t>
       </w:r>
-      <w:hyperlink w:history="1" r:id="rIdyt0lsskxmgr6is5qbrtjd">
+      <w:hyperlink w:history="1" r:id="rIdpgs1osty-wb5_f8kuzl8v">
         <w:r>
           <w:rPr>
             <w:rStyle w:val="Hyperlink"/>
@@ -2902,7 +2902,7 @@
         </w:rPr>
         <w:t xml:space="preserve">4　</w:t>
       </w:r>
-      <w:hyperlink w:history="1" r:id="rIdllypfwhumcoe6pymyz8m-">
+      <w:hyperlink w:history="1" r:id="rIdste7lscw0t_navadhv4t_">
         <w:r>
           <w:rPr>
             <w:rStyle w:val="Hyperlink"/>
@@ -3598,7 +3598,7 @@
         </w:rPr>
         <w:t xml:space="preserve">1　</w:t>
       </w:r>
-      <w:hyperlink w:history="1" r:id="rIdq48fenynvtxnbvxdq2nun">
+      <w:hyperlink w:history="1" r:id="rId8d6sufzjw-so4gsqqcbl-">
         <w:r>
           <w:rPr>
             <w:rStyle w:val="Hyperlink"/>
@@ -3624,7 +3624,7 @@
         </w:rPr>
         <w:t xml:space="preserve">2　</w:t>
       </w:r>
-      <w:hyperlink w:history="1" r:id="rIdo2yqras8psnn12ijh-zvl">
+      <w:hyperlink w:history="1" r:id="rIdaty6eku11uayhewxubohk">
         <w:r>
           <w:rPr>
             <w:rStyle w:val="Hyperlink"/>
@@ -3650,7 +3650,7 @@
         </w:rPr>
         <w:t xml:space="preserve">3　</w:t>
       </w:r>
-      <w:hyperlink w:history="1" r:id="rIdosulp5mvxkcbrfslho-vo">
+      <w:hyperlink w:history="1" r:id="rIdvv6w-wf6yp-6lqzudba7z">
         <w:r>
           <w:rPr>
             <w:rStyle w:val="Hyperlink"/>
@@ -3676,7 +3676,7 @@
         </w:rPr>
         <w:t xml:space="preserve">4　</w:t>
       </w:r>
-      <w:hyperlink w:history="1" r:id="rIdan2qnjkkfz9dbt8va2_2v">
+      <w:hyperlink w:history="1" r:id="rId5aqsrn8rbmvzet64tuxiy">
         <w:r>
           <w:rPr>
             <w:rStyle w:val="Hyperlink"/>
@@ -3702,7 +3702,7 @@
         </w:rPr>
         <w:t xml:space="preserve">5　</w:t>
       </w:r>
-      <w:hyperlink w:history="1" r:id="rIdc_ot6po1deb6wjamcvtb2">
+      <w:hyperlink w:history="1" r:id="rIdmincpzxxkhacbbqkyufcz">
         <w:r>
           <w:rPr>
             <w:rStyle w:val="Hyperlink"/>
@@ -3728,7 +3728,7 @@
         </w:rPr>
         <w:t xml:space="preserve">6　</w:t>
       </w:r>
-      <w:hyperlink w:history="1" r:id="rIdomdko2feb4np-dontcs1a">
+      <w:hyperlink w:history="1" r:id="rIdtvvik9glcq9taugbrdja9">
         <w:r>
           <w:rPr>
             <w:rStyle w:val="Hyperlink"/>
@@ -3821,7 +3821,7 @@
         </w:rPr>
         <w:t xml:space="preserve">1　</w:t>
       </w:r>
-      <w:hyperlink w:history="1" r:id="rIdjz8ehiwso2qyjiauthi1t">
+      <w:hyperlink w:history="1" r:id="rIdkqkgqb1mscsn6xdqadeei">
         <w:r>
           <w:rPr>
             <w:rStyle w:val="Hyperlink"/>
@@ -4016,7 +4016,7 @@
         </w:rPr>
         <w:t xml:space="preserve">1　</w:t>
       </w:r>
-      <w:hyperlink w:history="1" r:id="rIdziytjn4t_qrbh1dy2elqx">
+      <w:hyperlink w:history="1" r:id="rId53zh16q6_vaetgzo5xyg_">
         <w:r>
           <w:rPr>
             <w:rStyle w:val="Hyperlink"/>
@@ -4042,7 +4042,7 @@
         </w:rPr>
         <w:t xml:space="preserve">2　</w:t>
       </w:r>
-      <w:hyperlink w:history="1" r:id="rIdmgofs9kkrfwwwazyuhhfd">
+      <w:hyperlink w:history="1" r:id="rIdffvigsoynzzmqh-hmyhbg">
         <w:r>
           <w:rPr>
             <w:rStyle w:val="Hyperlink"/>
@@ -4068,7 +4068,7 @@
         </w:rPr>
         <w:t xml:space="preserve">3　</w:t>
       </w:r>
-      <w:hyperlink w:history="1" r:id="rIdi6lcmiat5tg2im8r-wpoa">
+      <w:hyperlink w:history="1" r:id="rIdwokrhgpgtfsqlxejhoig5">
         <w:r>
           <w:rPr>
             <w:rStyle w:val="Hyperlink"/>
@@ -4094,7 +4094,7 @@
         </w:rPr>
         <w:t xml:space="preserve">4　</w:t>
       </w:r>
-      <w:hyperlink w:history="1" r:id="rIdwfng8gvyzxahhdofodiww">
+      <w:hyperlink w:history="1" r:id="rIdjh_vuwklqoa39gq3y5jkz">
         <w:r>
           <w:rPr>
             <w:rStyle w:val="Hyperlink"/>
@@ -4826,7 +4826,7 @@
         </w:rPr>
         <w:t xml:space="preserve">1　</w:t>
       </w:r>
-      <w:hyperlink w:history="1" r:id="rIddl-enog1ibqdjvmahslnp">
+      <w:hyperlink w:history="1" r:id="rIddwdg5e9jl64tipbdqj8rl">
         <w:r>
           <w:rPr>
             <w:rStyle w:val="Hyperlink"/>
@@ -4852,7 +4852,7 @@
         </w:rPr>
         <w:t xml:space="preserve">2　</w:t>
       </w:r>
-      <w:hyperlink w:history="1" r:id="rIdtkdkmp1msjtnwo9ufgex5">
+      <w:hyperlink w:history="1" r:id="rIdgveozsum__ou6bbv2mlly">
         <w:r>
           <w:rPr>
             <w:rStyle w:val="Hyperlink"/>
@@ -4878,7 +4878,7 @@
         </w:rPr>
         <w:t xml:space="preserve">3　</w:t>
       </w:r>
-      <w:hyperlink w:history="1" r:id="rId_xszfmv6bbd0bjc5aptyn">
+      <w:hyperlink w:history="1" r:id="rId36ilghftercvy9yfafqbd">
         <w:r>
           <w:rPr>
             <w:rStyle w:val="Hyperlink"/>
@@ -4904,7 +4904,7 @@
         </w:rPr>
         <w:t xml:space="preserve">4　</w:t>
       </w:r>
-      <w:hyperlink w:history="1" r:id="rId2brlgexcmxudccjrec1su">
+      <w:hyperlink w:history="1" r:id="rId8vpucx_zks59euiwzsv95">
         <w:r>
           <w:rPr>
             <w:rStyle w:val="Hyperlink"/>
@@ -4930,7 +4930,7 @@
         </w:rPr>
         <w:t xml:space="preserve">5　</w:t>
       </w:r>
-      <w:hyperlink w:history="1" r:id="rIdvwz3sovwgp4cq1re-qx0g">
+      <w:hyperlink w:history="1" r:id="rIdzevqtzpgdsbcrub6bfi27">
         <w:r>
           <w:rPr>
             <w:rStyle w:val="Hyperlink"/>
@@ -5526,7 +5526,7 @@
         </w:rPr>
         <w:t xml:space="preserve">1　</w:t>
       </w:r>
-      <w:hyperlink w:history="1" r:id="rId9wyk20fj7wn-piwq9zrrb">
+      <w:hyperlink w:history="1" r:id="rIds4-rfotouxvglezjjoou2">
         <w:r>
           <w:rPr>
             <w:rStyle w:val="Hyperlink"/>
@@ -5552,7 +5552,7 @@
         </w:rPr>
         <w:t xml:space="preserve">2　</w:t>
       </w:r>
-      <w:hyperlink w:history="1" r:id="rId63iwwzq-tmdsyyzrrvbiz">
+      <w:hyperlink w:history="1" r:id="rIdehxrrqt1a0oha-wsa8o1d">
         <w:r>
           <w:rPr>
             <w:rStyle w:val="Hyperlink"/>
@@ -5578,7 +5578,7 @@
         </w:rPr>
         <w:t xml:space="preserve">3　</w:t>
       </w:r>
-      <w:hyperlink w:history="1" r:id="rIddq_2j-jnx08pgnuhxg9wl">
+      <w:hyperlink w:history="1" r:id="rIdwkn1wayiwafss_prmfzjz">
         <w:r>
           <w:rPr>
             <w:rStyle w:val="Hyperlink"/>
@@ -5604,7 +5604,7 @@
         </w:rPr>
         <w:t xml:space="preserve">4　</w:t>
       </w:r>
-      <w:hyperlink w:history="1" r:id="rIdvsaxs_sm-fmwanhqyzhh9">
+      <w:hyperlink w:history="1" r:id="rIdidcmfpvda_887srelyozm">
         <w:r>
           <w:rPr>
             <w:rStyle w:val="Hyperlink"/>
@@ -5654,7 +5654,7 @@
           <w:sz w:val="22"/>
           <w:szCs w:val="22"/>
         </w:rPr>
-        <w:t xml:space="preserve">本校管理層負責確保校本學與教資源配合課程宗旨和目標，資源內容及資料必須正確、完整、客觀和持平。本校須設立校本監察機制，由</w:t>
+        <w:t xml:space="preserve">本校管理層負責確保校本學與教資源配合課程宗旨和目標，資源內容及資料必須正確、完整、客觀和持平。本校須設立／強化校本監察機制，由</w:t>
       </w:r>
       <w:r>
         <w:rPr>
@@ -6025,7 +6025,7 @@
         </w:rPr>
         <w:t xml:space="preserve">1　</w:t>
       </w:r>
-      <w:hyperlink w:history="1" r:id="rIdawd-lpfecani_zidmk2-d">
+      <w:hyperlink w:history="1" r:id="rIdqhgdr0kdkvuapyznypeka">
         <w:r>
           <w:rPr>
             <w:rStyle w:val="Hyperlink"/>
@@ -6051,7 +6051,7 @@
         </w:rPr>
         <w:t xml:space="preserve">2　</w:t>
       </w:r>
-      <w:hyperlink w:history="1" r:id="rId7i6tm0fmd5lmazjpfytqy">
+      <w:hyperlink w:history="1" r:id="rIdw5gjr_21inj18v3q9gucc">
         <w:r>
           <w:rPr>
             <w:rStyle w:val="Hyperlink"/>
@@ -6246,7 +6246,7 @@
         </w:rPr>
         <w:t xml:space="preserve">1, 2　</w:t>
       </w:r>
-      <w:hyperlink w:history="1" r:id="rIdkofqfe56wljf3g-n5usgj">
+      <w:hyperlink w:history="1" r:id="rIdhgqoem0tepg9c0vz-bsoi">
         <w:r>
           <w:rPr>
             <w:rStyle w:val="Hyperlink"/>
@@ -6390,7 +6390,7 @@
         </w:rPr>
         <w:t xml:space="preserve">1　</w:t>
       </w:r>
-      <w:hyperlink w:history="1" r:id="rIdtc-gux-kyv1jqed-h0l2m">
+      <w:hyperlink w:history="1" r:id="rIdqmuz6d7gvwtxcb6ojc6x-">
         <w:r>
           <w:rPr>
             <w:rStyle w:val="Hyperlink"/>
@@ -6416,7 +6416,7 @@
         </w:rPr>
         <w:t xml:space="preserve">2　</w:t>
       </w:r>
-      <w:hyperlink w:history="1" r:id="rIdv4dv7uuf02tdrkf6ylgpl">
+      <w:hyperlink w:history="1" r:id="rIdqnj51csrhzv2encwn7yur">
         <w:r>
           <w:rPr>
             <w:rStyle w:val="Hyperlink"/>

--- a/dev/checklists/qa_inspection/本校質素保證與視學政策_學校版_DRAFT.docx
+++ b/dev/checklists/qa_inspection/本校質素保證與視學政策_學校版_DRAFT.docx
@@ -225,23 +225,6 @@
       <w:r>
         <w:rPr>
           <w:rFonts w:ascii="Microsoft JhengHei" w:cs="Microsoft JhengHei" w:eastAsia="Microsoft JhengHei" w:hAnsi="Microsoft JhengHei"/>
-          <w:sz w:val="22"/>
-          <w:szCs w:val="22"/>
-          <w:shd w:fill="FFF2B8" w:val="clear"/>
-        </w:rPr>
-        <w:t xml:space="preserve">法團校董會</w:t>
-      </w:r>
-      <w:r>
-        <w:rPr>
-          <w:rFonts w:ascii="Microsoft JhengHei" w:cs="Microsoft JhengHei" w:eastAsia="Microsoft JhengHei" w:hAnsi="Microsoft JhengHei"/>
-          <w:sz w:val="22"/>
-          <w:szCs w:val="22"/>
-        </w:rPr>
-        <w:t xml:space="preserve">為本校最高管治機構，負責監督學校整體運作，確保校政依法施行。</w:t>
-      </w:r>
-      <w:r>
-        <w:rPr>
-          <w:rFonts w:ascii="Microsoft JhengHei" w:cs="Microsoft JhengHei" w:eastAsia="Microsoft JhengHei" w:hAnsi="Microsoft JhengHei"/>
           <w:color w:val="1F4E36"/>
           <w:sz w:val="16"/>
           <w:szCs w:val="16"/>
@@ -282,6 +265,1061 @@
           <w:vertAlign w:val="superscript"/>
         </w:rPr>
         <w:t xml:space="preserve">2</w:t>
+      </w:r>
+    </w:p>
+    <w:tbl>
+      <w:tblPr>
+        <w:tblW w:type="dxa" w:w="9026"/>
+        <w:tblBorders>
+          <w:top w:val="single" w:color="auto" w:sz="4"/>
+          <w:left w:val="single" w:color="auto" w:sz="4"/>
+          <w:bottom w:val="single" w:color="auto" w:sz="4"/>
+          <w:right w:val="single" w:color="auto" w:sz="4"/>
+          <w:insideH w:val="single" w:color="auto" w:sz="4"/>
+          <w:insideV w:val="single" w:color="auto" w:sz="4"/>
+        </w:tblBorders>
+      </w:tblPr>
+      <w:tblGrid>
+        <w:gridCol w:w="4513"/>
+        <w:gridCol w:w="4513"/>
+      </w:tblGrid>
+      <w:tr>
+        <w:tc>
+          <w:tcPr>
+            <w:tcW w:type="dxa" w:w="4513"/>
+            <w:tcBorders>
+              <w:top w:val="single" w:color="BBBBBB" w:sz="1"/>
+              <w:left w:val="single" w:color="BBBBBB" w:sz="1"/>
+              <w:bottom w:val="single" w:color="BBBBBB" w:sz="1"/>
+              <w:right w:val="single" w:color="BBBBBB" w:sz="1"/>
+            </w:tcBorders>
+            <w:shd w:fill="EFEFEF" w:val="clear"/>
+            <w:tcMar>
+              <w:top w:type="dxa" w:w="80"/>
+              <w:left w:type="dxa" w:w="120"/>
+              <w:bottom w:type="dxa" w:w="80"/>
+              <w:right w:type="dxa" w:w="120"/>
+            </w:tcMar>
+          </w:tcPr>
+          <w:p>
+            <w:r>
+              <w:rPr>
+                <w:rFonts w:ascii="Microsoft JhengHei" w:cs="Microsoft JhengHei" w:eastAsia="Microsoft JhengHei" w:hAnsi="Microsoft JhengHei"/>
+                <w:b/>
+                <w:bCs/>
+                <w:sz w:val="20"/>
+                <w:szCs w:val="20"/>
+              </w:rPr>
+              <w:t xml:space="preserve">範疇</w:t>
+            </w:r>
+          </w:p>
+        </w:tc>
+        <w:tc>
+          <w:tcPr>
+            <w:tcW w:type="dxa" w:w="4513"/>
+            <w:tcBorders>
+              <w:top w:val="single" w:color="BBBBBB" w:sz="1"/>
+              <w:left w:val="single" w:color="BBBBBB" w:sz="1"/>
+              <w:bottom w:val="single" w:color="BBBBBB" w:sz="1"/>
+              <w:right w:val="single" w:color="BBBBBB" w:sz="1"/>
+            </w:tcBorders>
+            <w:shd w:fill="EFEFEF" w:val="clear"/>
+            <w:tcMar>
+              <w:top w:type="dxa" w:w="80"/>
+              <w:left w:type="dxa" w:w="120"/>
+              <w:bottom w:type="dxa" w:w="80"/>
+              <w:right w:type="dxa" w:w="120"/>
+            </w:tcMar>
+          </w:tcPr>
+          <w:p>
+            <w:r>
+              <w:rPr>
+                <w:rFonts w:ascii="Microsoft JhengHei" w:cs="Microsoft JhengHei" w:eastAsia="Microsoft JhengHei" w:hAnsi="Microsoft JhengHei"/>
+                <w:b/>
+                <w:bCs/>
+                <w:sz w:val="20"/>
+                <w:szCs w:val="20"/>
+              </w:rPr>
+              <w:t xml:space="preserve">具體要求</w:t>
+            </w:r>
+          </w:p>
+        </w:tc>
+      </w:tr>
+      <w:tr>
+        <w:tc>
+          <w:tcPr>
+            <w:tcW w:type="dxa" w:w="4513"/>
+            <w:tcBorders>
+              <w:top w:val="single" w:color="BBBBBB" w:sz="1"/>
+              <w:left w:val="single" w:color="BBBBBB" w:sz="1"/>
+              <w:bottom w:val="single" w:color="BBBBBB" w:sz="1"/>
+              <w:right w:val="single" w:color="BBBBBB" w:sz="1"/>
+            </w:tcBorders>
+            <w:tcMar>
+              <w:top w:type="dxa" w:w="80"/>
+              <w:left w:type="dxa" w:w="120"/>
+              <w:bottom w:type="dxa" w:w="80"/>
+              <w:right w:type="dxa" w:w="120"/>
+            </w:tcMar>
+          </w:tcPr>
+          <w:p>
+            <w:r>
+              <w:rPr>
+                <w:rFonts w:ascii="Microsoft JhengHei" w:cs="Microsoft JhengHei" w:eastAsia="Microsoft JhengHei" w:hAnsi="Microsoft JhengHei"/>
+                <w:sz w:val="20"/>
+                <w:szCs w:val="20"/>
+              </w:rPr>
+              <w:t xml:space="preserve">員工考績制度</w:t>
+            </w:r>
+          </w:p>
+        </w:tc>
+        <w:tc>
+          <w:tcPr>
+            <w:tcW w:type="dxa" w:w="4513"/>
+            <w:tcBorders>
+              <w:top w:val="single" w:color="BBBBBB" w:sz="1"/>
+              <w:left w:val="single" w:color="BBBBBB" w:sz="1"/>
+              <w:bottom w:val="single" w:color="BBBBBB" w:sz="1"/>
+              <w:right w:val="single" w:color="BBBBBB" w:sz="1"/>
+            </w:tcBorders>
+            <w:tcMar>
+              <w:top w:type="dxa" w:w="80"/>
+              <w:left w:type="dxa" w:w="120"/>
+              <w:bottom w:type="dxa" w:w="80"/>
+              <w:right w:type="dxa" w:w="120"/>
+            </w:tcMar>
+          </w:tcPr>
+          <w:p>
+            <w:r>
+              <w:rPr>
+                <w:rFonts w:ascii="Microsoft JhengHei" w:cs="Microsoft JhengHei" w:eastAsia="Microsoft JhengHei" w:hAnsi="Microsoft JhengHei"/>
+                <w:sz w:val="20"/>
+                <w:szCs w:val="20"/>
+              </w:rPr>
+              <w:t xml:space="preserve">發展一套正規程序，並提供所需資源，以推行員工考績</w:t>
+            </w:r>
+          </w:p>
+        </w:tc>
+      </w:tr>
+      <w:tr>
+        <w:tc>
+          <w:tcPr>
+            <w:tcW w:type="dxa" w:w="4513"/>
+            <w:tcBorders>
+              <w:top w:val="single" w:color="BBBBBB" w:sz="1"/>
+              <w:left w:val="single" w:color="BBBBBB" w:sz="1"/>
+              <w:bottom w:val="single" w:color="BBBBBB" w:sz="1"/>
+              <w:right w:val="single" w:color="BBBBBB" w:sz="1"/>
+            </w:tcBorders>
+            <w:tcMar>
+              <w:top w:type="dxa" w:w="80"/>
+              <w:left w:type="dxa" w:w="120"/>
+              <w:bottom w:type="dxa" w:w="80"/>
+              <w:right w:type="dxa" w:w="120"/>
+            </w:tcMar>
+          </w:tcPr>
+          <w:p>
+            <w:r>
+              <w:rPr>
+                <w:rFonts w:ascii="Microsoft JhengHei" w:cs="Microsoft JhengHei" w:eastAsia="Microsoft JhengHei" w:hAnsi="Microsoft JhengHei"/>
+                <w:sz w:val="20"/>
+                <w:szCs w:val="20"/>
+              </w:rPr>
+              <w:t xml:space="preserve">員工發展計劃</w:t>
+            </w:r>
+          </w:p>
+        </w:tc>
+        <w:tc>
+          <w:tcPr>
+            <w:tcW w:type="dxa" w:w="4513"/>
+            <w:tcBorders>
+              <w:top w:val="single" w:color="BBBBBB" w:sz="1"/>
+              <w:left w:val="single" w:color="BBBBBB" w:sz="1"/>
+              <w:bottom w:val="single" w:color="BBBBBB" w:sz="1"/>
+              <w:right w:val="single" w:color="BBBBBB" w:sz="1"/>
+            </w:tcBorders>
+            <w:tcMar>
+              <w:top w:type="dxa" w:w="80"/>
+              <w:left w:type="dxa" w:w="120"/>
+              <w:bottom w:type="dxa" w:w="80"/>
+              <w:right w:type="dxa" w:w="120"/>
+            </w:tcMar>
+          </w:tcPr>
+          <w:p>
+            <w:r>
+              <w:rPr>
+                <w:rFonts w:ascii="Microsoft JhengHei" w:cs="Microsoft JhengHei" w:eastAsia="Microsoft JhengHei" w:hAnsi="Microsoft JhengHei"/>
+                <w:sz w:val="20"/>
+                <w:szCs w:val="20"/>
+              </w:rPr>
+              <w:t xml:space="preserve">制訂一套員工發展計劃，以應教師的需要</w:t>
+            </w:r>
+          </w:p>
+        </w:tc>
+      </w:tr>
+    </w:tbl>
+    <w:p>
+      <w:pPr>
+        <w:spacing w:after="40"/>
+      </w:pPr>
+      <w:r>
+        <w:rPr>
+          <w:rFonts w:ascii="Microsoft JhengHei" w:cs="Microsoft JhengHei" w:eastAsia="Microsoft JhengHei" w:hAnsi="Microsoft JhengHei"/>
+          <w:sz w:val="22"/>
+          <w:szCs w:val="22"/>
+        </w:rPr>
+        <w:t xml:space="preserve"/>
+      </w:r>
+    </w:p>
+    <w:p>
+      <w:pPr>
+        <w:spacing w:after="60" w:before="220"/>
+      </w:pPr>
+      <w:r>
+        <w:rPr>
+          <w:rFonts w:ascii="Microsoft JhengHei" w:cs="Microsoft JhengHei" w:eastAsia="Microsoft JhengHei" w:hAnsi="Microsoft JhengHei"/>
+          <w:b/>
+          <w:bCs/>
+          <w:color w:val="1F4E36"/>
+          <w:sz w:val="22"/>
+          <w:szCs w:val="22"/>
+        </w:rPr>
+        <w:t xml:space="preserve">本章出處</w:t>
+      </w:r>
+    </w:p>
+    <w:p>
+      <w:pPr>
+        <w:spacing w:after="20"/>
+        <w:ind w:left="420" w:hanging="420"/>
+      </w:pPr>
+      <w:r>
+        <w:rPr>
+          <w:rFonts w:ascii="Microsoft JhengHei" w:cs="Microsoft JhengHei" w:eastAsia="Microsoft JhengHei" w:hAnsi="Microsoft JhengHei"/>
+          <w:color w:val="555555"/>
+          <w:sz w:val="18"/>
+          <w:szCs w:val="18"/>
+        </w:rPr>
+        <w:t xml:space="preserve">1, 2　</w:t>
+      </w:r>
+      <w:hyperlink w:history="1" r:id="rIdsya8pieqp7uqumcah_w1f">
+        <w:r>
+          <w:rPr>
+            <w:rStyle w:val="Hyperlink"/>
+            <w:rFonts w:ascii="Microsoft JhengHei" w:cs="Microsoft JhengHei" w:eastAsia="Microsoft JhengHei" w:hAnsi="Microsoft JhengHei"/>
+            <w:sz w:val="18"/>
+            <w:szCs w:val="18"/>
+          </w:rPr>
+          <w:t xml:space="preserve">《學校行政手冊（2025年11月版）》第 14 頁</w:t>
+        </w:r>
+      </w:hyperlink>
+    </w:p>
+    <w:p>
+      <w:pPr>
+        <w:pStyle w:val="Heading1"/>
+        <w:pageBreakBefore/>
+        <w:spacing w:after="100"/>
+      </w:pPr>
+      <w:r>
+        <w:rPr>
+          <w:rFonts w:ascii="Microsoft JhengHei" w:cs="Microsoft JhengHei" w:eastAsia="Microsoft JhengHei" w:hAnsi="Microsoft JhengHei"/>
+          <w:b/>
+          <w:bCs/>
+          <w:sz w:val="28"/>
+          <w:szCs w:val="28"/>
+        </w:rPr>
+        <w:t xml:space="preserve">undefined. undefined</w:t>
+      </w:r>
+    </w:p>
+    <w:p>
+      <w:pPr>
+        <w:spacing w:after="60" w:before="120"/>
+        <w:ind w:left="480" w:hanging="480"/>
+      </w:pPr>
+      <w:r>
+        <w:rPr>
+          <w:rFonts w:ascii="Microsoft JhengHei" w:cs="Microsoft JhengHei" w:eastAsia="Microsoft JhengHei" w:hAnsi="Microsoft JhengHei"/>
+          <w:b/>
+          <w:bCs/>
+          <w:sz w:val="22"/>
+          <w:szCs w:val="22"/>
+        </w:rPr>
+        <w:t xml:space="preserve">undefined.1　</w:t>
+      </w:r>
+      <w:r>
+        <w:rPr>
+          <w:rFonts w:ascii="Microsoft JhengHei" w:cs="Microsoft JhengHei" w:eastAsia="Microsoft JhengHei" w:hAnsi="Microsoft JhengHei"/>
+          <w:sz w:val="22"/>
+          <w:szCs w:val="22"/>
+        </w:rPr>
+        <w:t xml:space="preserve">本校須按學校發展和學生需要，有系統地制訂學校發展計劃，並通過學校報告向主要持份者及教育局匯報學校表現和進展。學校發展計劃一般以</w:t>
+      </w:r>
+      <w:r>
+        <w:rPr>
+          <w:rFonts w:ascii="Microsoft JhengHei" w:cs="Microsoft JhengHei" w:eastAsia="Microsoft JhengHei" w:hAnsi="Microsoft JhengHei"/>
+          <w:sz w:val="22"/>
+          <w:szCs w:val="22"/>
+          <w:shd w:fill="FFF2B8" w:val="clear"/>
+        </w:rPr>
+        <w:t xml:space="preserve">三年</w:t>
+      </w:r>
+      <w:r>
+        <w:rPr>
+          <w:rFonts w:ascii="Microsoft JhengHei" w:cs="Microsoft JhengHei" w:eastAsia="Microsoft JhengHei" w:hAnsi="Microsoft JhengHei"/>
+          <w:sz w:val="22"/>
+          <w:szCs w:val="22"/>
+        </w:rPr>
+        <w:t xml:space="preserve">為發展周期，主要內容包括以下各項：</w:t>
+      </w:r>
+      <w:r>
+        <w:rPr>
+          <w:rFonts w:ascii="Microsoft JhengHei" w:cs="Microsoft JhengHei" w:eastAsia="Microsoft JhengHei" w:hAnsi="Microsoft JhengHei"/>
+          <w:color w:val="1F4E36"/>
+          <w:sz w:val="16"/>
+          <w:szCs w:val="16"/>
+          <w:vertAlign w:val="superscript"/>
+        </w:rPr>
+        <w:t xml:space="preserve">1</w:t>
+      </w:r>
+      <w:r>
+        <w:rPr>
+          <w:rFonts w:ascii="Microsoft JhengHei" w:cs="Microsoft JhengHei" w:eastAsia="Microsoft JhengHei" w:hAnsi="Microsoft JhengHei"/>
+          <w:sz w:val="22"/>
+          <w:szCs w:val="22"/>
+        </w:rPr>
+        <w:t xml:space="preserve"> </w:t>
+      </w:r>
+      <w:r>
+        <w:rPr>
+          <w:rFonts w:ascii="Microsoft JhengHei" w:cs="Microsoft JhengHei" w:eastAsia="Microsoft JhengHei" w:hAnsi="Microsoft JhengHei"/>
+          <w:color w:val="1F4E36"/>
+          <w:sz w:val="16"/>
+          <w:szCs w:val="16"/>
+          <w:vertAlign w:val="superscript"/>
+        </w:rPr>
+        <w:t xml:space="preserve">2</w:t>
+      </w:r>
+    </w:p>
+    <w:tbl>
+      <w:tblPr>
+        <w:tblW w:type="dxa" w:w="9026"/>
+        <w:tblBorders>
+          <w:top w:val="single" w:color="auto" w:sz="4"/>
+          <w:left w:val="single" w:color="auto" w:sz="4"/>
+          <w:bottom w:val="single" w:color="auto" w:sz="4"/>
+          <w:right w:val="single" w:color="auto" w:sz="4"/>
+          <w:insideH w:val="single" w:color="auto" w:sz="4"/>
+          <w:insideV w:val="single" w:color="auto" w:sz="4"/>
+        </w:tblBorders>
+      </w:tblPr>
+      <w:tblGrid>
+        <w:gridCol w:w="4513"/>
+        <w:gridCol w:w="4513"/>
+      </w:tblGrid>
+      <w:tr>
+        <w:tc>
+          <w:tcPr>
+            <w:tcW w:type="dxa" w:w="4513"/>
+            <w:tcBorders>
+              <w:top w:val="single" w:color="BBBBBB" w:sz="1"/>
+              <w:left w:val="single" w:color="BBBBBB" w:sz="1"/>
+              <w:bottom w:val="single" w:color="BBBBBB" w:sz="1"/>
+              <w:right w:val="single" w:color="BBBBBB" w:sz="1"/>
+            </w:tcBorders>
+            <w:shd w:fill="EFEFEF" w:val="clear"/>
+            <w:tcMar>
+              <w:top w:type="dxa" w:w="80"/>
+              <w:left w:type="dxa" w:w="120"/>
+              <w:bottom w:type="dxa" w:w="80"/>
+              <w:right w:type="dxa" w:w="120"/>
+            </w:tcMar>
+          </w:tcPr>
+          <w:p>
+            <w:r>
+              <w:rPr>
+                <w:rFonts w:ascii="Microsoft JhengHei" w:cs="Microsoft JhengHei" w:eastAsia="Microsoft JhengHei" w:hAnsi="Microsoft JhengHei"/>
+                <w:b/>
+                <w:bCs/>
+                <w:sz w:val="20"/>
+                <w:szCs w:val="20"/>
+              </w:rPr>
+              <w:t xml:space="preserve">項次</w:t>
+            </w:r>
+          </w:p>
+        </w:tc>
+        <w:tc>
+          <w:tcPr>
+            <w:tcW w:type="dxa" w:w="4513"/>
+            <w:tcBorders>
+              <w:top w:val="single" w:color="BBBBBB" w:sz="1"/>
+              <w:left w:val="single" w:color="BBBBBB" w:sz="1"/>
+              <w:bottom w:val="single" w:color="BBBBBB" w:sz="1"/>
+              <w:right w:val="single" w:color="BBBBBB" w:sz="1"/>
+            </w:tcBorders>
+            <w:shd w:fill="EFEFEF" w:val="clear"/>
+            <w:tcMar>
+              <w:top w:type="dxa" w:w="80"/>
+              <w:left w:type="dxa" w:w="120"/>
+              <w:bottom w:type="dxa" w:w="80"/>
+              <w:right w:type="dxa" w:w="120"/>
+            </w:tcMar>
+          </w:tcPr>
+          <w:p>
+            <w:r>
+              <w:rPr>
+                <w:rFonts w:ascii="Microsoft JhengHei" w:cs="Microsoft JhengHei" w:eastAsia="Microsoft JhengHei" w:hAnsi="Microsoft JhengHei"/>
+                <w:b/>
+                <w:bCs/>
+                <w:sz w:val="20"/>
+                <w:szCs w:val="20"/>
+              </w:rPr>
+              <w:t xml:space="preserve">主要內容</w:t>
+            </w:r>
+          </w:p>
+        </w:tc>
+      </w:tr>
+      <w:tr>
+        <w:tc>
+          <w:tcPr>
+            <w:tcW w:type="dxa" w:w="4513"/>
+            <w:tcBorders>
+              <w:top w:val="single" w:color="BBBBBB" w:sz="1"/>
+              <w:left w:val="single" w:color="BBBBBB" w:sz="1"/>
+              <w:bottom w:val="single" w:color="BBBBBB" w:sz="1"/>
+              <w:right w:val="single" w:color="BBBBBB" w:sz="1"/>
+            </w:tcBorders>
+            <w:tcMar>
+              <w:top w:type="dxa" w:w="80"/>
+              <w:left w:type="dxa" w:w="120"/>
+              <w:bottom w:type="dxa" w:w="80"/>
+              <w:right w:type="dxa" w:w="120"/>
+            </w:tcMar>
+          </w:tcPr>
+          <w:p>
+            <w:r>
+              <w:rPr>
+                <w:rFonts w:ascii="Microsoft JhengHei" w:cs="Microsoft JhengHei" w:eastAsia="Microsoft JhengHei" w:hAnsi="Microsoft JhengHei"/>
+                <w:sz w:val="20"/>
+                <w:szCs w:val="20"/>
+              </w:rPr>
+              <w:t xml:space="preserve">1</w:t>
+            </w:r>
+          </w:p>
+        </w:tc>
+        <w:tc>
+          <w:tcPr>
+            <w:tcW w:type="dxa" w:w="4513"/>
+            <w:tcBorders>
+              <w:top w:val="single" w:color="BBBBBB" w:sz="1"/>
+              <w:left w:val="single" w:color="BBBBBB" w:sz="1"/>
+              <w:bottom w:val="single" w:color="BBBBBB" w:sz="1"/>
+              <w:right w:val="single" w:color="BBBBBB" w:sz="1"/>
+            </w:tcBorders>
+            <w:tcMar>
+              <w:top w:type="dxa" w:w="80"/>
+              <w:left w:type="dxa" w:w="120"/>
+              <w:bottom w:type="dxa" w:w="80"/>
+              <w:right w:type="dxa" w:w="120"/>
+            </w:tcMar>
+          </w:tcPr>
+          <w:p>
+            <w:r>
+              <w:rPr>
+                <w:rFonts w:ascii="Microsoft JhengHei" w:cs="Microsoft JhengHei" w:eastAsia="Microsoft JhengHei" w:hAnsi="Microsoft JhengHei"/>
+                <w:sz w:val="20"/>
+                <w:szCs w:val="20"/>
+              </w:rPr>
+              <w:t xml:space="preserve">學校抱負和使命</w:t>
+            </w:r>
+          </w:p>
+        </w:tc>
+      </w:tr>
+      <w:tr>
+        <w:tc>
+          <w:tcPr>
+            <w:tcW w:type="dxa" w:w="4513"/>
+            <w:tcBorders>
+              <w:top w:val="single" w:color="BBBBBB" w:sz="1"/>
+              <w:left w:val="single" w:color="BBBBBB" w:sz="1"/>
+              <w:bottom w:val="single" w:color="BBBBBB" w:sz="1"/>
+              <w:right w:val="single" w:color="BBBBBB" w:sz="1"/>
+            </w:tcBorders>
+            <w:tcMar>
+              <w:top w:type="dxa" w:w="80"/>
+              <w:left w:type="dxa" w:w="120"/>
+              <w:bottom w:type="dxa" w:w="80"/>
+              <w:right w:type="dxa" w:w="120"/>
+            </w:tcMar>
+          </w:tcPr>
+          <w:p>
+            <w:r>
+              <w:rPr>
+                <w:rFonts w:ascii="Microsoft JhengHei" w:cs="Microsoft JhengHei" w:eastAsia="Microsoft JhengHei" w:hAnsi="Microsoft JhengHei"/>
+                <w:sz w:val="20"/>
+                <w:szCs w:val="20"/>
+              </w:rPr>
+              <w:t xml:space="preserve">2</w:t>
+            </w:r>
+          </w:p>
+        </w:tc>
+        <w:tc>
+          <w:tcPr>
+            <w:tcW w:type="dxa" w:w="4513"/>
+            <w:tcBorders>
+              <w:top w:val="single" w:color="BBBBBB" w:sz="1"/>
+              <w:left w:val="single" w:color="BBBBBB" w:sz="1"/>
+              <w:bottom w:val="single" w:color="BBBBBB" w:sz="1"/>
+              <w:right w:val="single" w:color="BBBBBB" w:sz="1"/>
+            </w:tcBorders>
+            <w:tcMar>
+              <w:top w:type="dxa" w:w="80"/>
+              <w:left w:type="dxa" w:w="120"/>
+              <w:bottom w:type="dxa" w:w="80"/>
+              <w:right w:type="dxa" w:w="120"/>
+            </w:tcMar>
+          </w:tcPr>
+          <w:p>
+            <w:r>
+              <w:rPr>
+                <w:rFonts w:ascii="Microsoft JhengHei" w:cs="Microsoft JhengHei" w:eastAsia="Microsoft JhengHei" w:hAnsi="Microsoft JhengHei"/>
+                <w:sz w:val="20"/>
+                <w:szCs w:val="20"/>
+              </w:rPr>
+              <w:t xml:space="preserve">辦學目標</w:t>
+            </w:r>
+          </w:p>
+        </w:tc>
+      </w:tr>
+      <w:tr>
+        <w:tc>
+          <w:tcPr>
+            <w:tcW w:type="dxa" w:w="4513"/>
+            <w:tcBorders>
+              <w:top w:val="single" w:color="BBBBBB" w:sz="1"/>
+              <w:left w:val="single" w:color="BBBBBB" w:sz="1"/>
+              <w:bottom w:val="single" w:color="BBBBBB" w:sz="1"/>
+              <w:right w:val="single" w:color="BBBBBB" w:sz="1"/>
+            </w:tcBorders>
+            <w:tcMar>
+              <w:top w:type="dxa" w:w="80"/>
+              <w:left w:type="dxa" w:w="120"/>
+              <w:bottom w:type="dxa" w:w="80"/>
+              <w:right w:type="dxa" w:w="120"/>
+            </w:tcMar>
+          </w:tcPr>
+          <w:p>
+            <w:r>
+              <w:rPr>
+                <w:rFonts w:ascii="Microsoft JhengHei" w:cs="Microsoft JhengHei" w:eastAsia="Microsoft JhengHei" w:hAnsi="Microsoft JhengHei"/>
+                <w:sz w:val="20"/>
+                <w:szCs w:val="20"/>
+              </w:rPr>
+              <w:t xml:space="preserve">3</w:t>
+            </w:r>
+          </w:p>
+        </w:tc>
+        <w:tc>
+          <w:tcPr>
+            <w:tcW w:type="dxa" w:w="4513"/>
+            <w:tcBorders>
+              <w:top w:val="single" w:color="BBBBBB" w:sz="1"/>
+              <w:left w:val="single" w:color="BBBBBB" w:sz="1"/>
+              <w:bottom w:val="single" w:color="BBBBBB" w:sz="1"/>
+              <w:right w:val="single" w:color="BBBBBB" w:sz="1"/>
+            </w:tcBorders>
+            <w:tcMar>
+              <w:top w:type="dxa" w:w="80"/>
+              <w:left w:type="dxa" w:w="120"/>
+              <w:bottom w:type="dxa" w:w="80"/>
+              <w:right w:type="dxa" w:w="120"/>
+            </w:tcMar>
+          </w:tcPr>
+          <w:p>
+            <w:r>
+              <w:rPr>
+                <w:rFonts w:ascii="Microsoft JhengHei" w:cs="Microsoft JhengHei" w:eastAsia="Microsoft JhengHei" w:hAnsi="Microsoft JhengHei"/>
+                <w:sz w:val="20"/>
+                <w:szCs w:val="20"/>
+              </w:rPr>
+              <w:t xml:space="preserve">校訓</w:t>
+            </w:r>
+          </w:p>
+        </w:tc>
+      </w:tr>
+      <w:tr>
+        <w:tc>
+          <w:tcPr>
+            <w:tcW w:type="dxa" w:w="4513"/>
+            <w:tcBorders>
+              <w:top w:val="single" w:color="BBBBBB" w:sz="1"/>
+              <w:left w:val="single" w:color="BBBBBB" w:sz="1"/>
+              <w:bottom w:val="single" w:color="BBBBBB" w:sz="1"/>
+              <w:right w:val="single" w:color="BBBBBB" w:sz="1"/>
+            </w:tcBorders>
+            <w:tcMar>
+              <w:top w:type="dxa" w:w="80"/>
+              <w:left w:type="dxa" w:w="120"/>
+              <w:bottom w:type="dxa" w:w="80"/>
+              <w:right w:type="dxa" w:w="120"/>
+            </w:tcMar>
+          </w:tcPr>
+          <w:p>
+            <w:r>
+              <w:rPr>
+                <w:rFonts w:ascii="Microsoft JhengHei" w:cs="Microsoft JhengHei" w:eastAsia="Microsoft JhengHei" w:hAnsi="Microsoft JhengHei"/>
+                <w:sz w:val="20"/>
+                <w:szCs w:val="20"/>
+              </w:rPr>
+              <w:t xml:space="preserve">4</w:t>
+            </w:r>
+          </w:p>
+        </w:tc>
+        <w:tc>
+          <w:tcPr>
+            <w:tcW w:type="dxa" w:w="4513"/>
+            <w:tcBorders>
+              <w:top w:val="single" w:color="BBBBBB" w:sz="1"/>
+              <w:left w:val="single" w:color="BBBBBB" w:sz="1"/>
+              <w:bottom w:val="single" w:color="BBBBBB" w:sz="1"/>
+              <w:right w:val="single" w:color="BBBBBB" w:sz="1"/>
+            </w:tcBorders>
+            <w:tcMar>
+              <w:top w:type="dxa" w:w="80"/>
+              <w:left w:type="dxa" w:w="120"/>
+              <w:bottom w:type="dxa" w:w="80"/>
+              <w:right w:type="dxa" w:w="120"/>
+            </w:tcMar>
+          </w:tcPr>
+          <w:p>
+            <w:r>
+              <w:rPr>
+                <w:rFonts w:ascii="Microsoft JhengHei" w:cs="Microsoft JhengHei" w:eastAsia="Microsoft JhengHei" w:hAnsi="Microsoft JhengHei"/>
+                <w:sz w:val="20"/>
+                <w:szCs w:val="20"/>
+              </w:rPr>
+              <w:t xml:space="preserve">學校表現的整體檢視</w:t>
+            </w:r>
+          </w:p>
+        </w:tc>
+      </w:tr>
+      <w:tr>
+        <w:tc>
+          <w:tcPr>
+            <w:tcW w:type="dxa" w:w="4513"/>
+            <w:tcBorders>
+              <w:top w:val="single" w:color="BBBBBB" w:sz="1"/>
+              <w:left w:val="single" w:color="BBBBBB" w:sz="1"/>
+              <w:bottom w:val="single" w:color="BBBBBB" w:sz="1"/>
+              <w:right w:val="single" w:color="BBBBBB" w:sz="1"/>
+            </w:tcBorders>
+            <w:tcMar>
+              <w:top w:type="dxa" w:w="80"/>
+              <w:left w:type="dxa" w:w="120"/>
+              <w:bottom w:type="dxa" w:w="80"/>
+              <w:right w:type="dxa" w:w="120"/>
+            </w:tcMar>
+          </w:tcPr>
+          <w:p>
+            <w:r>
+              <w:rPr>
+                <w:rFonts w:ascii="Microsoft JhengHei" w:cs="Microsoft JhengHei" w:eastAsia="Microsoft JhengHei" w:hAnsi="Microsoft JhengHei"/>
+                <w:sz w:val="20"/>
+                <w:szCs w:val="20"/>
+              </w:rPr>
+              <w:t xml:space="preserve">5</w:t>
+            </w:r>
+          </w:p>
+        </w:tc>
+        <w:tc>
+          <w:tcPr>
+            <w:tcW w:type="dxa" w:w="4513"/>
+            <w:tcBorders>
+              <w:top w:val="single" w:color="BBBBBB" w:sz="1"/>
+              <w:left w:val="single" w:color="BBBBBB" w:sz="1"/>
+              <w:bottom w:val="single" w:color="BBBBBB" w:sz="1"/>
+              <w:right w:val="single" w:color="BBBBBB" w:sz="1"/>
+            </w:tcBorders>
+            <w:tcMar>
+              <w:top w:type="dxa" w:w="80"/>
+              <w:left w:type="dxa" w:w="120"/>
+              <w:bottom w:type="dxa" w:w="80"/>
+              <w:right w:type="dxa" w:w="120"/>
+            </w:tcMar>
+          </w:tcPr>
+          <w:p>
+            <w:r>
+              <w:rPr>
+                <w:rFonts w:ascii="Microsoft JhengHei" w:cs="Microsoft JhengHei" w:eastAsia="Microsoft JhengHei" w:hAnsi="Microsoft JhengHei"/>
+                <w:sz w:val="20"/>
+                <w:szCs w:val="20"/>
+              </w:rPr>
+              <w:t xml:space="preserve">關注事項</w:t>
+            </w:r>
+          </w:p>
+        </w:tc>
+      </w:tr>
+    </w:tbl>
+    <w:p>
+      <w:pPr>
+        <w:spacing w:after="40"/>
+      </w:pPr>
+      <w:r>
+        <w:rPr>
+          <w:rFonts w:ascii="Microsoft JhengHei" w:cs="Microsoft JhengHei" w:eastAsia="Microsoft JhengHei" w:hAnsi="Microsoft JhengHei"/>
+          <w:sz w:val="22"/>
+          <w:szCs w:val="22"/>
+        </w:rPr>
+        <w:t xml:space="preserve"/>
+      </w:r>
+    </w:p>
+    <w:p>
+      <w:pPr>
+        <w:spacing w:after="60" w:before="120"/>
+        <w:ind w:left="480" w:hanging="480"/>
+      </w:pPr>
+      <w:r>
+        <w:rPr>
+          <w:rFonts w:ascii="Microsoft JhengHei" w:cs="Microsoft JhengHei" w:eastAsia="Microsoft JhengHei" w:hAnsi="Microsoft JhengHei"/>
+          <w:b/>
+          <w:bCs/>
+          <w:sz w:val="22"/>
+          <w:szCs w:val="22"/>
+        </w:rPr>
+        <w:t xml:space="preserve">undefined.2　</w:t>
+      </w:r>
+      <w:r>
+        <w:rPr>
+          <w:rFonts w:ascii="Microsoft JhengHei" w:cs="Microsoft JhengHei" w:eastAsia="Microsoft JhengHei" w:hAnsi="Microsoft JhengHei"/>
+          <w:sz w:val="22"/>
+          <w:szCs w:val="22"/>
+        </w:rPr>
+        <w:t xml:space="preserve">於二○二二／二三學年，本校應繼續按</w:t>
+      </w:r>
+      <w:r>
+        <w:rPr>
+          <w:rFonts w:ascii="Microsoft JhengHei" w:cs="Microsoft JhengHei" w:eastAsia="Microsoft JhengHei" w:hAnsi="Microsoft JhengHei"/>
+          <w:sz w:val="22"/>
+          <w:szCs w:val="22"/>
+          <w:shd w:fill="FFF2B8" w:val="clear"/>
+        </w:rPr>
+        <w:t xml:space="preserve">現行做法</w:t>
+      </w:r>
+      <w:r>
+        <w:rPr>
+          <w:rFonts w:ascii="Microsoft JhengHei" w:cs="Microsoft JhengHei" w:eastAsia="Microsoft JhengHei" w:hAnsi="Microsoft JhengHei"/>
+          <w:sz w:val="22"/>
+          <w:szCs w:val="22"/>
+        </w:rPr>
+        <w:t xml:space="preserve">，在發展周期結束時，向教育局呈交學校表現評量數據。</w:t>
+      </w:r>
+      <w:r>
+        <w:rPr>
+          <w:rFonts w:ascii="Microsoft JhengHei" w:cs="Microsoft JhengHei" w:eastAsia="Microsoft JhengHei" w:hAnsi="Microsoft JhengHei"/>
+          <w:color w:val="1F4E36"/>
+          <w:sz w:val="16"/>
+          <w:szCs w:val="16"/>
+          <w:vertAlign w:val="superscript"/>
+        </w:rPr>
+        <w:t xml:space="preserve">3</w:t>
+      </w:r>
+    </w:p>
+    <w:p>
+      <w:pPr>
+        <w:spacing w:after="60" w:before="220"/>
+      </w:pPr>
+      <w:r>
+        <w:rPr>
+          <w:rFonts w:ascii="Microsoft JhengHei" w:cs="Microsoft JhengHei" w:eastAsia="Microsoft JhengHei" w:hAnsi="Microsoft JhengHei"/>
+          <w:b/>
+          <w:bCs/>
+          <w:color w:val="1F4E36"/>
+          <w:sz w:val="22"/>
+          <w:szCs w:val="22"/>
+        </w:rPr>
+        <w:t xml:space="preserve">本章出處</w:t>
+      </w:r>
+    </w:p>
+    <w:p>
+      <w:pPr>
+        <w:spacing w:after="20"/>
+        <w:ind w:left="420" w:hanging="420"/>
+      </w:pPr>
+      <w:r>
+        <w:rPr>
+          <w:rFonts w:ascii="Microsoft JhengHei" w:cs="Microsoft JhengHei" w:eastAsia="Microsoft JhengHei" w:hAnsi="Microsoft JhengHei"/>
+          <w:color w:val="555555"/>
+          <w:sz w:val="18"/>
+          <w:szCs w:val="18"/>
+        </w:rPr>
+        <w:t xml:space="preserve">1　</w:t>
+      </w:r>
+      <w:hyperlink w:history="1" r:id="rIdjiwzre-v_79as2fytyj2y">
+        <w:r>
+          <w:rPr>
+            <w:rStyle w:val="Hyperlink"/>
+            <w:rFonts w:ascii="Microsoft JhengHei" w:cs="Microsoft JhengHei" w:eastAsia="Microsoft JhengHei" w:hAnsi="Microsoft JhengHei"/>
+            <w:sz w:val="18"/>
+            <w:szCs w:val="18"/>
+          </w:rPr>
+          <w:t xml:space="preserve">《學校行政手冊（2025年11月版）》第 131 頁</w:t>
+        </w:r>
+      </w:hyperlink>
+    </w:p>
+    <w:p>
+      <w:pPr>
+        <w:spacing w:after="20"/>
+        <w:ind w:left="420" w:hanging="420"/>
+      </w:pPr>
+      <w:r>
+        <w:rPr>
+          <w:rFonts w:ascii="Microsoft JhengHei" w:cs="Microsoft JhengHei" w:eastAsia="Microsoft JhengHei" w:hAnsi="Microsoft JhengHei"/>
+          <w:color w:val="555555"/>
+          <w:sz w:val="18"/>
+          <w:szCs w:val="18"/>
+        </w:rPr>
+        <w:t xml:space="preserve">2　</w:t>
+      </w:r>
+      <w:hyperlink w:history="1" r:id="rIdbheqkyouo1av3vtilxjrf">
+        <w:r>
+          <w:rPr>
+            <w:rStyle w:val="Hyperlink"/>
+            <w:rFonts w:ascii="Microsoft JhengHei" w:cs="Microsoft JhengHei" w:eastAsia="Microsoft JhengHei" w:hAnsi="Microsoft JhengHei"/>
+            <w:sz w:val="18"/>
+            <w:szCs w:val="18"/>
+          </w:rPr>
+          <w:t xml:space="preserve">《學校行政手冊（2025年11月版）》第 134 頁</w:t>
+        </w:r>
+      </w:hyperlink>
+    </w:p>
+    <w:p>
+      <w:pPr>
+        <w:spacing w:after="20"/>
+        <w:ind w:left="420" w:hanging="420"/>
+      </w:pPr>
+      <w:r>
+        <w:rPr>
+          <w:rFonts w:ascii="Microsoft JhengHei" w:cs="Microsoft JhengHei" w:eastAsia="Microsoft JhengHei" w:hAnsi="Microsoft JhengHei"/>
+          <w:color w:val="555555"/>
+          <w:sz w:val="18"/>
+          <w:szCs w:val="18"/>
+        </w:rPr>
+        <w:t xml:space="preserve">3　</w:t>
+      </w:r>
+      <w:hyperlink w:history="1" r:id="rId7egmwpmgmdp6ovxyuytve">
+        <w:r>
+          <w:rPr>
+            <w:rStyle w:val="Hyperlink"/>
+            <w:rFonts w:ascii="Microsoft JhengHei" w:cs="Microsoft JhengHei" w:eastAsia="Microsoft JhengHei" w:hAnsi="Microsoft JhengHei"/>
+            <w:sz w:val="18"/>
+            <w:szCs w:val="18"/>
+          </w:rPr>
+          <w:t xml:space="preserve">《教育局通告第15/2022號 優化學校發展與問責架構》第 3 頁</w:t>
+        </w:r>
+      </w:hyperlink>
+    </w:p>
+    <w:p>
+      <w:pPr>
+        <w:pStyle w:val="Heading1"/>
+        <w:pageBreakBefore/>
+        <w:spacing w:after="100"/>
+      </w:pPr>
+      <w:r>
+        <w:rPr>
+          <w:rFonts w:ascii="Microsoft JhengHei" w:cs="Microsoft JhengHei" w:eastAsia="Microsoft JhengHei" w:hAnsi="Microsoft JhengHei"/>
+          <w:b/>
+          <w:bCs/>
+          <w:sz w:val="28"/>
+          <w:szCs w:val="28"/>
+        </w:rPr>
+        <w:t xml:space="preserve">undefined. undefined</w:t>
+      </w:r>
+    </w:p>
+    <w:p>
+      <w:pPr>
+        <w:spacing w:after="60" w:before="120"/>
+        <w:ind w:left="480" w:hanging="480"/>
+      </w:pPr>
+      <w:r>
+        <w:rPr>
+          <w:rFonts w:ascii="Microsoft JhengHei" w:cs="Microsoft JhengHei" w:eastAsia="Microsoft JhengHei" w:hAnsi="Microsoft JhengHei"/>
+          <w:b/>
+          <w:bCs/>
+          <w:sz w:val="22"/>
+          <w:szCs w:val="22"/>
+        </w:rPr>
+        <w:t xml:space="preserve">undefined.1　</w:t>
+      </w:r>
+      <w:r>
+        <w:rPr>
+          <w:rFonts w:ascii="Microsoft JhengHei" w:cs="Microsoft JhengHei" w:eastAsia="Microsoft JhengHei" w:hAnsi="Microsoft JhengHei"/>
+          <w:sz w:val="22"/>
+          <w:szCs w:val="22"/>
+        </w:rPr>
+        <w:t xml:space="preserve">本校進行學校自評時，須充分體現校本管理精神，有效推動自評文化。自2022/23學年起，本校須更聚焦於七個學習宗旨，並以此作為自評的反思點，綜合運用香港學校表現指標和自評資料及數據，從整體角度評估學校工作成效。在擬訂學校發展計劃時，本校須配合香港的教育目標、七個學習宗旨和最新的教育發展趨勢，並根據</w:t>
+      </w:r>
+      <w:r>
+        <w:rPr>
+          <w:rFonts w:ascii="Microsoft JhengHei" w:cs="Microsoft JhengHei" w:eastAsia="Microsoft JhengHei" w:hAnsi="Microsoft JhengHei"/>
+          <w:sz w:val="22"/>
+          <w:szCs w:val="22"/>
+          <w:shd w:fill="FFF2B8" w:val="clear"/>
+        </w:rPr>
+        <w:t xml:space="preserve">辦學宗旨</w:t>
+      </w:r>
+      <w:r>
+        <w:rPr>
+          <w:rFonts w:ascii="Microsoft JhengHei" w:cs="Microsoft JhengHei" w:eastAsia="Microsoft JhengHei" w:hAnsi="Microsoft JhengHei"/>
+          <w:sz w:val="22"/>
+          <w:szCs w:val="22"/>
+        </w:rPr>
+        <w:t xml:space="preserve">、學生的背景和特質，秉持實證為本的原則，有系統而全面地審視本身的強弱，進而確立適切的發展優次。</w:t>
+      </w:r>
+      <w:r>
+        <w:rPr>
+          <w:rFonts w:ascii="Microsoft JhengHei" w:cs="Microsoft JhengHei" w:eastAsia="Microsoft JhengHei" w:hAnsi="Microsoft JhengHei"/>
+          <w:color w:val="1F4E36"/>
+          <w:sz w:val="16"/>
+          <w:szCs w:val="16"/>
+          <w:vertAlign w:val="superscript"/>
+        </w:rPr>
+        <w:t xml:space="preserve">1</w:t>
+      </w:r>
+      <w:r>
+        <w:rPr>
+          <w:rFonts w:ascii="Microsoft JhengHei" w:cs="Microsoft JhengHei" w:eastAsia="Microsoft JhengHei" w:hAnsi="Microsoft JhengHei"/>
+          <w:sz w:val="22"/>
+          <w:szCs w:val="22"/>
+        </w:rPr>
+        <w:t xml:space="preserve"> </w:t>
+      </w:r>
+      <w:r>
+        <w:rPr>
+          <w:rFonts w:ascii="Microsoft JhengHei" w:cs="Microsoft JhengHei" w:eastAsia="Microsoft JhengHei" w:hAnsi="Microsoft JhengHei"/>
+          <w:color w:val="1F4E36"/>
+          <w:sz w:val="16"/>
+          <w:szCs w:val="16"/>
+          <w:vertAlign w:val="superscript"/>
+        </w:rPr>
+        <w:t xml:space="preserve">2</w:t>
+      </w:r>
+    </w:p>
+    <w:p>
+      <w:pPr>
+        <w:spacing w:after="60" w:before="120"/>
+        <w:ind w:left="480" w:hanging="480"/>
+      </w:pPr>
+      <w:r>
+        <w:rPr>
+          <w:rFonts w:ascii="Microsoft JhengHei" w:cs="Microsoft JhengHei" w:eastAsia="Microsoft JhengHei" w:hAnsi="Microsoft JhengHei"/>
+          <w:b/>
+          <w:bCs/>
+          <w:sz w:val="22"/>
+          <w:szCs w:val="22"/>
+        </w:rPr>
+        <w:t xml:space="preserve">undefined.2　</w:t>
+      </w:r>
+      <w:r>
+        <w:rPr>
+          <w:rFonts w:ascii="Microsoft JhengHei" w:cs="Microsoft JhengHei" w:eastAsia="Microsoft JhengHei" w:hAnsi="Microsoft JhengHei"/>
+          <w:sz w:val="22"/>
+          <w:szCs w:val="22"/>
+        </w:rPr>
+        <w:t xml:space="preserve">本校須有效實踐「策劃─推行─評估」自評循環，配合學校課程和七個學習宗旨，制定發展方向及優次，推動學校持續完善。</w:t>
+      </w:r>
+      <w:r>
+        <w:rPr>
+          <w:rFonts w:ascii="Microsoft JhengHei" w:cs="Microsoft JhengHei" w:eastAsia="Microsoft JhengHei" w:hAnsi="Microsoft JhengHei"/>
+          <w:color w:val="1F4E36"/>
+          <w:sz w:val="16"/>
+          <w:szCs w:val="16"/>
+          <w:vertAlign w:val="superscript"/>
+        </w:rPr>
+        <w:t xml:space="preserve">3</w:t>
+      </w:r>
+    </w:p>
+    <w:p>
+      <w:pPr>
+        <w:spacing w:after="60" w:before="120"/>
+        <w:ind w:left="480" w:hanging="480"/>
+      </w:pPr>
+      <w:r>
+        <w:rPr>
+          <w:rFonts w:ascii="Microsoft JhengHei" w:cs="Microsoft JhengHei" w:eastAsia="Microsoft JhengHei" w:hAnsi="Microsoft JhengHei"/>
+          <w:b/>
+          <w:bCs/>
+          <w:sz w:val="22"/>
+          <w:szCs w:val="22"/>
+        </w:rPr>
+        <w:t xml:space="preserve">undefined.3　</w:t>
+      </w:r>
+      <w:r>
+        <w:rPr>
+          <w:rFonts w:ascii="Microsoft JhengHei" w:cs="Microsoft JhengHei" w:eastAsia="Microsoft JhengHei" w:hAnsi="Microsoft JhengHei"/>
+          <w:sz w:val="22"/>
+          <w:szCs w:val="22"/>
+        </w:rPr>
+        <w:t xml:space="preserve">本校須透過自我評估機制衡量本身的表現及提交報告；教育局亦會監管本校的教學質素，並就本校的表現作出客觀的校外評估。本校並應向</w:t>
+      </w:r>
+      <w:r>
+        <w:rPr>
+          <w:rFonts w:ascii="Microsoft JhengHei" w:cs="Microsoft JhengHei" w:eastAsia="Microsoft JhengHei" w:hAnsi="Microsoft JhengHei"/>
+          <w:sz w:val="22"/>
+          <w:szCs w:val="22"/>
+          <w:shd w:fill="FFF2B8" w:val="clear"/>
+        </w:rPr>
+        <w:t xml:space="preserve">主要持份者</w:t>
+      </w:r>
+      <w:r>
+        <w:rPr>
+          <w:rFonts w:ascii="Microsoft JhengHei" w:cs="Microsoft JhengHei" w:eastAsia="Microsoft JhengHei" w:hAnsi="Microsoft JhengHei"/>
+          <w:sz w:val="22"/>
+          <w:szCs w:val="22"/>
+        </w:rPr>
+        <w:t xml:space="preserve">匯報自評結果及數據，以提高學校運作和管理的透明度及體現問責精神。</w:t>
+      </w:r>
+      <w:r>
+        <w:rPr>
+          <w:rFonts w:ascii="Microsoft JhengHei" w:cs="Microsoft JhengHei" w:eastAsia="Microsoft JhengHei" w:hAnsi="Microsoft JhengHei"/>
+          <w:sz w:val="22"/>
+          <w:szCs w:val="22"/>
+          <w:shd w:fill="FFF2B8" w:val="clear"/>
+        </w:rPr>
+        <w:t xml:space="preserve">主要持份者</w:t>
+      </w:r>
+      <w:r>
+        <w:rPr>
+          <w:rFonts w:ascii="Microsoft JhengHei" w:cs="Microsoft JhengHei" w:eastAsia="Microsoft JhengHei" w:hAnsi="Microsoft JhengHei"/>
+          <w:sz w:val="22"/>
+          <w:szCs w:val="22"/>
+        </w:rPr>
+        <w:t xml:space="preserve">及建議匯報方式可參考下表（具體對象、形式及頻次由本校按校情自訂）：</w:t>
+      </w:r>
+      <w:r>
+        <w:rPr>
+          <w:rFonts w:ascii="Microsoft JhengHei" w:cs="Microsoft JhengHei" w:eastAsia="Microsoft JhengHei" w:hAnsi="Microsoft JhengHei"/>
+          <w:color w:val="1F4E36"/>
+          <w:sz w:val="16"/>
+          <w:szCs w:val="16"/>
+          <w:vertAlign w:val="superscript"/>
+        </w:rPr>
+        <w:t xml:space="preserve">4</w:t>
+      </w:r>
+      <w:r>
+        <w:rPr>
+          <w:rFonts w:ascii="Microsoft JhengHei" w:cs="Microsoft JhengHei" w:eastAsia="Microsoft JhengHei" w:hAnsi="Microsoft JhengHei"/>
+          <w:sz w:val="22"/>
+          <w:szCs w:val="22"/>
+        </w:rPr>
+        <w:t xml:space="preserve"> </w:t>
+      </w:r>
+      <w:r>
+        <w:rPr>
+          <w:rFonts w:ascii="Microsoft JhengHei" w:cs="Microsoft JhengHei" w:eastAsia="Microsoft JhengHei" w:hAnsi="Microsoft JhengHei"/>
+          <w:color w:val="1F4E36"/>
+          <w:sz w:val="16"/>
+          <w:szCs w:val="16"/>
+          <w:vertAlign w:val="superscript"/>
+        </w:rPr>
+        <w:t xml:space="preserve">5</w:t>
       </w:r>
     </w:p>
     <w:tbl>
@@ -328,7 +1366,7 @@
                 <w:sz w:val="20"/>
                 <w:szCs w:val="20"/>
               </w:rPr>
-              <w:t xml:space="preserve">範疇</w:t>
+              <w:t xml:space="preserve">持份者類別</w:t>
             </w:r>
           </w:p>
         </w:tc>
@@ -358,7 +1396,7 @@
                 <w:sz w:val="20"/>
                 <w:szCs w:val="20"/>
               </w:rPr>
-              <w:t xml:space="preserve">具體要求</w:t>
+              <w:t xml:space="preserve">匯報形式</w:t>
             </w:r>
           </w:p>
         </w:tc>
@@ -388,7 +1426,7 @@
                 <w:sz w:val="20"/>
                 <w:szCs w:val="20"/>
               </w:rPr>
-              <w:t xml:space="preserve">責任架構</w:t>
+              <w:t xml:space="preserve">匯報頻次</w:t>
             </w:r>
           </w:p>
         </w:tc>
@@ -417,7 +1455,7 @@
                 <w:sz w:val="20"/>
                 <w:szCs w:val="20"/>
               </w:rPr>
-              <w:t xml:space="preserve">員工考績制度</w:t>
+              <w:t xml:space="preserve">法團校董會</w:t>
             </w:r>
           </w:p>
         </w:tc>
@@ -444,7 +1482,7 @@
                 <w:sz w:val="20"/>
                 <w:szCs w:val="20"/>
               </w:rPr>
-              <w:t xml:space="preserve">發展一套正規程序，並提供所需資源，以推行員工考績</w:t>
+              <w:t xml:space="preserve">學校週年報告</w:t>
             </w:r>
           </w:p>
         </w:tc>
@@ -471,7 +1509,7 @@
                 <w:sz w:val="20"/>
                 <w:szCs w:val="20"/>
               </w:rPr>
-              <w:t xml:space="preserve">法團校董會授權校長執行，結果向法團校董會匯報</w:t>
+              <w:t xml:space="preserve">每年一次</w:t>
             </w:r>
           </w:p>
         </w:tc>
@@ -500,7 +1538,7 @@
                 <w:sz w:val="20"/>
                 <w:szCs w:val="20"/>
               </w:rPr>
-              <w:t xml:space="preserve">員工發展計劃</w:t>
+              <w:t xml:space="preserve">家長</w:t>
             </w:r>
           </w:p>
         </w:tc>
@@ -527,7 +1565,7 @@
                 <w:sz w:val="20"/>
                 <w:szCs w:val="20"/>
               </w:rPr>
-              <w:t xml:space="preserve">制訂一套員工發展計劃，以應教師的需要</w:t>
+              <w:t xml:space="preserve">家長通訊／家長會</w:t>
             </w:r>
           </w:p>
         </w:tc>
@@ -554,7 +1592,173 @@
                 <w:sz w:val="20"/>
                 <w:szCs w:val="20"/>
               </w:rPr>
-              <w:t xml:space="preserve">由校長統籌，按年檢視及更新</w:t>
+              <w:t xml:space="preserve">每年至少一次</w:t>
+            </w:r>
+          </w:p>
+        </w:tc>
+      </w:tr>
+      <w:tr>
+        <w:tc>
+          <w:tcPr>
+            <w:tcW w:type="dxa" w:w="2400"/>
+            <w:tcBorders>
+              <w:top w:val="single" w:color="BBBBBB" w:sz="1"/>
+              <w:left w:val="single" w:color="BBBBBB" w:sz="1"/>
+              <w:bottom w:val="single" w:color="BBBBBB" w:sz="1"/>
+              <w:right w:val="single" w:color="BBBBBB" w:sz="1"/>
+            </w:tcBorders>
+            <w:tcMar>
+              <w:top w:type="dxa" w:w="80"/>
+              <w:left w:type="dxa" w:w="120"/>
+              <w:bottom w:type="dxa" w:w="80"/>
+              <w:right w:type="dxa" w:w="120"/>
+            </w:tcMar>
+          </w:tcPr>
+          <w:p>
+            <w:r>
+              <w:rPr>
+                <w:rFonts w:ascii="Microsoft JhengHei" w:cs="Microsoft JhengHei" w:eastAsia="Microsoft JhengHei" w:hAnsi="Microsoft JhengHei"/>
+                <w:sz w:val="20"/>
+                <w:szCs w:val="20"/>
+              </w:rPr>
+              <w:t xml:space="preserve">教職員</w:t>
+            </w:r>
+          </w:p>
+        </w:tc>
+        <w:tc>
+          <w:tcPr>
+            <w:tcW w:type="dxa" w:w="4426"/>
+            <w:tcBorders>
+              <w:top w:val="single" w:color="BBBBBB" w:sz="1"/>
+              <w:left w:val="single" w:color="BBBBBB" w:sz="1"/>
+              <w:bottom w:val="single" w:color="BBBBBB" w:sz="1"/>
+              <w:right w:val="single" w:color="BBBBBB" w:sz="1"/>
+            </w:tcBorders>
+            <w:tcMar>
+              <w:top w:type="dxa" w:w="80"/>
+              <w:left w:type="dxa" w:w="120"/>
+              <w:bottom w:type="dxa" w:w="80"/>
+              <w:right w:type="dxa" w:w="120"/>
+            </w:tcMar>
+          </w:tcPr>
+          <w:p>
+            <w:r>
+              <w:rPr>
+                <w:rFonts w:ascii="Microsoft JhengHei" w:cs="Microsoft JhengHei" w:eastAsia="Microsoft JhengHei" w:hAnsi="Microsoft JhengHei"/>
+                <w:sz w:val="20"/>
+                <w:szCs w:val="20"/>
+              </w:rPr>
+              <w:t xml:space="preserve">教職員會議</w:t>
+            </w:r>
+          </w:p>
+        </w:tc>
+        <w:tc>
+          <w:tcPr>
+            <w:tcW w:type="dxa" w:w="2200"/>
+            <w:tcBorders>
+              <w:top w:val="single" w:color="BBBBBB" w:sz="1"/>
+              <w:left w:val="single" w:color="BBBBBB" w:sz="1"/>
+              <w:bottom w:val="single" w:color="BBBBBB" w:sz="1"/>
+              <w:right w:val="single" w:color="BBBBBB" w:sz="1"/>
+            </w:tcBorders>
+            <w:tcMar>
+              <w:top w:type="dxa" w:w="80"/>
+              <w:left w:type="dxa" w:w="120"/>
+              <w:bottom w:type="dxa" w:w="80"/>
+              <w:right w:type="dxa" w:w="120"/>
+            </w:tcMar>
+          </w:tcPr>
+          <w:p>
+            <w:r>
+              <w:rPr>
+                <w:rFonts w:ascii="Microsoft JhengHei" w:cs="Microsoft JhengHei" w:eastAsia="Microsoft JhengHei" w:hAnsi="Microsoft JhengHei"/>
+                <w:sz w:val="20"/>
+                <w:szCs w:val="20"/>
+              </w:rPr>
+              <w:t xml:space="preserve">每學年至少一次</w:t>
+            </w:r>
+          </w:p>
+        </w:tc>
+      </w:tr>
+      <w:tr>
+        <w:tc>
+          <w:tcPr>
+            <w:tcW w:type="dxa" w:w="2400"/>
+            <w:tcBorders>
+              <w:top w:val="single" w:color="BBBBBB" w:sz="1"/>
+              <w:left w:val="single" w:color="BBBBBB" w:sz="1"/>
+              <w:bottom w:val="single" w:color="BBBBBB" w:sz="1"/>
+              <w:right w:val="single" w:color="BBBBBB" w:sz="1"/>
+            </w:tcBorders>
+            <w:tcMar>
+              <w:top w:type="dxa" w:w="80"/>
+              <w:left w:type="dxa" w:w="120"/>
+              <w:bottom w:type="dxa" w:w="80"/>
+              <w:right w:type="dxa" w:w="120"/>
+            </w:tcMar>
+          </w:tcPr>
+          <w:p>
+            <w:r>
+              <w:rPr>
+                <w:rFonts w:ascii="Microsoft JhengHei" w:cs="Microsoft JhengHei" w:eastAsia="Microsoft JhengHei" w:hAnsi="Microsoft JhengHei"/>
+                <w:sz w:val="20"/>
+                <w:szCs w:val="20"/>
+              </w:rPr>
+              <w:t xml:space="preserve">教育局</w:t>
+            </w:r>
+          </w:p>
+        </w:tc>
+        <w:tc>
+          <w:tcPr>
+            <w:tcW w:type="dxa" w:w="4426"/>
+            <w:tcBorders>
+              <w:top w:val="single" w:color="BBBBBB" w:sz="1"/>
+              <w:left w:val="single" w:color="BBBBBB" w:sz="1"/>
+              <w:bottom w:val="single" w:color="BBBBBB" w:sz="1"/>
+              <w:right w:val="single" w:color="BBBBBB" w:sz="1"/>
+            </w:tcBorders>
+            <w:tcMar>
+              <w:top w:type="dxa" w:w="80"/>
+              <w:left w:type="dxa" w:w="120"/>
+              <w:bottom w:type="dxa" w:w="80"/>
+              <w:right w:type="dxa" w:w="120"/>
+            </w:tcMar>
+          </w:tcPr>
+          <w:p>
+            <w:r>
+              <w:rPr>
+                <w:rFonts w:ascii="Microsoft JhengHei" w:cs="Microsoft JhengHei" w:eastAsia="Microsoft JhengHei" w:hAnsi="Microsoft JhengHei"/>
+                <w:sz w:val="20"/>
+                <w:szCs w:val="20"/>
+              </w:rPr>
+              <w:t xml:space="preserve">按教育局要求提交自評報告</w:t>
+            </w:r>
+          </w:p>
+        </w:tc>
+        <w:tc>
+          <w:tcPr>
+            <w:tcW w:type="dxa" w:w="2200"/>
+            <w:tcBorders>
+              <w:top w:val="single" w:color="BBBBBB" w:sz="1"/>
+              <w:left w:val="single" w:color="BBBBBB" w:sz="1"/>
+              <w:bottom w:val="single" w:color="BBBBBB" w:sz="1"/>
+              <w:right w:val="single" w:color="BBBBBB" w:sz="1"/>
+            </w:tcBorders>
+            <w:tcMar>
+              <w:top w:type="dxa" w:w="80"/>
+              <w:left w:type="dxa" w:w="120"/>
+              <w:bottom w:type="dxa" w:w="80"/>
+              <w:right w:type="dxa" w:w="120"/>
+            </w:tcMar>
+          </w:tcPr>
+          <w:p>
+            <w:r>
+              <w:rPr>
+                <w:rFonts w:ascii="Microsoft JhengHei" w:cs="Microsoft JhengHei" w:eastAsia="Microsoft JhengHei" w:hAnsi="Microsoft JhengHei"/>
+                <w:sz w:val="20"/>
+                <w:szCs w:val="20"/>
+              </w:rPr>
+              <w:t xml:space="preserve">按教育局規定</w:t>
             </w:r>
           </w:p>
         </w:tc>
@@ -601,9 +1805,9 @@
           <w:sz w:val="18"/>
           <w:szCs w:val="18"/>
         </w:rPr>
-        <w:t xml:space="preserve">1, 2　</w:t>
-      </w:r>
-      <w:hyperlink w:history="1" r:id="rIdqf8sbpfhx0vr_vjdnylp5">
+        <w:t xml:space="preserve">1　</w:t>
+      </w:r>
+      <w:hyperlink w:history="1" r:id="rId1mgqyjasvvfflv7r6myo5">
         <w:r>
           <w:rPr>
             <w:rStyle w:val="Hyperlink"/>
@@ -611,534 +1815,9 @@
             <w:sz w:val="18"/>
             <w:szCs w:val="18"/>
           </w:rPr>
-          <w:t xml:space="preserve">《學校行政手冊（2025年11月版）》第 14 頁</w:t>
+          <w:t xml:space="preserve">《教育局通告第15/2022號 優化學校發展與問責架構》第 2 頁</w:t>
         </w:r>
       </w:hyperlink>
-    </w:p>
-    <w:p>
-      <w:pPr>
-        <w:pStyle w:val="Heading1"/>
-        <w:pageBreakBefore/>
-        <w:spacing w:after="100"/>
-      </w:pPr>
-      <w:r>
-        <w:rPr>
-          <w:rFonts w:ascii="Microsoft JhengHei" w:cs="Microsoft JhengHei" w:eastAsia="Microsoft JhengHei" w:hAnsi="Microsoft JhengHei"/>
-          <w:b/>
-          <w:bCs/>
-          <w:sz w:val="28"/>
-          <w:szCs w:val="28"/>
-        </w:rPr>
-        <w:t xml:space="preserve">undefined. undefined</w:t>
-      </w:r>
-    </w:p>
-    <w:p>
-      <w:pPr>
-        <w:spacing w:after="60" w:before="120"/>
-        <w:ind w:left="480" w:hanging="480"/>
-      </w:pPr>
-      <w:r>
-        <w:rPr>
-          <w:rFonts w:ascii="Microsoft JhengHei" w:cs="Microsoft JhengHei" w:eastAsia="Microsoft JhengHei" w:hAnsi="Microsoft JhengHei"/>
-          <w:b/>
-          <w:bCs/>
-          <w:sz w:val="22"/>
-          <w:szCs w:val="22"/>
-        </w:rPr>
-        <w:t xml:space="preserve">undefined.1　</w:t>
-      </w:r>
-      <w:r>
-        <w:rPr>
-          <w:rFonts w:ascii="Microsoft JhengHei" w:cs="Microsoft JhengHei" w:eastAsia="Microsoft JhengHei" w:hAnsi="Microsoft JhengHei"/>
-          <w:sz w:val="22"/>
-          <w:szCs w:val="22"/>
-        </w:rPr>
-        <w:t xml:space="preserve">本校須按學校發展和學生需要，有系統地制訂學校發展計劃，並通過學校報告向主要持份者及教育局匯報學校表現和進展。學校發展計劃一般以</w:t>
-      </w:r>
-      <w:r>
-        <w:rPr>
-          <w:rFonts w:ascii="Microsoft JhengHei" w:cs="Microsoft JhengHei" w:eastAsia="Microsoft JhengHei" w:hAnsi="Microsoft JhengHei"/>
-          <w:sz w:val="22"/>
-          <w:szCs w:val="22"/>
-          <w:shd w:fill="FFF2B8" w:val="clear"/>
-        </w:rPr>
-        <w:t xml:space="preserve">三年</w:t>
-      </w:r>
-      <w:r>
-        <w:rPr>
-          <w:rFonts w:ascii="Microsoft JhengHei" w:cs="Microsoft JhengHei" w:eastAsia="Microsoft JhengHei" w:hAnsi="Microsoft JhengHei"/>
-          <w:sz w:val="22"/>
-          <w:szCs w:val="22"/>
-        </w:rPr>
-        <w:t xml:space="preserve">為發展周期，各發展周期須涵蓋以下主要內容：</w:t>
-      </w:r>
-      <w:r>
-        <w:rPr>
-          <w:rFonts w:ascii="Microsoft JhengHei" w:cs="Microsoft JhengHei" w:eastAsia="Microsoft JhengHei" w:hAnsi="Microsoft JhengHei"/>
-          <w:color w:val="1F4E36"/>
-          <w:sz w:val="16"/>
-          <w:szCs w:val="16"/>
-          <w:vertAlign w:val="superscript"/>
-        </w:rPr>
-        <w:t xml:space="preserve">1</w:t>
-      </w:r>
-      <w:r>
-        <w:rPr>
-          <w:rFonts w:ascii="Microsoft JhengHei" w:cs="Microsoft JhengHei" w:eastAsia="Microsoft JhengHei" w:hAnsi="Microsoft JhengHei"/>
-          <w:sz w:val="22"/>
-          <w:szCs w:val="22"/>
-        </w:rPr>
-        <w:t xml:space="preserve"> </w:t>
-      </w:r>
-      <w:r>
-        <w:rPr>
-          <w:rFonts w:ascii="Microsoft JhengHei" w:cs="Microsoft JhengHei" w:eastAsia="Microsoft JhengHei" w:hAnsi="Microsoft JhengHei"/>
-          <w:color w:val="1F4E36"/>
-          <w:sz w:val="16"/>
-          <w:szCs w:val="16"/>
-          <w:vertAlign w:val="superscript"/>
-        </w:rPr>
-        <w:t xml:space="preserve">2</w:t>
-      </w:r>
-    </w:p>
-    <w:tbl>
-      <w:tblPr>
-        <w:tblW w:type="dxa" w:w="9026"/>
-        <w:tblBorders>
-          <w:top w:val="single" w:color="auto" w:sz="4"/>
-          <w:left w:val="single" w:color="auto" w:sz="4"/>
-          <w:bottom w:val="single" w:color="auto" w:sz="4"/>
-          <w:right w:val="single" w:color="auto" w:sz="4"/>
-          <w:insideH w:val="single" w:color="auto" w:sz="4"/>
-          <w:insideV w:val="single" w:color="auto" w:sz="4"/>
-        </w:tblBorders>
-      </w:tblPr>
-      <w:tblGrid>
-        <w:gridCol w:w="4513"/>
-        <w:gridCol w:w="4513"/>
-      </w:tblGrid>
-      <w:tr>
-        <w:tc>
-          <w:tcPr>
-            <w:tcW w:type="dxa" w:w="4513"/>
-            <w:tcBorders>
-              <w:top w:val="single" w:color="BBBBBB" w:sz="1"/>
-              <w:left w:val="single" w:color="BBBBBB" w:sz="1"/>
-              <w:bottom w:val="single" w:color="BBBBBB" w:sz="1"/>
-              <w:right w:val="single" w:color="BBBBBB" w:sz="1"/>
-            </w:tcBorders>
-            <w:shd w:fill="EFEFEF" w:val="clear"/>
-            <w:tcMar>
-              <w:top w:type="dxa" w:w="80"/>
-              <w:left w:type="dxa" w:w="120"/>
-              <w:bottom w:type="dxa" w:w="80"/>
-              <w:right w:type="dxa" w:w="120"/>
-            </w:tcMar>
-          </w:tcPr>
-          <w:p>
-            <w:r>
-              <w:rPr>
-                <w:rFonts w:ascii="Microsoft JhengHei" w:cs="Microsoft JhengHei" w:eastAsia="Microsoft JhengHei" w:hAnsi="Microsoft JhengHei"/>
-                <w:b/>
-                <w:bCs/>
-                <w:sz w:val="20"/>
-                <w:szCs w:val="20"/>
-              </w:rPr>
-              <w:t xml:space="preserve">項次</w:t>
-            </w:r>
-          </w:p>
-        </w:tc>
-        <w:tc>
-          <w:tcPr>
-            <w:tcW w:type="dxa" w:w="4513"/>
-            <w:tcBorders>
-              <w:top w:val="single" w:color="BBBBBB" w:sz="1"/>
-              <w:left w:val="single" w:color="BBBBBB" w:sz="1"/>
-              <w:bottom w:val="single" w:color="BBBBBB" w:sz="1"/>
-              <w:right w:val="single" w:color="BBBBBB" w:sz="1"/>
-            </w:tcBorders>
-            <w:shd w:fill="EFEFEF" w:val="clear"/>
-            <w:tcMar>
-              <w:top w:type="dxa" w:w="80"/>
-              <w:left w:type="dxa" w:w="120"/>
-              <w:bottom w:type="dxa" w:w="80"/>
-              <w:right w:type="dxa" w:w="120"/>
-            </w:tcMar>
-          </w:tcPr>
-          <w:p>
-            <w:r>
-              <w:rPr>
-                <w:rFonts w:ascii="Microsoft JhengHei" w:cs="Microsoft JhengHei" w:eastAsia="Microsoft JhengHei" w:hAnsi="Microsoft JhengHei"/>
-                <w:b/>
-                <w:bCs/>
-                <w:sz w:val="20"/>
-                <w:szCs w:val="20"/>
-              </w:rPr>
-              <w:t xml:space="preserve">主要內容</w:t>
-            </w:r>
-          </w:p>
-        </w:tc>
-      </w:tr>
-      <w:tr>
-        <w:tc>
-          <w:tcPr>
-            <w:tcW w:type="dxa" w:w="4513"/>
-            <w:tcBorders>
-              <w:top w:val="single" w:color="BBBBBB" w:sz="1"/>
-              <w:left w:val="single" w:color="BBBBBB" w:sz="1"/>
-              <w:bottom w:val="single" w:color="BBBBBB" w:sz="1"/>
-              <w:right w:val="single" w:color="BBBBBB" w:sz="1"/>
-            </w:tcBorders>
-            <w:tcMar>
-              <w:top w:type="dxa" w:w="80"/>
-              <w:left w:type="dxa" w:w="120"/>
-              <w:bottom w:type="dxa" w:w="80"/>
-              <w:right w:type="dxa" w:w="120"/>
-            </w:tcMar>
-          </w:tcPr>
-          <w:p>
-            <w:r>
-              <w:rPr>
-                <w:rFonts w:ascii="Microsoft JhengHei" w:cs="Microsoft JhengHei" w:eastAsia="Microsoft JhengHei" w:hAnsi="Microsoft JhengHei"/>
-                <w:sz w:val="20"/>
-                <w:szCs w:val="20"/>
-              </w:rPr>
-              <w:t xml:space="preserve">1</w:t>
-            </w:r>
-          </w:p>
-        </w:tc>
-        <w:tc>
-          <w:tcPr>
-            <w:tcW w:type="dxa" w:w="4513"/>
-            <w:tcBorders>
-              <w:top w:val="single" w:color="BBBBBB" w:sz="1"/>
-              <w:left w:val="single" w:color="BBBBBB" w:sz="1"/>
-              <w:bottom w:val="single" w:color="BBBBBB" w:sz="1"/>
-              <w:right w:val="single" w:color="BBBBBB" w:sz="1"/>
-            </w:tcBorders>
-            <w:tcMar>
-              <w:top w:type="dxa" w:w="80"/>
-              <w:left w:type="dxa" w:w="120"/>
-              <w:bottom w:type="dxa" w:w="80"/>
-              <w:right w:type="dxa" w:w="120"/>
-            </w:tcMar>
-          </w:tcPr>
-          <w:p>
-            <w:r>
-              <w:rPr>
-                <w:rFonts w:ascii="Microsoft JhengHei" w:cs="Microsoft JhengHei" w:eastAsia="Microsoft JhengHei" w:hAnsi="Microsoft JhengHei"/>
-                <w:sz w:val="20"/>
-                <w:szCs w:val="20"/>
-              </w:rPr>
-              <w:t xml:space="preserve">學校抱負和使命</w:t>
-            </w:r>
-          </w:p>
-        </w:tc>
-      </w:tr>
-      <w:tr>
-        <w:tc>
-          <w:tcPr>
-            <w:tcW w:type="dxa" w:w="4513"/>
-            <w:tcBorders>
-              <w:top w:val="single" w:color="BBBBBB" w:sz="1"/>
-              <w:left w:val="single" w:color="BBBBBB" w:sz="1"/>
-              <w:bottom w:val="single" w:color="BBBBBB" w:sz="1"/>
-              <w:right w:val="single" w:color="BBBBBB" w:sz="1"/>
-            </w:tcBorders>
-            <w:tcMar>
-              <w:top w:type="dxa" w:w="80"/>
-              <w:left w:type="dxa" w:w="120"/>
-              <w:bottom w:type="dxa" w:w="80"/>
-              <w:right w:type="dxa" w:w="120"/>
-            </w:tcMar>
-          </w:tcPr>
-          <w:p>
-            <w:r>
-              <w:rPr>
-                <w:rFonts w:ascii="Microsoft JhengHei" w:cs="Microsoft JhengHei" w:eastAsia="Microsoft JhengHei" w:hAnsi="Microsoft JhengHei"/>
-                <w:sz w:val="20"/>
-                <w:szCs w:val="20"/>
-              </w:rPr>
-              <w:t xml:space="preserve">2</w:t>
-            </w:r>
-          </w:p>
-        </w:tc>
-        <w:tc>
-          <w:tcPr>
-            <w:tcW w:type="dxa" w:w="4513"/>
-            <w:tcBorders>
-              <w:top w:val="single" w:color="BBBBBB" w:sz="1"/>
-              <w:left w:val="single" w:color="BBBBBB" w:sz="1"/>
-              <w:bottom w:val="single" w:color="BBBBBB" w:sz="1"/>
-              <w:right w:val="single" w:color="BBBBBB" w:sz="1"/>
-            </w:tcBorders>
-            <w:tcMar>
-              <w:top w:type="dxa" w:w="80"/>
-              <w:left w:type="dxa" w:w="120"/>
-              <w:bottom w:type="dxa" w:w="80"/>
-              <w:right w:type="dxa" w:w="120"/>
-            </w:tcMar>
-          </w:tcPr>
-          <w:p>
-            <w:r>
-              <w:rPr>
-                <w:rFonts w:ascii="Microsoft JhengHei" w:cs="Microsoft JhengHei" w:eastAsia="Microsoft JhengHei" w:hAnsi="Microsoft JhengHei"/>
-                <w:sz w:val="20"/>
-                <w:szCs w:val="20"/>
-              </w:rPr>
-              <w:t xml:space="preserve">辦學目標</w:t>
-            </w:r>
-          </w:p>
-        </w:tc>
-      </w:tr>
-      <w:tr>
-        <w:tc>
-          <w:tcPr>
-            <w:tcW w:type="dxa" w:w="4513"/>
-            <w:tcBorders>
-              <w:top w:val="single" w:color="BBBBBB" w:sz="1"/>
-              <w:left w:val="single" w:color="BBBBBB" w:sz="1"/>
-              <w:bottom w:val="single" w:color="BBBBBB" w:sz="1"/>
-              <w:right w:val="single" w:color="BBBBBB" w:sz="1"/>
-            </w:tcBorders>
-            <w:tcMar>
-              <w:top w:type="dxa" w:w="80"/>
-              <w:left w:type="dxa" w:w="120"/>
-              <w:bottom w:type="dxa" w:w="80"/>
-              <w:right w:type="dxa" w:w="120"/>
-            </w:tcMar>
-          </w:tcPr>
-          <w:p>
-            <w:r>
-              <w:rPr>
-                <w:rFonts w:ascii="Microsoft JhengHei" w:cs="Microsoft JhengHei" w:eastAsia="Microsoft JhengHei" w:hAnsi="Microsoft JhengHei"/>
-                <w:sz w:val="20"/>
-                <w:szCs w:val="20"/>
-              </w:rPr>
-              <w:t xml:space="preserve">3</w:t>
-            </w:r>
-          </w:p>
-        </w:tc>
-        <w:tc>
-          <w:tcPr>
-            <w:tcW w:type="dxa" w:w="4513"/>
-            <w:tcBorders>
-              <w:top w:val="single" w:color="BBBBBB" w:sz="1"/>
-              <w:left w:val="single" w:color="BBBBBB" w:sz="1"/>
-              <w:bottom w:val="single" w:color="BBBBBB" w:sz="1"/>
-              <w:right w:val="single" w:color="BBBBBB" w:sz="1"/>
-            </w:tcBorders>
-            <w:tcMar>
-              <w:top w:type="dxa" w:w="80"/>
-              <w:left w:type="dxa" w:w="120"/>
-              <w:bottom w:type="dxa" w:w="80"/>
-              <w:right w:type="dxa" w:w="120"/>
-            </w:tcMar>
-          </w:tcPr>
-          <w:p>
-            <w:r>
-              <w:rPr>
-                <w:rFonts w:ascii="Microsoft JhengHei" w:cs="Microsoft JhengHei" w:eastAsia="Microsoft JhengHei" w:hAnsi="Microsoft JhengHei"/>
-                <w:sz w:val="20"/>
-                <w:szCs w:val="20"/>
-              </w:rPr>
-              <w:t xml:space="preserve">校訓</w:t>
-            </w:r>
-          </w:p>
-        </w:tc>
-      </w:tr>
-      <w:tr>
-        <w:tc>
-          <w:tcPr>
-            <w:tcW w:type="dxa" w:w="4513"/>
-            <w:tcBorders>
-              <w:top w:val="single" w:color="BBBBBB" w:sz="1"/>
-              <w:left w:val="single" w:color="BBBBBB" w:sz="1"/>
-              <w:bottom w:val="single" w:color="BBBBBB" w:sz="1"/>
-              <w:right w:val="single" w:color="BBBBBB" w:sz="1"/>
-            </w:tcBorders>
-            <w:tcMar>
-              <w:top w:type="dxa" w:w="80"/>
-              <w:left w:type="dxa" w:w="120"/>
-              <w:bottom w:type="dxa" w:w="80"/>
-              <w:right w:type="dxa" w:w="120"/>
-            </w:tcMar>
-          </w:tcPr>
-          <w:p>
-            <w:r>
-              <w:rPr>
-                <w:rFonts w:ascii="Microsoft JhengHei" w:cs="Microsoft JhengHei" w:eastAsia="Microsoft JhengHei" w:hAnsi="Microsoft JhengHei"/>
-                <w:sz w:val="20"/>
-                <w:szCs w:val="20"/>
-              </w:rPr>
-              <w:t xml:space="preserve">4</w:t>
-            </w:r>
-          </w:p>
-        </w:tc>
-        <w:tc>
-          <w:tcPr>
-            <w:tcW w:type="dxa" w:w="4513"/>
-            <w:tcBorders>
-              <w:top w:val="single" w:color="BBBBBB" w:sz="1"/>
-              <w:left w:val="single" w:color="BBBBBB" w:sz="1"/>
-              <w:bottom w:val="single" w:color="BBBBBB" w:sz="1"/>
-              <w:right w:val="single" w:color="BBBBBB" w:sz="1"/>
-            </w:tcBorders>
-            <w:tcMar>
-              <w:top w:type="dxa" w:w="80"/>
-              <w:left w:type="dxa" w:w="120"/>
-              <w:bottom w:type="dxa" w:w="80"/>
-              <w:right w:type="dxa" w:w="120"/>
-            </w:tcMar>
-          </w:tcPr>
-          <w:p>
-            <w:r>
-              <w:rPr>
-                <w:rFonts w:ascii="Microsoft JhengHei" w:cs="Microsoft JhengHei" w:eastAsia="Microsoft JhengHei" w:hAnsi="Microsoft JhengHei"/>
-                <w:sz w:val="20"/>
-                <w:szCs w:val="20"/>
-              </w:rPr>
-              <w:t xml:space="preserve">學校表現的整體檢視</w:t>
-            </w:r>
-          </w:p>
-        </w:tc>
-      </w:tr>
-      <w:tr>
-        <w:tc>
-          <w:tcPr>
-            <w:tcW w:type="dxa" w:w="4513"/>
-            <w:tcBorders>
-              <w:top w:val="single" w:color="BBBBBB" w:sz="1"/>
-              <w:left w:val="single" w:color="BBBBBB" w:sz="1"/>
-              <w:bottom w:val="single" w:color="BBBBBB" w:sz="1"/>
-              <w:right w:val="single" w:color="BBBBBB" w:sz="1"/>
-            </w:tcBorders>
-            <w:tcMar>
-              <w:top w:type="dxa" w:w="80"/>
-              <w:left w:type="dxa" w:w="120"/>
-              <w:bottom w:type="dxa" w:w="80"/>
-              <w:right w:type="dxa" w:w="120"/>
-            </w:tcMar>
-          </w:tcPr>
-          <w:p>
-            <w:r>
-              <w:rPr>
-                <w:rFonts w:ascii="Microsoft JhengHei" w:cs="Microsoft JhengHei" w:eastAsia="Microsoft JhengHei" w:hAnsi="Microsoft JhengHei"/>
-                <w:sz w:val="20"/>
-                <w:szCs w:val="20"/>
-              </w:rPr>
-              <w:t xml:space="preserve">5</w:t>
-            </w:r>
-          </w:p>
-        </w:tc>
-        <w:tc>
-          <w:tcPr>
-            <w:tcW w:type="dxa" w:w="4513"/>
-            <w:tcBorders>
-              <w:top w:val="single" w:color="BBBBBB" w:sz="1"/>
-              <w:left w:val="single" w:color="BBBBBB" w:sz="1"/>
-              <w:bottom w:val="single" w:color="BBBBBB" w:sz="1"/>
-              <w:right w:val="single" w:color="BBBBBB" w:sz="1"/>
-            </w:tcBorders>
-            <w:tcMar>
-              <w:top w:type="dxa" w:w="80"/>
-              <w:left w:type="dxa" w:w="120"/>
-              <w:bottom w:type="dxa" w:w="80"/>
-              <w:right w:type="dxa" w:w="120"/>
-            </w:tcMar>
-          </w:tcPr>
-          <w:p>
-            <w:r>
-              <w:rPr>
-                <w:rFonts w:ascii="Microsoft JhengHei" w:cs="Microsoft JhengHei" w:eastAsia="Microsoft JhengHei" w:hAnsi="Microsoft JhengHei"/>
-                <w:sz w:val="20"/>
-                <w:szCs w:val="20"/>
-              </w:rPr>
-              <w:t xml:space="preserve">關注事項</w:t>
-            </w:r>
-          </w:p>
-        </w:tc>
-      </w:tr>
-    </w:tbl>
-    <w:p>
-      <w:pPr>
-        <w:spacing w:after="40"/>
-      </w:pPr>
-      <w:r>
-        <w:rPr>
-          <w:rFonts w:ascii="Microsoft JhengHei" w:cs="Microsoft JhengHei" w:eastAsia="Microsoft JhengHei" w:hAnsi="Microsoft JhengHei"/>
-          <w:sz w:val="22"/>
-          <w:szCs w:val="22"/>
-        </w:rPr>
-        <w:t xml:space="preserve"/>
-      </w:r>
-    </w:p>
-    <w:p>
-      <w:pPr>
-        <w:spacing w:after="60" w:before="120"/>
-        <w:ind w:left="480" w:hanging="480"/>
-      </w:pPr>
-      <w:r>
-        <w:rPr>
-          <w:rFonts w:ascii="Microsoft JhengHei" w:cs="Microsoft JhengHei" w:eastAsia="Microsoft JhengHei" w:hAnsi="Microsoft JhengHei"/>
-          <w:b/>
-          <w:bCs/>
-          <w:sz w:val="22"/>
-          <w:szCs w:val="22"/>
-        </w:rPr>
-        <w:t xml:space="preserve">undefined.2　</w:t>
-      </w:r>
-      <w:r>
-        <w:rPr>
-          <w:rFonts w:ascii="Microsoft JhengHei" w:cs="Microsoft JhengHei" w:eastAsia="Microsoft JhengHei" w:hAnsi="Microsoft JhengHei"/>
-          <w:sz w:val="22"/>
-          <w:szCs w:val="22"/>
-        </w:rPr>
-        <w:t xml:space="preserve">於二○二二／二三學年，本校應繼續按</w:t>
-      </w:r>
-      <w:r>
-        <w:rPr>
-          <w:rFonts w:ascii="Microsoft JhengHei" w:cs="Microsoft JhengHei" w:eastAsia="Microsoft JhengHei" w:hAnsi="Microsoft JhengHei"/>
-          <w:sz w:val="22"/>
-          <w:szCs w:val="22"/>
-          <w:shd w:fill="FFF2B8" w:val="clear"/>
-        </w:rPr>
-        <w:t xml:space="preserve">現行做法</w:t>
-      </w:r>
-      <w:r>
-        <w:rPr>
-          <w:rFonts w:ascii="Microsoft JhengHei" w:cs="Microsoft JhengHei" w:eastAsia="Microsoft JhengHei" w:hAnsi="Microsoft JhengHei"/>
-          <w:sz w:val="22"/>
-          <w:szCs w:val="22"/>
-        </w:rPr>
-        <w:t xml:space="preserve">，在發展周期結束時，向教育局呈交學校表現評量數據。</w:t>
-      </w:r>
-      <w:r>
-        <w:rPr>
-          <w:rFonts w:ascii="Microsoft JhengHei" w:cs="Microsoft JhengHei" w:eastAsia="Microsoft JhengHei" w:hAnsi="Microsoft JhengHei"/>
-          <w:color w:val="1F4E36"/>
-          <w:sz w:val="16"/>
-          <w:szCs w:val="16"/>
-          <w:vertAlign w:val="superscript"/>
-        </w:rPr>
-        <w:t xml:space="preserve">3</w:t>
-      </w:r>
-    </w:p>
-    <w:p>
-      <w:pPr>
-        <w:spacing w:after="60" w:before="220"/>
-      </w:pPr>
-      <w:r>
-        <w:rPr>
-          <w:rFonts w:ascii="Microsoft JhengHei" w:cs="Microsoft JhengHei" w:eastAsia="Microsoft JhengHei" w:hAnsi="Microsoft JhengHei"/>
-          <w:b/>
-          <w:bCs/>
-          <w:color w:val="1F4E36"/>
-          <w:sz w:val="22"/>
-          <w:szCs w:val="22"/>
-        </w:rPr>
-        <w:t xml:space="preserve">本章出處</w:t>
-      </w:r>
     </w:p>
     <w:p>
       <w:pPr>
@@ -1152,9 +1831,9 @@
           <w:sz w:val="18"/>
           <w:szCs w:val="18"/>
         </w:rPr>
-        <w:t xml:space="preserve">1　</w:t>
-      </w:r>
-      <w:hyperlink w:history="1" r:id="rIdoh6xmhp8nnq06iimv3b3-">
+        <w:t xml:space="preserve">2　</w:t>
+      </w:r>
+      <w:hyperlink w:history="1" r:id="rId_q3jmjakczppcnu9_6888">
         <w:r>
           <w:rPr>
             <w:rStyle w:val="Hyperlink"/>
@@ -1162,7 +1841,7 @@
             <w:sz w:val="18"/>
             <w:szCs w:val="18"/>
           </w:rPr>
-          <w:t xml:space="preserve">《學校行政手冊（2025年11月版）》第 131 頁</w:t>
+          <w:t xml:space="preserve">《香港學校表現指標（中學、小學及特殊學校適用）(2022)》第 13 頁</w:t>
         </w:r>
       </w:hyperlink>
     </w:p>
@@ -1178,9 +1857,9 @@
           <w:sz w:val="18"/>
           <w:szCs w:val="18"/>
         </w:rPr>
-        <w:t xml:space="preserve">2　</w:t>
-      </w:r>
-      <w:hyperlink w:history="1" r:id="rIdmhfch7rv8v0wlhf8kmhav">
+        <w:t xml:space="preserve">3　</w:t>
+      </w:r>
+      <w:hyperlink w:history="1" r:id="rIdhpj4reuk5pfb_frj7blmz">
         <w:r>
           <w:rPr>
             <w:rStyle w:val="Hyperlink"/>
@@ -1188,7 +1867,7 @@
             <w:sz w:val="18"/>
             <w:szCs w:val="18"/>
           </w:rPr>
-          <w:t xml:space="preserve">《學校行政手冊（2025年11月版）》第 134 頁</w:t>
+          <w:t xml:space="preserve">《香港學校表現指標（中學、小學及特殊學校適用）(2022)》第 6 頁</w:t>
         </w:r>
       </w:hyperlink>
     </w:p>
@@ -1204,9 +1883,9 @@
           <w:sz w:val="18"/>
           <w:szCs w:val="18"/>
         </w:rPr>
-        <w:t xml:space="preserve">3　</w:t>
-      </w:r>
-      <w:hyperlink w:history="1" r:id="rId_tdbhhpvevbd2hkxwdnjq">
+        <w:t xml:space="preserve">4　</w:t>
+      </w:r>
+      <w:hyperlink w:history="1" r:id="rIdvyzbgmsxcbst6kgh3v5uw">
         <w:r>
           <w:rPr>
             <w:rStyle w:val="Hyperlink"/>
@@ -1214,7 +1893,33 @@
             <w:sz w:val="18"/>
             <w:szCs w:val="18"/>
           </w:rPr>
-          <w:t xml:space="preserve">《教育局通告第15/2022號 優化學校發展與問責架構》第 3 頁</w:t>
+          <w:t xml:space="preserve">《學校自我評估工具及數據小冊子 (2025)》第 2 頁</w:t>
+        </w:r>
+      </w:hyperlink>
+    </w:p>
+    <w:p>
+      <w:pPr>
+        <w:spacing w:after="20"/>
+        <w:ind w:left="420" w:hanging="420"/>
+      </w:pPr>
+      <w:r>
+        <w:rPr>
+          <w:rFonts w:ascii="Microsoft JhengHei" w:cs="Microsoft JhengHei" w:eastAsia="Microsoft JhengHei" w:hAnsi="Microsoft JhengHei"/>
+          <w:color w:val="555555"/>
+          <w:sz w:val="18"/>
+          <w:szCs w:val="18"/>
+        </w:rPr>
+        <w:t xml:space="preserve">5　</w:t>
+      </w:r>
+      <w:hyperlink w:history="1" r:id="rIdqfg4qego71mcyes8xysuj">
+        <w:r>
+          <w:rPr>
+            <w:rStyle w:val="Hyperlink"/>
+            <w:rFonts w:ascii="Microsoft JhengHei" w:cs="Microsoft JhengHei" w:eastAsia="Microsoft JhengHei" w:hAnsi="Microsoft JhengHei"/>
+            <w:sz w:val="18"/>
+            <w:szCs w:val="18"/>
+          </w:rPr>
+          <w:t xml:space="preserve">《學校行政手冊（2025年11月版）》第 15 頁</w:t>
         </w:r>
       </w:hyperlink>
     </w:p>
@@ -1256,24 +1961,7 @@
           <w:sz w:val="22"/>
           <w:szCs w:val="22"/>
         </w:rPr>
-        <w:t xml:space="preserve">本校進行學校自評時，須充分體現校本管理精神，有效推動自評文化。自2022/23學年起，本校須更聚焦於七個學習宗旨，並以此作為自評的反思點，綜合運用香港學校表現指標和自評資料及數據，從整體角度評估學校工作成效。在擬訂學校發展計劃時，本校須配合香港的教育目標、七個學習宗旨和最新的教育發展趨勢，並根據</w:t>
-      </w:r>
-      <w:r>
-        <w:rPr>
-          <w:rFonts w:ascii="Microsoft JhengHei" w:cs="Microsoft JhengHei" w:eastAsia="Microsoft JhengHei" w:hAnsi="Microsoft JhengHei"/>
-          <w:sz w:val="22"/>
-          <w:szCs w:val="22"/>
-          <w:shd w:fill="FFF2B8" w:val="clear"/>
-        </w:rPr>
-        <w:t xml:space="preserve">辦學宗旨</w:t>
-      </w:r>
-      <w:r>
-        <w:rPr>
-          <w:rFonts w:ascii="Microsoft JhengHei" w:cs="Microsoft JhengHei" w:eastAsia="Microsoft JhengHei" w:hAnsi="Microsoft JhengHei"/>
-          <w:sz w:val="22"/>
-          <w:szCs w:val="22"/>
-        </w:rPr>
-        <w:t xml:space="preserve">、學生的背景和特質，秉持實證為本的原則，有系統而全面地審視本身的強弱，進而確立適切的發展優次。</w:t>
+        <w:t xml:space="preserve">本校採用《香港學校表現指標》（下稱「表現指標」）作為校本自評的核心工具，以有系統地根據相關實證檢視工作成效，不斷完善學校發展規劃，提升學生的學習成效。表現指標採三層架構，本校須按下列架構推展自評工作：</w:t>
       </w:r>
       <w:r>
         <w:rPr>
@@ -1284,144 +1972,6 @@
           <w:vertAlign w:val="superscript"/>
         </w:rPr>
         <w:t xml:space="preserve">1</w:t>
-      </w:r>
-      <w:r>
-        <w:rPr>
-          <w:rFonts w:ascii="Microsoft JhengHei" w:cs="Microsoft JhengHei" w:eastAsia="Microsoft JhengHei" w:hAnsi="Microsoft JhengHei"/>
-          <w:sz w:val="22"/>
-          <w:szCs w:val="22"/>
-        </w:rPr>
-        <w:t xml:space="preserve"> </w:t>
-      </w:r>
-      <w:r>
-        <w:rPr>
-          <w:rFonts w:ascii="Microsoft JhengHei" w:cs="Microsoft JhengHei" w:eastAsia="Microsoft JhengHei" w:hAnsi="Microsoft JhengHei"/>
-          <w:color w:val="1F4E36"/>
-          <w:sz w:val="16"/>
-          <w:szCs w:val="16"/>
-          <w:vertAlign w:val="superscript"/>
-        </w:rPr>
-        <w:t xml:space="preserve">2</w:t>
-      </w:r>
-    </w:p>
-    <w:p>
-      <w:pPr>
-        <w:spacing w:after="60" w:before="120"/>
-        <w:ind w:left="480" w:hanging="480"/>
-      </w:pPr>
-      <w:r>
-        <w:rPr>
-          <w:rFonts w:ascii="Microsoft JhengHei" w:cs="Microsoft JhengHei" w:eastAsia="Microsoft JhengHei" w:hAnsi="Microsoft JhengHei"/>
-          <w:b/>
-          <w:bCs/>
-          <w:sz w:val="22"/>
-          <w:szCs w:val="22"/>
-        </w:rPr>
-        <w:t xml:space="preserve">undefined.2　</w:t>
-      </w:r>
-      <w:r>
-        <w:rPr>
-          <w:rFonts w:ascii="Microsoft JhengHei" w:cs="Microsoft JhengHei" w:eastAsia="Microsoft JhengHei" w:hAnsi="Microsoft JhengHei"/>
-          <w:sz w:val="22"/>
-          <w:szCs w:val="22"/>
-        </w:rPr>
-        <w:t xml:space="preserve">本校須有效實踐「策劃─推行─評估」自評循環，配合學校課程和七個學習宗旨，制定發展方向及優次，推動學校持續完善。</w:t>
-      </w:r>
-      <w:r>
-        <w:rPr>
-          <w:rFonts w:ascii="Microsoft JhengHei" w:cs="Microsoft JhengHei" w:eastAsia="Microsoft JhengHei" w:hAnsi="Microsoft JhengHei"/>
-          <w:color w:val="1F4E36"/>
-          <w:sz w:val="16"/>
-          <w:szCs w:val="16"/>
-          <w:vertAlign w:val="superscript"/>
-        </w:rPr>
-        <w:t xml:space="preserve">3</w:t>
-      </w:r>
-    </w:p>
-    <w:p>
-      <w:pPr>
-        <w:spacing w:after="60" w:before="120"/>
-        <w:ind w:left="480" w:hanging="480"/>
-      </w:pPr>
-      <w:r>
-        <w:rPr>
-          <w:rFonts w:ascii="Microsoft JhengHei" w:cs="Microsoft JhengHei" w:eastAsia="Microsoft JhengHei" w:hAnsi="Microsoft JhengHei"/>
-          <w:b/>
-          <w:bCs/>
-          <w:sz w:val="22"/>
-          <w:szCs w:val="22"/>
-        </w:rPr>
-        <w:t xml:space="preserve">undefined.3　</w:t>
-      </w:r>
-      <w:r>
-        <w:rPr>
-          <w:rFonts w:ascii="Microsoft JhengHei" w:cs="Microsoft JhengHei" w:eastAsia="Microsoft JhengHei" w:hAnsi="Microsoft JhengHei"/>
-          <w:sz w:val="22"/>
-          <w:szCs w:val="22"/>
-        </w:rPr>
-        <w:t xml:space="preserve">本校須透過自我評估機制衡量本身的表現及提交報告；教育局亦會監管本校的教學質素，並就本校的表現作出客觀的校外評估。本校並應向</w:t>
-      </w:r>
-      <w:r>
-        <w:rPr>
-          <w:rFonts w:ascii="Microsoft JhengHei" w:cs="Microsoft JhengHei" w:eastAsia="Microsoft JhengHei" w:hAnsi="Microsoft JhengHei"/>
-          <w:sz w:val="22"/>
-          <w:szCs w:val="22"/>
-          <w:shd w:fill="FFF2B8" w:val="clear"/>
-        </w:rPr>
-        <w:t xml:space="preserve">主要持份者</w:t>
-      </w:r>
-      <w:r>
-        <w:rPr>
-          <w:rFonts w:ascii="Microsoft JhengHei" w:cs="Microsoft JhengHei" w:eastAsia="Microsoft JhengHei" w:hAnsi="Microsoft JhengHei"/>
-          <w:sz w:val="22"/>
-          <w:szCs w:val="22"/>
-        </w:rPr>
-        <w:t xml:space="preserve">匯報自評結果及數據，以提高學校運作和管理的透明度及體現問責精神。</w:t>
-      </w:r>
-      <w:r>
-        <w:rPr>
-          <w:rFonts w:ascii="Microsoft JhengHei" w:cs="Microsoft JhengHei" w:eastAsia="Microsoft JhengHei" w:hAnsi="Microsoft JhengHei"/>
-          <w:sz w:val="22"/>
-          <w:szCs w:val="22"/>
-          <w:shd w:fill="FFF2B8" w:val="clear"/>
-        </w:rPr>
-        <w:t xml:space="preserve">主要持份者</w:t>
-      </w:r>
-      <w:r>
-        <w:rPr>
-          <w:rFonts w:ascii="Microsoft JhengHei" w:cs="Microsoft JhengHei" w:eastAsia="Microsoft JhengHei" w:hAnsi="Microsoft JhengHei"/>
-          <w:sz w:val="22"/>
-          <w:szCs w:val="22"/>
-        </w:rPr>
-        <w:t xml:space="preserve">包括下列各方，匯報方式如下表所示：</w:t>
-      </w:r>
-      <w:r>
-        <w:rPr>
-          <w:rFonts w:ascii="Microsoft JhengHei" w:cs="Microsoft JhengHei" w:eastAsia="Microsoft JhengHei" w:hAnsi="Microsoft JhengHei"/>
-          <w:color w:val="1F4E36"/>
-          <w:sz w:val="16"/>
-          <w:szCs w:val="16"/>
-          <w:vertAlign w:val="superscript"/>
-        </w:rPr>
-        <w:t xml:space="preserve">4</w:t>
-      </w:r>
-      <w:r>
-        <w:rPr>
-          <w:rFonts w:ascii="Microsoft JhengHei" w:cs="Microsoft JhengHei" w:eastAsia="Microsoft JhengHei" w:hAnsi="Microsoft JhengHei"/>
-          <w:sz w:val="22"/>
-          <w:szCs w:val="22"/>
-        </w:rPr>
-        <w:t xml:space="preserve"> </w:t>
-      </w:r>
-      <w:r>
-        <w:rPr>
-          <w:rFonts w:ascii="Microsoft JhengHei" w:cs="Microsoft JhengHei" w:eastAsia="Microsoft JhengHei" w:hAnsi="Microsoft JhengHei"/>
-          <w:color w:val="1F4E36"/>
-          <w:sz w:val="16"/>
-          <w:szCs w:val="16"/>
-          <w:vertAlign w:val="superscript"/>
-        </w:rPr>
-        <w:t xml:space="preserve">5</w:t>
       </w:r>
     </w:p>
     <w:tbl>
@@ -1468,658 +2018,6 @@
                 <w:sz w:val="20"/>
                 <w:szCs w:val="20"/>
               </w:rPr>
-              <w:t xml:space="preserve">持份者類別</w:t>
-            </w:r>
-          </w:p>
-        </w:tc>
-        <w:tc>
-          <w:tcPr>
-            <w:tcW w:type="dxa" w:w="4426"/>
-            <w:tcBorders>
-              <w:top w:val="single" w:color="BBBBBB" w:sz="1"/>
-              <w:left w:val="single" w:color="BBBBBB" w:sz="1"/>
-              <w:bottom w:val="single" w:color="BBBBBB" w:sz="1"/>
-              <w:right w:val="single" w:color="BBBBBB" w:sz="1"/>
-            </w:tcBorders>
-            <w:shd w:fill="EFEFEF" w:val="clear"/>
-            <w:tcMar>
-              <w:top w:type="dxa" w:w="80"/>
-              <w:left w:type="dxa" w:w="120"/>
-              <w:bottom w:type="dxa" w:w="80"/>
-              <w:right w:type="dxa" w:w="120"/>
-            </w:tcMar>
-          </w:tcPr>
-          <w:p>
-            <w:r>
-              <w:rPr>
-                <w:rFonts w:ascii="Microsoft JhengHei" w:cs="Microsoft JhengHei" w:eastAsia="Microsoft JhengHei" w:hAnsi="Microsoft JhengHei"/>
-                <w:b/>
-                <w:bCs/>
-                <w:sz w:val="20"/>
-                <w:szCs w:val="20"/>
-              </w:rPr>
-              <w:t xml:space="preserve">匯報形式</w:t>
-            </w:r>
-          </w:p>
-        </w:tc>
-        <w:tc>
-          <w:tcPr>
-            <w:tcW w:type="dxa" w:w="2200"/>
-            <w:tcBorders>
-              <w:top w:val="single" w:color="BBBBBB" w:sz="1"/>
-              <w:left w:val="single" w:color="BBBBBB" w:sz="1"/>
-              <w:bottom w:val="single" w:color="BBBBBB" w:sz="1"/>
-              <w:right w:val="single" w:color="BBBBBB" w:sz="1"/>
-            </w:tcBorders>
-            <w:shd w:fill="EFEFEF" w:val="clear"/>
-            <w:tcMar>
-              <w:top w:type="dxa" w:w="80"/>
-              <w:left w:type="dxa" w:w="120"/>
-              <w:bottom w:type="dxa" w:w="80"/>
-              <w:right w:type="dxa" w:w="120"/>
-            </w:tcMar>
-          </w:tcPr>
-          <w:p>
-            <w:r>
-              <w:rPr>
-                <w:rFonts w:ascii="Microsoft JhengHei" w:cs="Microsoft JhengHei" w:eastAsia="Microsoft JhengHei" w:hAnsi="Microsoft JhengHei"/>
-                <w:b/>
-                <w:bCs/>
-                <w:sz w:val="20"/>
-                <w:szCs w:val="20"/>
-              </w:rPr>
-              <w:t xml:space="preserve">匯報頻次</w:t>
-            </w:r>
-          </w:p>
-        </w:tc>
-      </w:tr>
-      <w:tr>
-        <w:tc>
-          <w:tcPr>
-            <w:tcW w:type="dxa" w:w="2400"/>
-            <w:tcBorders>
-              <w:top w:val="single" w:color="BBBBBB" w:sz="1"/>
-              <w:left w:val="single" w:color="BBBBBB" w:sz="1"/>
-              <w:bottom w:val="single" w:color="BBBBBB" w:sz="1"/>
-              <w:right w:val="single" w:color="BBBBBB" w:sz="1"/>
-            </w:tcBorders>
-            <w:tcMar>
-              <w:top w:type="dxa" w:w="80"/>
-              <w:left w:type="dxa" w:w="120"/>
-              <w:bottom w:type="dxa" w:w="80"/>
-              <w:right w:type="dxa" w:w="120"/>
-            </w:tcMar>
-          </w:tcPr>
-          <w:p>
-            <w:r>
-              <w:rPr>
-                <w:rFonts w:ascii="Microsoft JhengHei" w:cs="Microsoft JhengHei" w:eastAsia="Microsoft JhengHei" w:hAnsi="Microsoft JhengHei"/>
-                <w:sz w:val="20"/>
-                <w:szCs w:val="20"/>
-              </w:rPr>
-              <w:t xml:space="preserve">法團校董會</w:t>
-            </w:r>
-          </w:p>
-        </w:tc>
-        <w:tc>
-          <w:tcPr>
-            <w:tcW w:type="dxa" w:w="4426"/>
-            <w:tcBorders>
-              <w:top w:val="single" w:color="BBBBBB" w:sz="1"/>
-              <w:left w:val="single" w:color="BBBBBB" w:sz="1"/>
-              <w:bottom w:val="single" w:color="BBBBBB" w:sz="1"/>
-              <w:right w:val="single" w:color="BBBBBB" w:sz="1"/>
-            </w:tcBorders>
-            <w:tcMar>
-              <w:top w:type="dxa" w:w="80"/>
-              <w:left w:type="dxa" w:w="120"/>
-              <w:bottom w:type="dxa" w:w="80"/>
-              <w:right w:type="dxa" w:w="120"/>
-            </w:tcMar>
-          </w:tcPr>
-          <w:p>
-            <w:r>
-              <w:rPr>
-                <w:rFonts w:ascii="Microsoft JhengHei" w:cs="Microsoft JhengHei" w:eastAsia="Microsoft JhengHei" w:hAnsi="Microsoft JhengHei"/>
-                <w:sz w:val="20"/>
-                <w:szCs w:val="20"/>
-              </w:rPr>
-              <w:t xml:space="preserve">學校週年報告</w:t>
-            </w:r>
-          </w:p>
-        </w:tc>
-        <w:tc>
-          <w:tcPr>
-            <w:tcW w:type="dxa" w:w="2200"/>
-            <w:tcBorders>
-              <w:top w:val="single" w:color="BBBBBB" w:sz="1"/>
-              <w:left w:val="single" w:color="BBBBBB" w:sz="1"/>
-              <w:bottom w:val="single" w:color="BBBBBB" w:sz="1"/>
-              <w:right w:val="single" w:color="BBBBBB" w:sz="1"/>
-            </w:tcBorders>
-            <w:tcMar>
-              <w:top w:type="dxa" w:w="80"/>
-              <w:left w:type="dxa" w:w="120"/>
-              <w:bottom w:type="dxa" w:w="80"/>
-              <w:right w:type="dxa" w:w="120"/>
-            </w:tcMar>
-          </w:tcPr>
-          <w:p>
-            <w:r>
-              <w:rPr>
-                <w:rFonts w:ascii="Microsoft JhengHei" w:cs="Microsoft JhengHei" w:eastAsia="Microsoft JhengHei" w:hAnsi="Microsoft JhengHei"/>
-                <w:sz w:val="20"/>
-                <w:szCs w:val="20"/>
-              </w:rPr>
-              <w:t xml:space="preserve">每年一次</w:t>
-            </w:r>
-          </w:p>
-        </w:tc>
-      </w:tr>
-      <w:tr>
-        <w:tc>
-          <w:tcPr>
-            <w:tcW w:type="dxa" w:w="2400"/>
-            <w:tcBorders>
-              <w:top w:val="single" w:color="BBBBBB" w:sz="1"/>
-              <w:left w:val="single" w:color="BBBBBB" w:sz="1"/>
-              <w:bottom w:val="single" w:color="BBBBBB" w:sz="1"/>
-              <w:right w:val="single" w:color="BBBBBB" w:sz="1"/>
-            </w:tcBorders>
-            <w:tcMar>
-              <w:top w:type="dxa" w:w="80"/>
-              <w:left w:type="dxa" w:w="120"/>
-              <w:bottom w:type="dxa" w:w="80"/>
-              <w:right w:type="dxa" w:w="120"/>
-            </w:tcMar>
-          </w:tcPr>
-          <w:p>
-            <w:r>
-              <w:rPr>
-                <w:rFonts w:ascii="Microsoft JhengHei" w:cs="Microsoft JhengHei" w:eastAsia="Microsoft JhengHei" w:hAnsi="Microsoft JhengHei"/>
-                <w:sz w:val="20"/>
-                <w:szCs w:val="20"/>
-              </w:rPr>
-              <w:t xml:space="preserve">家長</w:t>
-            </w:r>
-          </w:p>
-        </w:tc>
-        <w:tc>
-          <w:tcPr>
-            <w:tcW w:type="dxa" w:w="4426"/>
-            <w:tcBorders>
-              <w:top w:val="single" w:color="BBBBBB" w:sz="1"/>
-              <w:left w:val="single" w:color="BBBBBB" w:sz="1"/>
-              <w:bottom w:val="single" w:color="BBBBBB" w:sz="1"/>
-              <w:right w:val="single" w:color="BBBBBB" w:sz="1"/>
-            </w:tcBorders>
-            <w:tcMar>
-              <w:top w:type="dxa" w:w="80"/>
-              <w:left w:type="dxa" w:w="120"/>
-              <w:bottom w:type="dxa" w:w="80"/>
-              <w:right w:type="dxa" w:w="120"/>
-            </w:tcMar>
-          </w:tcPr>
-          <w:p>
-            <w:r>
-              <w:rPr>
-                <w:rFonts w:ascii="Microsoft JhengHei" w:cs="Microsoft JhengHei" w:eastAsia="Microsoft JhengHei" w:hAnsi="Microsoft JhengHei"/>
-                <w:sz w:val="20"/>
-                <w:szCs w:val="20"/>
-              </w:rPr>
-              <w:t xml:space="preserve">家長通訊／家長會</w:t>
-            </w:r>
-          </w:p>
-        </w:tc>
-        <w:tc>
-          <w:tcPr>
-            <w:tcW w:type="dxa" w:w="2200"/>
-            <w:tcBorders>
-              <w:top w:val="single" w:color="BBBBBB" w:sz="1"/>
-              <w:left w:val="single" w:color="BBBBBB" w:sz="1"/>
-              <w:bottom w:val="single" w:color="BBBBBB" w:sz="1"/>
-              <w:right w:val="single" w:color="BBBBBB" w:sz="1"/>
-            </w:tcBorders>
-            <w:tcMar>
-              <w:top w:type="dxa" w:w="80"/>
-              <w:left w:type="dxa" w:w="120"/>
-              <w:bottom w:type="dxa" w:w="80"/>
-              <w:right w:type="dxa" w:w="120"/>
-            </w:tcMar>
-          </w:tcPr>
-          <w:p>
-            <w:r>
-              <w:rPr>
-                <w:rFonts w:ascii="Microsoft JhengHei" w:cs="Microsoft JhengHei" w:eastAsia="Microsoft JhengHei" w:hAnsi="Microsoft JhengHei"/>
-                <w:sz w:val="20"/>
-                <w:szCs w:val="20"/>
-              </w:rPr>
-              <w:t xml:space="preserve">每年至少一次</w:t>
-            </w:r>
-          </w:p>
-        </w:tc>
-      </w:tr>
-      <w:tr>
-        <w:tc>
-          <w:tcPr>
-            <w:tcW w:type="dxa" w:w="2400"/>
-            <w:tcBorders>
-              <w:top w:val="single" w:color="BBBBBB" w:sz="1"/>
-              <w:left w:val="single" w:color="BBBBBB" w:sz="1"/>
-              <w:bottom w:val="single" w:color="BBBBBB" w:sz="1"/>
-              <w:right w:val="single" w:color="BBBBBB" w:sz="1"/>
-            </w:tcBorders>
-            <w:tcMar>
-              <w:top w:type="dxa" w:w="80"/>
-              <w:left w:type="dxa" w:w="120"/>
-              <w:bottom w:type="dxa" w:w="80"/>
-              <w:right w:type="dxa" w:w="120"/>
-            </w:tcMar>
-          </w:tcPr>
-          <w:p>
-            <w:r>
-              <w:rPr>
-                <w:rFonts w:ascii="Microsoft JhengHei" w:cs="Microsoft JhengHei" w:eastAsia="Microsoft JhengHei" w:hAnsi="Microsoft JhengHei"/>
-                <w:sz w:val="20"/>
-                <w:szCs w:val="20"/>
-              </w:rPr>
-              <w:t xml:space="preserve">教職員</w:t>
-            </w:r>
-          </w:p>
-        </w:tc>
-        <w:tc>
-          <w:tcPr>
-            <w:tcW w:type="dxa" w:w="4426"/>
-            <w:tcBorders>
-              <w:top w:val="single" w:color="BBBBBB" w:sz="1"/>
-              <w:left w:val="single" w:color="BBBBBB" w:sz="1"/>
-              <w:bottom w:val="single" w:color="BBBBBB" w:sz="1"/>
-              <w:right w:val="single" w:color="BBBBBB" w:sz="1"/>
-            </w:tcBorders>
-            <w:tcMar>
-              <w:top w:type="dxa" w:w="80"/>
-              <w:left w:type="dxa" w:w="120"/>
-              <w:bottom w:type="dxa" w:w="80"/>
-              <w:right w:type="dxa" w:w="120"/>
-            </w:tcMar>
-          </w:tcPr>
-          <w:p>
-            <w:r>
-              <w:rPr>
-                <w:rFonts w:ascii="Microsoft JhengHei" w:cs="Microsoft JhengHei" w:eastAsia="Microsoft JhengHei" w:hAnsi="Microsoft JhengHei"/>
-                <w:sz w:val="20"/>
-                <w:szCs w:val="20"/>
-              </w:rPr>
-              <w:t xml:space="preserve">教職員會議</w:t>
-            </w:r>
-          </w:p>
-        </w:tc>
-        <w:tc>
-          <w:tcPr>
-            <w:tcW w:type="dxa" w:w="2200"/>
-            <w:tcBorders>
-              <w:top w:val="single" w:color="BBBBBB" w:sz="1"/>
-              <w:left w:val="single" w:color="BBBBBB" w:sz="1"/>
-              <w:bottom w:val="single" w:color="BBBBBB" w:sz="1"/>
-              <w:right w:val="single" w:color="BBBBBB" w:sz="1"/>
-            </w:tcBorders>
-            <w:tcMar>
-              <w:top w:type="dxa" w:w="80"/>
-              <w:left w:type="dxa" w:w="120"/>
-              <w:bottom w:type="dxa" w:w="80"/>
-              <w:right w:type="dxa" w:w="120"/>
-            </w:tcMar>
-          </w:tcPr>
-          <w:p>
-            <w:r>
-              <w:rPr>
-                <w:rFonts w:ascii="Microsoft JhengHei" w:cs="Microsoft JhengHei" w:eastAsia="Microsoft JhengHei" w:hAnsi="Microsoft JhengHei"/>
-                <w:sz w:val="20"/>
-                <w:szCs w:val="20"/>
-              </w:rPr>
-              <w:t xml:space="preserve">每學年至少一次</w:t>
-            </w:r>
-          </w:p>
-        </w:tc>
-      </w:tr>
-      <w:tr>
-        <w:tc>
-          <w:tcPr>
-            <w:tcW w:type="dxa" w:w="2400"/>
-            <w:tcBorders>
-              <w:top w:val="single" w:color="BBBBBB" w:sz="1"/>
-              <w:left w:val="single" w:color="BBBBBB" w:sz="1"/>
-              <w:bottom w:val="single" w:color="BBBBBB" w:sz="1"/>
-              <w:right w:val="single" w:color="BBBBBB" w:sz="1"/>
-            </w:tcBorders>
-            <w:tcMar>
-              <w:top w:type="dxa" w:w="80"/>
-              <w:left w:type="dxa" w:w="120"/>
-              <w:bottom w:type="dxa" w:w="80"/>
-              <w:right w:type="dxa" w:w="120"/>
-            </w:tcMar>
-          </w:tcPr>
-          <w:p>
-            <w:r>
-              <w:rPr>
-                <w:rFonts w:ascii="Microsoft JhengHei" w:cs="Microsoft JhengHei" w:eastAsia="Microsoft JhengHei" w:hAnsi="Microsoft JhengHei"/>
-                <w:sz w:val="20"/>
-                <w:szCs w:val="20"/>
-              </w:rPr>
-              <w:t xml:space="preserve">教育局</w:t>
-            </w:r>
-          </w:p>
-        </w:tc>
-        <w:tc>
-          <w:tcPr>
-            <w:tcW w:type="dxa" w:w="4426"/>
-            <w:tcBorders>
-              <w:top w:val="single" w:color="BBBBBB" w:sz="1"/>
-              <w:left w:val="single" w:color="BBBBBB" w:sz="1"/>
-              <w:bottom w:val="single" w:color="BBBBBB" w:sz="1"/>
-              <w:right w:val="single" w:color="BBBBBB" w:sz="1"/>
-            </w:tcBorders>
-            <w:tcMar>
-              <w:top w:type="dxa" w:w="80"/>
-              <w:left w:type="dxa" w:w="120"/>
-              <w:bottom w:type="dxa" w:w="80"/>
-              <w:right w:type="dxa" w:w="120"/>
-            </w:tcMar>
-          </w:tcPr>
-          <w:p>
-            <w:r>
-              <w:rPr>
-                <w:rFonts w:ascii="Microsoft JhengHei" w:cs="Microsoft JhengHei" w:eastAsia="Microsoft JhengHei" w:hAnsi="Microsoft JhengHei"/>
-                <w:sz w:val="20"/>
-                <w:szCs w:val="20"/>
-              </w:rPr>
-              <w:t xml:space="preserve">按教育局要求提交自評報告</w:t>
-            </w:r>
-          </w:p>
-        </w:tc>
-        <w:tc>
-          <w:tcPr>
-            <w:tcW w:type="dxa" w:w="2200"/>
-            <w:tcBorders>
-              <w:top w:val="single" w:color="BBBBBB" w:sz="1"/>
-              <w:left w:val="single" w:color="BBBBBB" w:sz="1"/>
-              <w:bottom w:val="single" w:color="BBBBBB" w:sz="1"/>
-              <w:right w:val="single" w:color="BBBBBB" w:sz="1"/>
-            </w:tcBorders>
-            <w:tcMar>
-              <w:top w:type="dxa" w:w="80"/>
-              <w:left w:type="dxa" w:w="120"/>
-              <w:bottom w:type="dxa" w:w="80"/>
-              <w:right w:type="dxa" w:w="120"/>
-            </w:tcMar>
-          </w:tcPr>
-          <w:p>
-            <w:r>
-              <w:rPr>
-                <w:rFonts w:ascii="Microsoft JhengHei" w:cs="Microsoft JhengHei" w:eastAsia="Microsoft JhengHei" w:hAnsi="Microsoft JhengHei"/>
-                <w:sz w:val="20"/>
-                <w:szCs w:val="20"/>
-              </w:rPr>
-              <w:t xml:space="preserve">按教育局規定</w:t>
-            </w:r>
-          </w:p>
-        </w:tc>
-      </w:tr>
-    </w:tbl>
-    <w:p>
-      <w:pPr>
-        <w:spacing w:after="40"/>
-      </w:pPr>
-      <w:r>
-        <w:rPr>
-          <w:rFonts w:ascii="Microsoft JhengHei" w:cs="Microsoft JhengHei" w:eastAsia="Microsoft JhengHei" w:hAnsi="Microsoft JhengHei"/>
-          <w:sz w:val="22"/>
-          <w:szCs w:val="22"/>
-        </w:rPr>
-        <w:t xml:space="preserve"/>
-      </w:r>
-    </w:p>
-    <w:p>
-      <w:pPr>
-        <w:spacing w:after="60" w:before="220"/>
-      </w:pPr>
-      <w:r>
-        <w:rPr>
-          <w:rFonts w:ascii="Microsoft JhengHei" w:cs="Microsoft JhengHei" w:eastAsia="Microsoft JhengHei" w:hAnsi="Microsoft JhengHei"/>
-          <w:b/>
-          <w:bCs/>
-          <w:color w:val="1F4E36"/>
-          <w:sz w:val="22"/>
-          <w:szCs w:val="22"/>
-        </w:rPr>
-        <w:t xml:space="preserve">本章出處</w:t>
-      </w:r>
-    </w:p>
-    <w:p>
-      <w:pPr>
-        <w:spacing w:after="20"/>
-        <w:ind w:left="420" w:hanging="420"/>
-      </w:pPr>
-      <w:r>
-        <w:rPr>
-          <w:rFonts w:ascii="Microsoft JhengHei" w:cs="Microsoft JhengHei" w:eastAsia="Microsoft JhengHei" w:hAnsi="Microsoft JhengHei"/>
-          <w:color w:val="555555"/>
-          <w:sz w:val="18"/>
-          <w:szCs w:val="18"/>
-        </w:rPr>
-        <w:t xml:space="preserve">1　</w:t>
-      </w:r>
-      <w:hyperlink w:history="1" r:id="rId0tpsxd8alakvm33r9vqcm">
-        <w:r>
-          <w:rPr>
-            <w:rStyle w:val="Hyperlink"/>
-            <w:rFonts w:ascii="Microsoft JhengHei" w:cs="Microsoft JhengHei" w:eastAsia="Microsoft JhengHei" w:hAnsi="Microsoft JhengHei"/>
-            <w:sz w:val="18"/>
-            <w:szCs w:val="18"/>
-          </w:rPr>
-          <w:t xml:space="preserve">《教育局通告第15/2022號 優化學校發展與問責架構》第 2 頁</w:t>
-        </w:r>
-      </w:hyperlink>
-    </w:p>
-    <w:p>
-      <w:pPr>
-        <w:spacing w:after="20"/>
-        <w:ind w:left="420" w:hanging="420"/>
-      </w:pPr>
-      <w:r>
-        <w:rPr>
-          <w:rFonts w:ascii="Microsoft JhengHei" w:cs="Microsoft JhengHei" w:eastAsia="Microsoft JhengHei" w:hAnsi="Microsoft JhengHei"/>
-          <w:color w:val="555555"/>
-          <w:sz w:val="18"/>
-          <w:szCs w:val="18"/>
-        </w:rPr>
-        <w:t xml:space="preserve">2　</w:t>
-      </w:r>
-      <w:hyperlink w:history="1" r:id="rIdwiruiloeh7ugmtuv92-sf">
-        <w:r>
-          <w:rPr>
-            <w:rStyle w:val="Hyperlink"/>
-            <w:rFonts w:ascii="Microsoft JhengHei" w:cs="Microsoft JhengHei" w:eastAsia="Microsoft JhengHei" w:hAnsi="Microsoft JhengHei"/>
-            <w:sz w:val="18"/>
-            <w:szCs w:val="18"/>
-          </w:rPr>
-          <w:t xml:space="preserve">《香港學校表現指標（中學、小學及特殊學校適用）(2022)》第 13 頁</w:t>
-        </w:r>
-      </w:hyperlink>
-    </w:p>
-    <w:p>
-      <w:pPr>
-        <w:spacing w:after="20"/>
-        <w:ind w:left="420" w:hanging="420"/>
-      </w:pPr>
-      <w:r>
-        <w:rPr>
-          <w:rFonts w:ascii="Microsoft JhengHei" w:cs="Microsoft JhengHei" w:eastAsia="Microsoft JhengHei" w:hAnsi="Microsoft JhengHei"/>
-          <w:color w:val="555555"/>
-          <w:sz w:val="18"/>
-          <w:szCs w:val="18"/>
-        </w:rPr>
-        <w:t xml:space="preserve">3　</w:t>
-      </w:r>
-      <w:hyperlink w:history="1" r:id="rId7zaoo3zjtvzni_cdfjtzv">
-        <w:r>
-          <w:rPr>
-            <w:rStyle w:val="Hyperlink"/>
-            <w:rFonts w:ascii="Microsoft JhengHei" w:cs="Microsoft JhengHei" w:eastAsia="Microsoft JhengHei" w:hAnsi="Microsoft JhengHei"/>
-            <w:sz w:val="18"/>
-            <w:szCs w:val="18"/>
-          </w:rPr>
-          <w:t xml:space="preserve">《香港學校表現指標（中學、小學及特殊學校適用）(2022)》第 6 頁</w:t>
-        </w:r>
-      </w:hyperlink>
-    </w:p>
-    <w:p>
-      <w:pPr>
-        <w:spacing w:after="20"/>
-        <w:ind w:left="420" w:hanging="420"/>
-      </w:pPr>
-      <w:r>
-        <w:rPr>
-          <w:rFonts w:ascii="Microsoft JhengHei" w:cs="Microsoft JhengHei" w:eastAsia="Microsoft JhengHei" w:hAnsi="Microsoft JhengHei"/>
-          <w:color w:val="555555"/>
-          <w:sz w:val="18"/>
-          <w:szCs w:val="18"/>
-        </w:rPr>
-        <w:t xml:space="preserve">4　</w:t>
-      </w:r>
-      <w:hyperlink w:history="1" r:id="rIda09zxaglxttylg8ymtzpc">
-        <w:r>
-          <w:rPr>
-            <w:rStyle w:val="Hyperlink"/>
-            <w:rFonts w:ascii="Microsoft JhengHei" w:cs="Microsoft JhengHei" w:eastAsia="Microsoft JhengHei" w:hAnsi="Microsoft JhengHei"/>
-            <w:sz w:val="18"/>
-            <w:szCs w:val="18"/>
-          </w:rPr>
-          <w:t xml:space="preserve">《學校自我評估工具及數據小冊子 (2025)》第 2 頁</w:t>
-        </w:r>
-      </w:hyperlink>
-    </w:p>
-    <w:p>
-      <w:pPr>
-        <w:spacing w:after="20"/>
-        <w:ind w:left="420" w:hanging="420"/>
-      </w:pPr>
-      <w:r>
-        <w:rPr>
-          <w:rFonts w:ascii="Microsoft JhengHei" w:cs="Microsoft JhengHei" w:eastAsia="Microsoft JhengHei" w:hAnsi="Microsoft JhengHei"/>
-          <w:color w:val="555555"/>
-          <w:sz w:val="18"/>
-          <w:szCs w:val="18"/>
-        </w:rPr>
-        <w:t xml:space="preserve">5　</w:t>
-      </w:r>
-      <w:hyperlink w:history="1" r:id="rId_n8kmlnfxwougguwm3zff">
-        <w:r>
-          <w:rPr>
-            <w:rStyle w:val="Hyperlink"/>
-            <w:rFonts w:ascii="Microsoft JhengHei" w:cs="Microsoft JhengHei" w:eastAsia="Microsoft JhengHei" w:hAnsi="Microsoft JhengHei"/>
-            <w:sz w:val="18"/>
-            <w:szCs w:val="18"/>
-          </w:rPr>
-          <w:t xml:space="preserve">《學校行政手冊（2025年11月版）》第 15 頁</w:t>
-        </w:r>
-      </w:hyperlink>
-    </w:p>
-    <w:p>
-      <w:pPr>
-        <w:pStyle w:val="Heading1"/>
-        <w:pageBreakBefore/>
-        <w:spacing w:after="100"/>
-      </w:pPr>
-      <w:r>
-        <w:rPr>
-          <w:rFonts w:ascii="Microsoft JhengHei" w:cs="Microsoft JhengHei" w:eastAsia="Microsoft JhengHei" w:hAnsi="Microsoft JhengHei"/>
-          <w:b/>
-          <w:bCs/>
-          <w:sz w:val="28"/>
-          <w:szCs w:val="28"/>
-        </w:rPr>
-        <w:t xml:space="preserve">undefined. undefined</w:t>
-      </w:r>
-    </w:p>
-    <w:p>
-      <w:pPr>
-        <w:spacing w:after="60" w:before="120"/>
-        <w:ind w:left="480" w:hanging="480"/>
-      </w:pPr>
-      <w:r>
-        <w:rPr>
-          <w:rFonts w:ascii="Microsoft JhengHei" w:cs="Microsoft JhengHei" w:eastAsia="Microsoft JhengHei" w:hAnsi="Microsoft JhengHei"/>
-          <w:b/>
-          <w:bCs/>
-          <w:sz w:val="22"/>
-          <w:szCs w:val="22"/>
-        </w:rPr>
-        <w:t xml:space="preserve">undefined.1　</w:t>
-      </w:r>
-      <w:r>
-        <w:rPr>
-          <w:rFonts w:ascii="Microsoft JhengHei" w:cs="Microsoft JhengHei" w:eastAsia="Microsoft JhengHei" w:hAnsi="Microsoft JhengHei"/>
-          <w:sz w:val="22"/>
-          <w:szCs w:val="22"/>
-        </w:rPr>
-        <w:t xml:space="preserve">本校採用《香港學校表現指標》（下稱「表現指標」）作為校本自評的核心工具，以有系統地根據相關實證檢視工作成效，不斷完善學校發展規劃，提升學生的學習成效。表現指標採三層架構，本校須按下列架構推展自評工作：</w:t>
-      </w:r>
-      <w:r>
-        <w:rPr>
-          <w:rFonts w:ascii="Microsoft JhengHei" w:cs="Microsoft JhengHei" w:eastAsia="Microsoft JhengHei" w:hAnsi="Microsoft JhengHei"/>
-          <w:color w:val="1F4E36"/>
-          <w:sz w:val="16"/>
-          <w:szCs w:val="16"/>
-          <w:vertAlign w:val="superscript"/>
-        </w:rPr>
-        <w:t xml:space="preserve">1</w:t>
-      </w:r>
-    </w:p>
-    <w:tbl>
-      <w:tblPr>
-        <w:tblW w:type="dxa" w:w="9026"/>
-        <w:tblBorders>
-          <w:top w:val="single" w:color="auto" w:sz="4"/>
-          <w:left w:val="single" w:color="auto" w:sz="4"/>
-          <w:bottom w:val="single" w:color="auto" w:sz="4"/>
-          <w:right w:val="single" w:color="auto" w:sz="4"/>
-          <w:insideH w:val="single" w:color="auto" w:sz="4"/>
-          <w:insideV w:val="single" w:color="auto" w:sz="4"/>
-        </w:tblBorders>
-      </w:tblPr>
-      <w:tblGrid>
-        <w:gridCol w:w="2400"/>
-        <w:gridCol w:w="4426"/>
-        <w:gridCol w:w="2200"/>
-      </w:tblGrid>
-      <w:tr>
-        <w:tc>
-          <w:tcPr>
-            <w:tcW w:type="dxa" w:w="2400"/>
-            <w:tcBorders>
-              <w:top w:val="single" w:color="BBBBBB" w:sz="1"/>
-              <w:left w:val="single" w:color="BBBBBB" w:sz="1"/>
-              <w:bottom w:val="single" w:color="BBBBBB" w:sz="1"/>
-              <w:right w:val="single" w:color="BBBBBB" w:sz="1"/>
-            </w:tcBorders>
-            <w:shd w:fill="EFEFEF" w:val="clear"/>
-            <w:tcMar>
-              <w:top w:type="dxa" w:w="80"/>
-              <w:left w:type="dxa" w:w="120"/>
-              <w:bottom w:type="dxa" w:w="80"/>
-              <w:right w:type="dxa" w:w="120"/>
-            </w:tcMar>
-          </w:tcPr>
-          <w:p>
-            <w:r>
-              <w:rPr>
-                <w:rFonts w:ascii="Microsoft JhengHei" w:cs="Microsoft JhengHei" w:eastAsia="Microsoft JhengHei" w:hAnsi="Microsoft JhengHei"/>
-                <w:b/>
-                <w:bCs/>
-                <w:sz w:val="20"/>
-                <w:szCs w:val="20"/>
-              </w:rPr>
               <w:t xml:space="preserve">層次</w:t>
             </w:r>
           </w:p>
@@ -2763,7 +2661,7 @@
           <w:sz w:val="22"/>
           <w:szCs w:val="22"/>
         </w:rPr>
-        <w:t xml:space="preserve">本校進行校本自評時，須綜合運用表現指標四個範疇的數據及自評結果，並以七個學習宗旨作為自評的反思點，從整體角度檢視及分析學校工作的成效。四個範疇的表現相互關聯，環環相扣，互為影響，本校在評估時應避免孤立審視單一範疇，而須從整體角度理解各範疇之間的關係。此外，本校在運用表現指標進行評估時，應充分考慮本身的背景因素，以配合「校情為本，對焦評估」的原則，確保評估結果能真實反映本校的實際情況及發展需要。本校不應視表現指標的「要點問題」為檢算清單，不宜割裂地使用，而忽略了本校的特色和整體表現；「要點問題」應作為整全反思的引導框架，而非逐項勾選的核查機制。</w:t>
+        <w:t xml:space="preserve">本校進行校本自評時，須綜合運用表現指標四個範疇的數據及自評結果，並以七個學習宗旨作為自評的反思點，從整體角度檢視及分析學校工作的成效。四個範疇的表現相互關聯，環環相扣，互為影響，本校在評估時應避免孤立審視單一範疇，而須從整體角度理解各範疇之間的關係。此外，本校在運用表現指標進行評估時，應充分考慮本身的背景因素，以配合「校情為本，對焦評估」的原則。本校不應視表現指標的「要點問題」為檢算清單，不宜割裂地使用，而忽略了本校的特色和整體表現。</w:t>
       </w:r>
       <w:r>
         <w:rPr>
@@ -2824,7 +2722,7 @@
         </w:rPr>
         <w:t xml:space="preserve">1　</w:t>
       </w:r>
-      <w:hyperlink w:history="1" r:id="rId4zgepuefyluyaqwps1xqd">
+      <w:hyperlink w:history="1" r:id="rIdiqcnqgsid6te2pljppz8b">
         <w:r>
           <w:rPr>
             <w:rStyle w:val="Hyperlink"/>
@@ -2850,7 +2748,7 @@
         </w:rPr>
         <w:t xml:space="preserve">2　</w:t>
       </w:r>
-      <w:hyperlink w:history="1" r:id="rIdrp09iykeapom-vhlqhsnt">
+      <w:hyperlink w:history="1" r:id="rIdu2dpgc2s532z1ivceehio">
         <w:r>
           <w:rPr>
             <w:rStyle w:val="Hyperlink"/>
@@ -2876,7 +2774,7 @@
         </w:rPr>
         <w:t xml:space="preserve">3　</w:t>
       </w:r>
-      <w:hyperlink w:history="1" r:id="rIdpgs1osty-wb5_f8kuzl8v">
+      <w:hyperlink w:history="1" r:id="rIdrttfpzruss-nlvqw5eizi">
         <w:r>
           <w:rPr>
             <w:rStyle w:val="Hyperlink"/>
@@ -2902,7 +2800,7 @@
         </w:rPr>
         <w:t xml:space="preserve">4　</w:t>
       </w:r>
-      <w:hyperlink w:history="1" r:id="rIdste7lscw0t_navadhv4t_">
+      <w:hyperlink w:history="1" r:id="rIdgc8j-b7md-ruonkbjfzs0">
         <w:r>
           <w:rPr>
             <w:rStyle w:val="Hyperlink"/>
@@ -3598,7 +3496,7 @@
         </w:rPr>
         <w:t xml:space="preserve">1　</w:t>
       </w:r>
-      <w:hyperlink w:history="1" r:id="rId8d6sufzjw-so4gsqqcbl-">
+      <w:hyperlink w:history="1" r:id="rIdg72dv95rc6blhdr-cvhzm">
         <w:r>
           <w:rPr>
             <w:rStyle w:val="Hyperlink"/>
@@ -3624,7 +3522,7 @@
         </w:rPr>
         <w:t xml:space="preserve">2　</w:t>
       </w:r>
-      <w:hyperlink w:history="1" r:id="rIdaty6eku11uayhewxubohk">
+      <w:hyperlink w:history="1" r:id="rIdfq5sdhpnbuyqkcll-f36e">
         <w:r>
           <w:rPr>
             <w:rStyle w:val="Hyperlink"/>
@@ -3650,7 +3548,7 @@
         </w:rPr>
         <w:t xml:space="preserve">3　</w:t>
       </w:r>
-      <w:hyperlink w:history="1" r:id="rIdvv6w-wf6yp-6lqzudba7z">
+      <w:hyperlink w:history="1" r:id="rIdmzqnld5tkfhlpkiekky_v">
         <w:r>
           <w:rPr>
             <w:rStyle w:val="Hyperlink"/>
@@ -3676,7 +3574,7 @@
         </w:rPr>
         <w:t xml:space="preserve">4　</w:t>
       </w:r>
-      <w:hyperlink w:history="1" r:id="rId5aqsrn8rbmvzet64tuxiy">
+      <w:hyperlink w:history="1" r:id="rIdjbnpbo2e9m9nzdlmmtxjb">
         <w:r>
           <w:rPr>
             <w:rStyle w:val="Hyperlink"/>
@@ -3702,7 +3600,7 @@
         </w:rPr>
         <w:t xml:space="preserve">5　</w:t>
       </w:r>
-      <w:hyperlink w:history="1" r:id="rIdmincpzxxkhacbbqkyufcz">
+      <w:hyperlink w:history="1" r:id="rId_ljocgpc6brnulkkdjntd">
         <w:r>
           <w:rPr>
             <w:rStyle w:val="Hyperlink"/>
@@ -3728,7 +3626,7 @@
         </w:rPr>
         <w:t xml:space="preserve">6　</w:t>
       </w:r>
-      <w:hyperlink w:history="1" r:id="rIdtvvik9glcq9taugbrdja9">
+      <w:hyperlink w:history="1" r:id="rIdoxlg8nl32bwssewlfkt03">
         <w:r>
           <w:rPr>
             <w:rStyle w:val="Hyperlink"/>
@@ -3778,7 +3676,7 @@
           <w:sz w:val="22"/>
           <w:szCs w:val="22"/>
         </w:rPr>
-        <w:t xml:space="preserve">本校不得將學業增值資料用作宣傳用途。如本校選擇將學業增值資料向外界（包括家長及公眾）發放，須將有關資料全面而非選擇性地發放，以免產生誤導；一旦選擇向外界發放，則以後每年須沿用相同的安排。如本校未能遵守上述發放協議，教育局將考慮停止向本校發放學業增值資料。</w:t>
+        <w:t xml:space="preserve">本校不應將學業增值資料用作宣傳用途。如本校選擇將學業增值資料向外界（包括家長及公眾）發放，須將有關資料全面而非選擇性地發放，以免產生誤導；一旦選擇向外界發放，則以後每年須沿用相同的安排。如本校未能遵守上述發放協議，教育局將考慮停止向本校發放學業增值資料。</w:t>
       </w:r>
       <w:r>
         <w:rPr>
@@ -3821,7 +3719,7 @@
         </w:rPr>
         <w:t xml:space="preserve">1　</w:t>
       </w:r>
-      <w:hyperlink w:history="1" r:id="rIdkqkgqb1mscsn6xdqadeei">
+      <w:hyperlink w:history="1" r:id="rIduyw2yntzz5olnu1j9tcbi">
         <w:r>
           <w:rPr>
             <w:rStyle w:val="Hyperlink"/>
@@ -3871,7 +3769,7 @@
           <w:sz w:val="22"/>
           <w:szCs w:val="22"/>
         </w:rPr>
-        <w:t xml:space="preserve">本校須按教育局規定，向外評隊伍提交法定文件，包括最近兩個發展周期的學校發展計劃，以及最近兩年的學校周年計劃和學校報告。外評按「校情為本，對焦評估」的原則進行，外評人員通過閱覽文件、觀察及與持份者進行會談，核實本校自評的成效。本校須配合外評安排，確保上述文件齊備並如期提交。</w:t>
+        <w:t xml:space="preserve">本校須按教育局規定，向外評隊伍提交文件，包括最近兩個發展周期的學校發展計劃，以及最近兩年的學校周年計劃和學校報告。外評按「校情為本，對焦評估」的原則進行，外評人員通過閱覽文件、觀察及與持份者進行會談，核實本校自評的成效。本校須配合外評安排。</w:t>
       </w:r>
       <w:r>
         <w:rPr>
@@ -3939,7 +3837,7 @@
           <w:sz w:val="22"/>
           <w:szCs w:val="22"/>
         </w:rPr>
-        <w:t xml:space="preserve">外評完成後，本校須善用校本及教育局提供的自評工具蒐集數據，有系統地分析和整合各科組的評估結果，適切跟進視學報告的建議，深入檢討工作成效，並訂定改善計劃。</w:t>
+        <w:t xml:space="preserve">本校須善用校本及教育局提供的自評工具蒐集數據，有系統地分析和整合各科組的評估結果，適切跟進視學報告的建議，深入檢討工作成效，並訂定改善計劃。</w:t>
       </w:r>
       <w:r>
         <w:rPr>
@@ -3973,7 +3871,7 @@
           <w:sz w:val="22"/>
           <w:szCs w:val="22"/>
         </w:rPr>
-        <w:t xml:space="preserve">本校須配合教育局就視學報告的透明度要求，向公眾發布學校視學報告的主要結果和建議，以提升校本管理的透明度和問責精神。</w:t>
+        <w:t xml:space="preserve">效能研究建議向公眾發布學校視學報告的主要結果和建議，以提升校本管理的透明度和問責精神；本校須配合相關透明度要求。</w:t>
       </w:r>
       <w:r>
         <w:rPr>
@@ -4016,7 +3914,7 @@
         </w:rPr>
         <w:t xml:space="preserve">1　</w:t>
       </w:r>
-      <w:hyperlink w:history="1" r:id="rId53zh16q6_vaetgzo5xyg_">
+      <w:hyperlink w:history="1" r:id="rId5qldfs0yuoomfftr30prn">
         <w:r>
           <w:rPr>
             <w:rStyle w:val="Hyperlink"/>
@@ -4042,7 +3940,7 @@
         </w:rPr>
         <w:t xml:space="preserve">2　</w:t>
       </w:r>
-      <w:hyperlink w:history="1" r:id="rIdffvigsoynzzmqh-hmyhbg">
+      <w:hyperlink w:history="1" r:id="rIdng4spfgqgmwwubtwjlorn">
         <w:r>
           <w:rPr>
             <w:rStyle w:val="Hyperlink"/>
@@ -4068,7 +3966,7 @@
         </w:rPr>
         <w:t xml:space="preserve">3　</w:t>
       </w:r>
-      <w:hyperlink w:history="1" r:id="rIdwokrhgpgtfsqlxejhoig5">
+      <w:hyperlink w:history="1" r:id="rIdubg2o5dozrph2bz6u229v">
         <w:r>
           <w:rPr>
             <w:rStyle w:val="Hyperlink"/>
@@ -4094,7 +3992,7 @@
         </w:rPr>
         <w:t xml:space="preserve">4　</w:t>
       </w:r>
-      <w:hyperlink w:history="1" r:id="rIdjh_vuwklqoa39gq3y5jkz">
+      <w:hyperlink w:history="1" r:id="rIdtvkxcfpxrrg8_r95amch7">
         <w:r>
           <w:rPr>
             <w:rStyle w:val="Hyperlink"/>
@@ -4161,7 +4059,7 @@
           <w:sz w:val="22"/>
           <w:szCs w:val="22"/>
         </w:rPr>
-        <w:t xml:space="preserve">，讓公眾及持份者知悉本校的工作效能，並積極蒐集其意見，以加強問責、提高運作和管理的透明度。本校領導層須如實向持份者匯報本校表現，並就本校發展徵詢持份者意見，認真考慮所收意見，以增加管理透明度及體現問責精神。</w:t>
+        <w:t xml:space="preserve">，讓公眾及持份者知悉本校的工作效能，並蒐集其意見，以加強問責、提高運作和管理的透明度。本校領導層須如實向持份者匯報本校表現，並就本校發展徵詢持份者意見，認真考慮所收意見，以增加管理透明度及體現問責精神。</w:t>
       </w:r>
       <w:r>
         <w:rPr>
@@ -4213,7 +4111,7 @@
           <w:sz w:val="22"/>
           <w:szCs w:val="22"/>
         </w:rPr>
-        <w:t xml:space="preserve">本校每年應制訂學校發展計劃、學校周年計劃及學校報告，並提交校董會／學校管理委員會審議。上述文件之制訂，須讓教職員全面參與；</w:t>
+        <w:t xml:space="preserve">本校每年應制訂學校發展計劃、學校周年計劃及學校報告。上述文件之制訂，須讓教職員全面參與；</w:t>
       </w:r>
       <w:r>
         <w:rPr>
@@ -4826,7 +4724,7 @@
         </w:rPr>
         <w:t xml:space="preserve">1　</w:t>
       </w:r>
-      <w:hyperlink w:history="1" r:id="rIddwdg5e9jl64tipbdqj8rl">
+      <w:hyperlink w:history="1" r:id="rIdreyeo6w7qlg5o3dgbrlct">
         <w:r>
           <w:rPr>
             <w:rStyle w:val="Hyperlink"/>
@@ -4852,7 +4750,7 @@
         </w:rPr>
         <w:t xml:space="preserve">2　</w:t>
       </w:r>
-      <w:hyperlink w:history="1" r:id="rIdgveozsum__ou6bbv2mlly">
+      <w:hyperlink w:history="1" r:id="rIdeqzvjgdochyoral9rijgh">
         <w:r>
           <w:rPr>
             <w:rStyle w:val="Hyperlink"/>
@@ -4878,7 +4776,7 @@
         </w:rPr>
         <w:t xml:space="preserve">3　</w:t>
       </w:r>
-      <w:hyperlink w:history="1" r:id="rId36ilghftercvy9yfafqbd">
+      <w:hyperlink w:history="1" r:id="rIdlzlhphyfgo6zrocmzhbmn">
         <w:r>
           <w:rPr>
             <w:rStyle w:val="Hyperlink"/>
@@ -4904,7 +4802,7 @@
         </w:rPr>
         <w:t xml:space="preserve">4　</w:t>
       </w:r>
-      <w:hyperlink w:history="1" r:id="rId8vpucx_zks59euiwzsv95">
+      <w:hyperlink w:history="1" r:id="rIdwohfw0kx6yy6oonowjzlh">
         <w:r>
           <w:rPr>
             <w:rStyle w:val="Hyperlink"/>
@@ -4930,7 +4828,7 @@
         </w:rPr>
         <w:t xml:space="preserve">5　</w:t>
       </w:r>
-      <w:hyperlink w:history="1" r:id="rIdzevqtzpgdsbcrub6bfi27">
+      <w:hyperlink w:history="1" r:id="rIdesf_fwj5hcqbo7z4-ozbt">
         <w:r>
           <w:rPr>
             <w:rStyle w:val="Hyperlink"/>
@@ -5526,7 +5424,7 @@
         </w:rPr>
         <w:t xml:space="preserve">1　</w:t>
       </w:r>
-      <w:hyperlink w:history="1" r:id="rIds4-rfotouxvglezjjoou2">
+      <w:hyperlink w:history="1" r:id="rIdj6f7wumc4df65zahziuf-">
         <w:r>
           <w:rPr>
             <w:rStyle w:val="Hyperlink"/>
@@ -5552,7 +5450,7 @@
         </w:rPr>
         <w:t xml:space="preserve">2　</w:t>
       </w:r>
-      <w:hyperlink w:history="1" r:id="rIdehxrrqt1a0oha-wsa8o1d">
+      <w:hyperlink w:history="1" r:id="rIdgn8y3dlpnqavb7vvwol-b">
         <w:r>
           <w:rPr>
             <w:rStyle w:val="Hyperlink"/>
@@ -5578,7 +5476,7 @@
         </w:rPr>
         <w:t xml:space="preserve">3　</w:t>
       </w:r>
-      <w:hyperlink w:history="1" r:id="rIdwkn1wayiwafss_prmfzjz">
+      <w:hyperlink w:history="1" r:id="rIdvk4l2q_7u0ca4abeguooi">
         <w:r>
           <w:rPr>
             <w:rStyle w:val="Hyperlink"/>
@@ -5604,7 +5502,7 @@
         </w:rPr>
         <w:t xml:space="preserve">4　</w:t>
       </w:r>
-      <w:hyperlink w:history="1" r:id="rIdidcmfpvda_887srelyozm">
+      <w:hyperlink w:history="1" r:id="rIdhrm6i8-5khtvwk2f42ijx">
         <w:r>
           <w:rPr>
             <w:rStyle w:val="Hyperlink"/>
@@ -5869,7 +5767,7 @@
                 <w:sz w:val="20"/>
                 <w:szCs w:val="20"/>
               </w:rPr>
-              <w:t xml:space="preserve">內容質素；資料時效性</w:t>
+              <w:t xml:space="preserve">內容質素</w:t>
             </w:r>
           </w:p>
         </w:tc>
@@ -6025,7 +5923,7 @@
         </w:rPr>
         <w:t xml:space="preserve">1　</w:t>
       </w:r>
-      <w:hyperlink w:history="1" r:id="rIdqhgdr0kdkvuapyznypeka">
+      <w:hyperlink w:history="1" r:id="rIdunptaagdbko5e69vkbneq">
         <w:r>
           <w:rPr>
             <w:rStyle w:val="Hyperlink"/>
@@ -6051,7 +5949,7 @@
         </w:rPr>
         <w:t xml:space="preserve">2　</w:t>
       </w:r>
-      <w:hyperlink w:history="1" r:id="rIdw5gjr_21inj18v3q9gucc">
+      <w:hyperlink w:history="1" r:id="rIdtddw6nj52btm2nnfrjw3z">
         <w:r>
           <w:rPr>
             <w:rStyle w:val="Hyperlink"/>
@@ -6246,7 +6144,7 @@
         </w:rPr>
         <w:t xml:space="preserve">1, 2　</w:t>
       </w:r>
-      <w:hyperlink w:history="1" r:id="rIdhgqoem0tepg9c0vz-bsoi">
+      <w:hyperlink w:history="1" r:id="rId9oi2nl9oiddk5xkpit7xc">
         <w:r>
           <w:rPr>
             <w:rStyle w:val="Hyperlink"/>
@@ -6313,7 +6211,7 @@
           <w:sz w:val="22"/>
           <w:szCs w:val="22"/>
         </w:rPr>
-        <w:t xml:space="preserve">應設立投訴記錄冊，持續監察各投訴個案之處理情況，並定期查核未完個案之進展。每當一項投訴事件告一段落，本校須就該事件擬備撮要報告，載明調查結果、建議及跟進行動，並予以存檔備查。</w:t>
+        <w:t xml:space="preserve">應設立投訴記錄冊，監察各投訴個案之處理情況，並定期查核未完個案之進展。每當一項投訴事件告一段落，本校須就該事件擬備撮要報告，載明調查結果、建議及跟進行動，並予以存檔備查。</w:t>
       </w:r>
       <w:r>
         <w:rPr>
@@ -6347,7 +6245,7 @@
           <w:sz w:val="22"/>
           <w:szCs w:val="22"/>
         </w:rPr>
-        <w:t xml:space="preserve">處理投訴事宜時，本校須確保迴避原則獲得切實執行。任何被投訴之人員，均不得參與處理相關事件、監督調查工作，或簽署任何致投訴人之通信。若負責處理投訴之人員與被投訴人士存在私人關係，或事件涉及其本身利益，該人員應向本校申報有關利益，並被禁止接觸相關資料。</w:t>
+        <w:t xml:space="preserve">處理投訴事宜時，任何被投訴之人員，均不得參與處理相關事件、監督調查工作，或簽署任何致投訴人之通信。若負責處理投訴之人員與被投訴人士存在私人關係，或事件涉及其本身利益，該人員應向本校申報有關利益，並被禁止接觸相關資料。</w:t>
       </w:r>
       <w:r>
         <w:rPr>
@@ -6390,7 +6288,7 @@
         </w:rPr>
         <w:t xml:space="preserve">1　</w:t>
       </w:r>
-      <w:hyperlink w:history="1" r:id="rIdqmuz6d7gvwtxcb6ojc6x-">
+      <w:hyperlink w:history="1" r:id="rIdtckfpeuyjidortf2kjfaa">
         <w:r>
           <w:rPr>
             <w:rStyle w:val="Hyperlink"/>
@@ -6416,7 +6314,7 @@
         </w:rPr>
         <w:t xml:space="preserve">2　</w:t>
       </w:r>
-      <w:hyperlink w:history="1" r:id="rIdqnj51csrhzv2encwn7yur">
+      <w:hyperlink w:history="1" r:id="rId1dhuo821lgrgrl4lyx89f">
         <w:r>
           <w:rPr>
             <w:rStyle w:val="Hyperlink"/>

--- a/dev/checklists/qa_inspection/本校質素保證與視學政策_學校版_DRAFT.docx
+++ b/dev/checklists/qa_inspection/本校質素保證與視學政策_學校版_DRAFT.docx
@@ -179,7 +179,7 @@
           <w:sz w:val="28"/>
           <w:szCs w:val="28"/>
         </w:rPr>
-        <w:t xml:space="preserve">undefined. undefined</w:t>
+        <w:t xml:space="preserve">1. 校務治理架構</w:t>
       </w:r>
     </w:p>
     <w:p>
@@ -195,7 +195,7 @@
           <w:sz w:val="22"/>
           <w:szCs w:val="22"/>
         </w:rPr>
-        <w:t xml:space="preserve">undefined.1　</w:t>
+        <w:t xml:space="preserve">1.1　</w:t>
       </w:r>
       <w:r>
         <w:rPr>
@@ -246,7 +246,7 @@
           <w:sz w:val="22"/>
           <w:szCs w:val="22"/>
         </w:rPr>
-        <w:t xml:space="preserve">undefined.2　</w:t>
+        <w:t xml:space="preserve">1.2　</w:t>
       </w:r>
       <w:r>
         <w:rPr>
@@ -501,7 +501,7 @@
         </w:rPr>
         <w:t xml:space="preserve">1, 2　</w:t>
       </w:r>
-      <w:hyperlink w:history="1" r:id="rIdsya8pieqp7uqumcah_w1f">
+      <w:hyperlink w:history="1" r:id="rIddn1k0fiwm_8ir4c2z-y3w">
         <w:r>
           <w:rPr>
             <w:rStyle w:val="Hyperlink"/>
@@ -527,7 +527,7 @@
           <w:sz w:val="28"/>
           <w:szCs w:val="28"/>
         </w:rPr>
-        <w:t xml:space="preserve">undefined. undefined</w:t>
+        <w:t xml:space="preserve">2. 學校發展規劃</w:t>
       </w:r>
     </w:p>
     <w:p>
@@ -543,7 +543,7 @@
           <w:sz w:val="22"/>
           <w:szCs w:val="22"/>
         </w:rPr>
-        <w:t xml:space="preserve">undefined.1　</w:t>
+        <w:t xml:space="preserve">2.1　</w:t>
       </w:r>
       <w:r>
         <w:rPr>
@@ -984,7 +984,7 @@
           <w:sz w:val="22"/>
           <w:szCs w:val="22"/>
         </w:rPr>
-        <w:t xml:space="preserve">undefined.2　</w:t>
+        <w:t xml:space="preserve">2.2　</w:t>
       </w:r>
       <w:r>
         <w:rPr>
@@ -1052,7 +1052,7 @@
         </w:rPr>
         <w:t xml:space="preserve">1　</w:t>
       </w:r>
-      <w:hyperlink w:history="1" r:id="rIdjiwzre-v_79as2fytyj2y">
+      <w:hyperlink w:history="1" r:id="rId9iwa6vlm-3bchjvumtofz">
         <w:r>
           <w:rPr>
             <w:rStyle w:val="Hyperlink"/>
@@ -1078,7 +1078,7 @@
         </w:rPr>
         <w:t xml:space="preserve">2　</w:t>
       </w:r>
-      <w:hyperlink w:history="1" r:id="rIdbheqkyouo1av3vtilxjrf">
+      <w:hyperlink w:history="1" r:id="rIdyex4s0jflc5wjg-b7l4yu">
         <w:r>
           <w:rPr>
             <w:rStyle w:val="Hyperlink"/>
@@ -1104,7 +1104,7 @@
         </w:rPr>
         <w:t xml:space="preserve">3　</w:t>
       </w:r>
-      <w:hyperlink w:history="1" r:id="rId7egmwpmgmdp6ovxyuytve">
+      <w:hyperlink w:history="1" r:id="rIdn7em0z9fr0yzz6lqnukt9">
         <w:r>
           <w:rPr>
             <w:rStyle w:val="Hyperlink"/>
@@ -1130,7 +1130,7 @@
           <w:sz w:val="28"/>
           <w:szCs w:val="28"/>
         </w:rPr>
-        <w:t xml:space="preserve">undefined. undefined</w:t>
+        <w:t xml:space="preserve">3. 學校自評</w:t>
       </w:r>
     </w:p>
     <w:p>
@@ -1146,7 +1146,7 @@
           <w:sz w:val="22"/>
           <w:szCs w:val="22"/>
         </w:rPr>
-        <w:t xml:space="preserve">undefined.1　</w:t>
+        <w:t xml:space="preserve">3.1　</w:t>
       </w:r>
       <w:r>
         <w:rPr>
@@ -1215,7 +1215,7 @@
           <w:sz w:val="22"/>
           <w:szCs w:val="22"/>
         </w:rPr>
-        <w:t xml:space="preserve">undefined.2　</w:t>
+        <w:t xml:space="preserve">3.2　</w:t>
       </w:r>
       <w:r>
         <w:rPr>
@@ -1249,7 +1249,7 @@
           <w:sz w:val="22"/>
           <w:szCs w:val="22"/>
         </w:rPr>
-        <w:t xml:space="preserve">undefined.3　</w:t>
+        <w:t xml:space="preserve">3.3　</w:t>
       </w:r>
       <w:r>
         <w:rPr>
@@ -1807,7 +1807,7 @@
         </w:rPr>
         <w:t xml:space="preserve">1　</w:t>
       </w:r>
-      <w:hyperlink w:history="1" r:id="rId1mgqyjasvvfflv7r6myo5">
+      <w:hyperlink w:history="1" r:id="rIduqggg2xm9lld2mr-h--ki">
         <w:r>
           <w:rPr>
             <w:rStyle w:val="Hyperlink"/>
@@ -1833,7 +1833,7 @@
         </w:rPr>
         <w:t xml:space="preserve">2　</w:t>
       </w:r>
-      <w:hyperlink w:history="1" r:id="rId_q3jmjakczppcnu9_6888">
+      <w:hyperlink w:history="1" r:id="rIdfpadnxgk76cx67pof21bo">
         <w:r>
           <w:rPr>
             <w:rStyle w:val="Hyperlink"/>
@@ -1859,7 +1859,7 @@
         </w:rPr>
         <w:t xml:space="preserve">3　</w:t>
       </w:r>
-      <w:hyperlink w:history="1" r:id="rIdhpj4reuk5pfb_frj7blmz">
+      <w:hyperlink w:history="1" r:id="rIdmr35j5nr5-gkcban6niyu">
         <w:r>
           <w:rPr>
             <w:rStyle w:val="Hyperlink"/>
@@ -1885,7 +1885,7 @@
         </w:rPr>
         <w:t xml:space="preserve">4　</w:t>
       </w:r>
-      <w:hyperlink w:history="1" r:id="rIdvyzbgmsxcbst6kgh3v5uw">
+      <w:hyperlink w:history="1" r:id="rIdojjpm3tucm6okvnzr3zq1">
         <w:r>
           <w:rPr>
             <w:rStyle w:val="Hyperlink"/>
@@ -1911,7 +1911,7 @@
         </w:rPr>
         <w:t xml:space="preserve">5　</w:t>
       </w:r>
-      <w:hyperlink w:history="1" r:id="rIdqfg4qego71mcyes8xysuj">
+      <w:hyperlink w:history="1" r:id="rIdelabao5pir4uyh_mvf_kr">
         <w:r>
           <w:rPr>
             <w:rStyle w:val="Hyperlink"/>
@@ -1937,7 +1937,7 @@
           <w:sz w:val="28"/>
           <w:szCs w:val="28"/>
         </w:rPr>
-        <w:t xml:space="preserve">undefined. undefined</w:t>
+        <w:t xml:space="preserve">4. 績效指標運用</w:t>
       </w:r>
     </w:p>
     <w:p>
@@ -1953,7 +1953,7 @@
           <w:sz w:val="22"/>
           <w:szCs w:val="22"/>
         </w:rPr>
-        <w:t xml:space="preserve">undefined.1　</w:t>
+        <w:t xml:space="preserve">4.1　</w:t>
       </w:r>
       <w:r>
         <w:rPr>
@@ -2359,7 +2359,7 @@
           <w:sz w:val="22"/>
           <w:szCs w:val="22"/>
         </w:rPr>
-        <w:t xml:space="preserve">undefined.2　</w:t>
+        <w:t xml:space="preserve">4.2　</w:t>
       </w:r>
       <w:r>
         <w:rPr>
@@ -2653,7 +2653,7 @@
           <w:sz w:val="22"/>
           <w:szCs w:val="22"/>
         </w:rPr>
-        <w:t xml:space="preserve">undefined.3　</w:t>
+        <w:t xml:space="preserve">4.3　</w:t>
       </w:r>
       <w:r>
         <w:rPr>
@@ -2722,7 +2722,7 @@
         </w:rPr>
         <w:t xml:space="preserve">1　</w:t>
       </w:r>
-      <w:hyperlink w:history="1" r:id="rIdiqcnqgsid6te2pljppz8b">
+      <w:hyperlink w:history="1" r:id="rIdlrnjr8f998mae2g2ywr4e">
         <w:r>
           <w:rPr>
             <w:rStyle w:val="Hyperlink"/>
@@ -2748,7 +2748,7 @@
         </w:rPr>
         <w:t xml:space="preserve">2　</w:t>
       </w:r>
-      <w:hyperlink w:history="1" r:id="rIdu2dpgc2s532z1ivceehio">
+      <w:hyperlink w:history="1" r:id="rIdb2ft8-bqy146jafbx_w_f">
         <w:r>
           <w:rPr>
             <w:rStyle w:val="Hyperlink"/>
@@ -2774,7 +2774,7 @@
         </w:rPr>
         <w:t xml:space="preserve">3　</w:t>
       </w:r>
-      <w:hyperlink w:history="1" r:id="rIdrttfpzruss-nlvqw5eizi">
+      <w:hyperlink w:history="1" r:id="rId3f9rsez4bqe4l_hb6pqcy">
         <w:r>
           <w:rPr>
             <w:rStyle w:val="Hyperlink"/>
@@ -2800,7 +2800,7 @@
         </w:rPr>
         <w:t xml:space="preserve">4　</w:t>
       </w:r>
-      <w:hyperlink w:history="1" r:id="rIdgc8j-b7md-ruonkbjfzs0">
+      <w:hyperlink w:history="1" r:id="rIdydtigelkcywdpffvyajoc">
         <w:r>
           <w:rPr>
             <w:rStyle w:val="Hyperlink"/>
@@ -2826,7 +2826,7 @@
           <w:sz w:val="28"/>
           <w:szCs w:val="28"/>
         </w:rPr>
-        <w:t xml:space="preserve">undefined. undefined</w:t>
+        <w:t xml:space="preserve">5. 評量數據管理</w:t>
       </w:r>
     </w:p>
     <w:p>
@@ -2842,7 +2842,7 @@
           <w:sz w:val="22"/>
           <w:szCs w:val="22"/>
         </w:rPr>
-        <w:t xml:space="preserve">undefined.1　</w:t>
+        <w:t xml:space="preserve">5.1　</w:t>
       </w:r>
       <w:r>
         <w:rPr>
@@ -2911,7 +2911,7 @@
           <w:sz w:val="22"/>
           <w:szCs w:val="22"/>
         </w:rPr>
-        <w:t xml:space="preserve">undefined.2　</w:t>
+        <w:t xml:space="preserve">5.2　</w:t>
       </w:r>
       <w:r>
         <w:rPr>
@@ -3149,7 +3149,7 @@
           <w:sz w:val="22"/>
           <w:szCs w:val="22"/>
         </w:rPr>
-        <w:t xml:space="preserve">undefined.3　</w:t>
+        <w:t xml:space="preserve">5.3　</w:t>
       </w:r>
       <w:r>
         <w:rPr>
@@ -3496,7 +3496,7 @@
         </w:rPr>
         <w:t xml:space="preserve">1　</w:t>
       </w:r>
-      <w:hyperlink w:history="1" r:id="rIdg72dv95rc6blhdr-cvhzm">
+      <w:hyperlink w:history="1" r:id="rId3_buaypmfxzleuc1fbarp">
         <w:r>
           <w:rPr>
             <w:rStyle w:val="Hyperlink"/>
@@ -3522,7 +3522,7 @@
         </w:rPr>
         <w:t xml:space="preserve">2　</w:t>
       </w:r>
-      <w:hyperlink w:history="1" r:id="rIdfq5sdhpnbuyqkcll-f36e">
+      <w:hyperlink w:history="1" r:id="rIdhdychfy9rtcc73r9o9qef">
         <w:r>
           <w:rPr>
             <w:rStyle w:val="Hyperlink"/>
@@ -3548,7 +3548,7 @@
         </w:rPr>
         <w:t xml:space="preserve">3　</w:t>
       </w:r>
-      <w:hyperlink w:history="1" r:id="rIdmzqnld5tkfhlpkiekky_v">
+      <w:hyperlink w:history="1" r:id="rIdrcam6lby5wdi8367pg74v">
         <w:r>
           <w:rPr>
             <w:rStyle w:val="Hyperlink"/>
@@ -3574,7 +3574,7 @@
         </w:rPr>
         <w:t xml:space="preserve">4　</w:t>
       </w:r>
-      <w:hyperlink w:history="1" r:id="rIdjbnpbo2e9m9nzdlmmtxjb">
+      <w:hyperlink w:history="1" r:id="rId83g8d9ryfzlnc3q2nh8ej">
         <w:r>
           <w:rPr>
             <w:rStyle w:val="Hyperlink"/>
@@ -3600,7 +3600,7 @@
         </w:rPr>
         <w:t xml:space="preserve">5　</w:t>
       </w:r>
-      <w:hyperlink w:history="1" r:id="rId_ljocgpc6brnulkkdjntd">
+      <w:hyperlink w:history="1" r:id="rIdmendymfos71kx9e7shbuf">
         <w:r>
           <w:rPr>
             <w:rStyle w:val="Hyperlink"/>
@@ -3626,7 +3626,7 @@
         </w:rPr>
         <w:t xml:space="preserve">6　</w:t>
       </w:r>
-      <w:hyperlink w:history="1" r:id="rIdoxlg8nl32bwssewlfkt03">
+      <w:hyperlink w:history="1" r:id="rIdgsmbmddk1famxwp12fpnc">
         <w:r>
           <w:rPr>
             <w:rStyle w:val="Hyperlink"/>
@@ -3652,7 +3652,7 @@
           <w:sz w:val="28"/>
           <w:szCs w:val="28"/>
         </w:rPr>
-        <w:t xml:space="preserve">undefined. undefined</w:t>
+        <w:t xml:space="preserve">6. 增值資料處理</w:t>
       </w:r>
     </w:p>
     <w:p>
@@ -3668,7 +3668,7 @@
           <w:sz w:val="22"/>
           <w:szCs w:val="22"/>
         </w:rPr>
-        <w:t xml:space="preserve">undefined.1　</w:t>
+        <w:t xml:space="preserve">6.1　</w:t>
       </w:r>
       <w:r>
         <w:rPr>
@@ -3719,7 +3719,7 @@
         </w:rPr>
         <w:t xml:space="preserve">1　</w:t>
       </w:r>
-      <w:hyperlink w:history="1" r:id="rIduyw2yntzz5olnu1j9tcbi">
+      <w:hyperlink w:history="1" r:id="rIdxf3yyffps-j43pqb1xfaq">
         <w:r>
           <w:rPr>
             <w:rStyle w:val="Hyperlink"/>
@@ -3745,7 +3745,7 @@
           <w:sz w:val="28"/>
           <w:szCs w:val="28"/>
         </w:rPr>
-        <w:t xml:space="preserve">undefined. undefined</w:t>
+        <w:t xml:space="preserve">7. 外評視學準備</w:t>
       </w:r>
     </w:p>
     <w:p>
@@ -3761,7 +3761,7 @@
           <w:sz w:val="22"/>
           <w:szCs w:val="22"/>
         </w:rPr>
-        <w:t xml:space="preserve">undefined.1　</w:t>
+        <w:t xml:space="preserve">7.1　</w:t>
       </w:r>
       <w:r>
         <w:rPr>
@@ -3795,7 +3795,7 @@
           <w:sz w:val="22"/>
           <w:szCs w:val="22"/>
         </w:rPr>
-        <w:t xml:space="preserve">undefined.2　</w:t>
+        <w:t xml:space="preserve">7.2　</w:t>
       </w:r>
       <w:r>
         <w:rPr>
@@ -3829,7 +3829,7 @@
           <w:sz w:val="22"/>
           <w:szCs w:val="22"/>
         </w:rPr>
-        <w:t xml:space="preserve">undefined.3　</w:t>
+        <w:t xml:space="preserve">7.3　</w:t>
       </w:r>
       <w:r>
         <w:rPr>
@@ -3863,7 +3863,7 @@
           <w:sz w:val="22"/>
           <w:szCs w:val="22"/>
         </w:rPr>
-        <w:t xml:space="preserve">undefined.4　</w:t>
+        <w:t xml:space="preserve">7.4　</w:t>
       </w:r>
       <w:r>
         <w:rPr>
@@ -3914,7 +3914,7 @@
         </w:rPr>
         <w:t xml:space="preserve">1　</w:t>
       </w:r>
-      <w:hyperlink w:history="1" r:id="rId5qldfs0yuoomfftr30prn">
+      <w:hyperlink w:history="1" r:id="rIdacpkcirjxmdi2sofpiq9m">
         <w:r>
           <w:rPr>
             <w:rStyle w:val="Hyperlink"/>
@@ -3940,7 +3940,7 @@
         </w:rPr>
         <w:t xml:space="preserve">2　</w:t>
       </w:r>
-      <w:hyperlink w:history="1" r:id="rIdng4spfgqgmwwubtwjlorn">
+      <w:hyperlink w:history="1" r:id="rIdxmwvj782k-avdvof4oyzx">
         <w:r>
           <w:rPr>
             <w:rStyle w:val="Hyperlink"/>
@@ -3966,7 +3966,7 @@
         </w:rPr>
         <w:t xml:space="preserve">3　</w:t>
       </w:r>
-      <w:hyperlink w:history="1" r:id="rIdubg2o5dozrph2bz6u229v">
+      <w:hyperlink w:history="1" r:id="rIdvybkpzwiq53bwhtzihffp">
         <w:r>
           <w:rPr>
             <w:rStyle w:val="Hyperlink"/>
@@ -3992,7 +3992,7 @@
         </w:rPr>
         <w:t xml:space="preserve">4　</w:t>
       </w:r>
-      <w:hyperlink w:history="1" r:id="rIdtvkxcfpxrrg8_r95amch7">
+      <w:hyperlink w:history="1" r:id="rId9namfchsuwayfqxxf6hp4">
         <w:r>
           <w:rPr>
             <w:rStyle w:val="Hyperlink"/>
@@ -4018,7 +4018,7 @@
           <w:sz w:val="28"/>
           <w:szCs w:val="28"/>
         </w:rPr>
-        <w:t xml:space="preserve">undefined. undefined</w:t>
+        <w:t xml:space="preserve">8. 問責匯報</w:t>
       </w:r>
     </w:p>
     <w:p>
@@ -4034,7 +4034,7 @@
           <w:sz w:val="22"/>
           <w:szCs w:val="22"/>
         </w:rPr>
-        <w:t xml:space="preserve">undefined.1　</w:t>
+        <w:t xml:space="preserve">8.1　</w:t>
       </w:r>
       <w:r>
         <w:rPr>
@@ -4103,7 +4103,7 @@
           <w:sz w:val="22"/>
           <w:szCs w:val="22"/>
         </w:rPr>
-        <w:t xml:space="preserve">undefined.2　</w:t>
+        <w:t xml:space="preserve">8.2　</w:t>
       </w:r>
       <w:r>
         <w:rPr>
@@ -4154,7 +4154,7 @@
           <w:sz w:val="22"/>
           <w:szCs w:val="22"/>
         </w:rPr>
-        <w:t xml:space="preserve">undefined.3　</w:t>
+        <w:t xml:space="preserve">8.3　</w:t>
       </w:r>
       <w:r>
         <w:rPr>
@@ -4724,7 +4724,7 @@
         </w:rPr>
         <w:t xml:space="preserve">1　</w:t>
       </w:r>
-      <w:hyperlink w:history="1" r:id="rIdreyeo6w7qlg5o3dgbrlct">
+      <w:hyperlink w:history="1" r:id="rIdna4lqzfz2gcw70mnskmcg">
         <w:r>
           <w:rPr>
             <w:rStyle w:val="Hyperlink"/>
@@ -4750,7 +4750,7 @@
         </w:rPr>
         <w:t xml:space="preserve">2　</w:t>
       </w:r>
-      <w:hyperlink w:history="1" r:id="rIdeqzvjgdochyoral9rijgh">
+      <w:hyperlink w:history="1" r:id="rIdvkq6vygev9xarqcrz4igv">
         <w:r>
           <w:rPr>
             <w:rStyle w:val="Hyperlink"/>
@@ -4776,7 +4776,7 @@
         </w:rPr>
         <w:t xml:space="preserve">3　</w:t>
       </w:r>
-      <w:hyperlink w:history="1" r:id="rIdlzlhphyfgo6zrocmzhbmn">
+      <w:hyperlink w:history="1" r:id="rId9jfmhpb8-9fwc-wexcvhw">
         <w:r>
           <w:rPr>
             <w:rStyle w:val="Hyperlink"/>
@@ -4802,7 +4802,7 @@
         </w:rPr>
         <w:t xml:space="preserve">4　</w:t>
       </w:r>
-      <w:hyperlink w:history="1" r:id="rIdwohfw0kx6yy6oonowjzlh">
+      <w:hyperlink w:history="1" r:id="rIdpiy1cac9rnsmslbhxj5zs">
         <w:r>
           <w:rPr>
             <w:rStyle w:val="Hyperlink"/>
@@ -4828,7 +4828,7 @@
         </w:rPr>
         <w:t xml:space="preserve">5　</w:t>
       </w:r>
-      <w:hyperlink w:history="1" r:id="rIdesf_fwj5hcqbo7z4-ozbt">
+      <w:hyperlink w:history="1" r:id="rId7lmte1ezatzqisfzmroge">
         <w:r>
           <w:rPr>
             <w:rStyle w:val="Hyperlink"/>
@@ -4854,7 +4854,7 @@
           <w:sz w:val="28"/>
           <w:szCs w:val="28"/>
         </w:rPr>
-        <w:t xml:space="preserve">undefined. undefined</w:t>
+        <w:t xml:space="preserve">9. 財務問責</w:t>
       </w:r>
     </w:p>
     <w:p>
@@ -4870,7 +4870,7 @@
           <w:sz w:val="22"/>
           <w:szCs w:val="22"/>
         </w:rPr>
-        <w:t xml:space="preserve">undefined.1　</w:t>
+        <w:t xml:space="preserve">9.1　</w:t>
       </w:r>
       <w:r>
         <w:rPr>
@@ -4913,7 +4913,7 @@
           <w:sz w:val="22"/>
           <w:szCs w:val="22"/>
         </w:rPr>
-        <w:t xml:space="preserve">undefined.2　</w:t>
+        <w:t xml:space="preserve">9.2　</w:t>
       </w:r>
       <w:r>
         <w:rPr>
@@ -5169,7 +5169,7 @@
           <w:sz w:val="22"/>
           <w:szCs w:val="22"/>
         </w:rPr>
-        <w:t xml:space="preserve">undefined.3　</w:t>
+        <w:t xml:space="preserve">9.3　</w:t>
       </w:r>
       <w:r>
         <w:rPr>
@@ -5424,7 +5424,7 @@
         </w:rPr>
         <w:t xml:space="preserve">1　</w:t>
       </w:r>
-      <w:hyperlink w:history="1" r:id="rIdj6f7wumc4df65zahziuf-">
+      <w:hyperlink w:history="1" r:id="rIdxfn4hyti4btnbnsqis32l">
         <w:r>
           <w:rPr>
             <w:rStyle w:val="Hyperlink"/>
@@ -5450,7 +5450,7 @@
         </w:rPr>
         <w:t xml:space="preserve">2　</w:t>
       </w:r>
-      <w:hyperlink w:history="1" r:id="rIdgn8y3dlpnqavb7vvwol-b">
+      <w:hyperlink w:history="1" r:id="rId4g1ygqw6-zyaop0ftnylu">
         <w:r>
           <w:rPr>
             <w:rStyle w:val="Hyperlink"/>
@@ -5476,7 +5476,7 @@
         </w:rPr>
         <w:t xml:space="preserve">3　</w:t>
       </w:r>
-      <w:hyperlink w:history="1" r:id="rIdvk4l2q_7u0ca4abeguooi">
+      <w:hyperlink w:history="1" r:id="rIddqsyprdjy_tlofd9yvfce">
         <w:r>
           <w:rPr>
             <w:rStyle w:val="Hyperlink"/>
@@ -5502,7 +5502,7 @@
         </w:rPr>
         <w:t xml:space="preserve">4　</w:t>
       </w:r>
-      <w:hyperlink w:history="1" r:id="rIdhrm6i8-5khtvwk2f42ijx">
+      <w:hyperlink w:history="1" r:id="rIddjglzssggji7mhtbenham">
         <w:r>
           <w:rPr>
             <w:rStyle w:val="Hyperlink"/>
@@ -5528,7 +5528,7 @@
           <w:sz w:val="28"/>
           <w:szCs w:val="28"/>
         </w:rPr>
-        <w:t xml:space="preserve">undefined. undefined</w:t>
+        <w:t xml:space="preserve">10. 課程資源監控</w:t>
       </w:r>
     </w:p>
     <w:p>
@@ -5544,7 +5544,7 @@
           <w:sz w:val="22"/>
           <w:szCs w:val="22"/>
         </w:rPr>
-        <w:t xml:space="preserve">undefined.1　</w:t>
+        <w:t xml:space="preserve">10.1　</w:t>
       </w:r>
       <w:r>
         <w:rPr>
@@ -5855,7 +5855,7 @@
           <w:sz w:val="22"/>
           <w:szCs w:val="22"/>
         </w:rPr>
-        <w:t xml:space="preserve">undefined.2　</w:t>
+        <w:t xml:space="preserve">10.2　</w:t>
       </w:r>
       <w:r>
         <w:rPr>
@@ -5923,7 +5923,7 @@
         </w:rPr>
         <w:t xml:space="preserve">1　</w:t>
       </w:r>
-      <w:hyperlink w:history="1" r:id="rIdunptaagdbko5e69vkbneq">
+      <w:hyperlink w:history="1" r:id="rId8s1gs9dasnfjeb97xpddu">
         <w:r>
           <w:rPr>
             <w:rStyle w:val="Hyperlink"/>
@@ -5949,7 +5949,7 @@
         </w:rPr>
         <w:t xml:space="preserve">2　</w:t>
       </w:r>
-      <w:hyperlink w:history="1" r:id="rIdtddw6nj52btm2nnfrjw3z">
+      <w:hyperlink w:history="1" r:id="rId_mc_5xhsvjvqd2cxwfaje">
         <w:r>
           <w:rPr>
             <w:rStyle w:val="Hyperlink"/>
@@ -5975,7 +5975,7 @@
           <w:sz w:val="28"/>
           <w:szCs w:val="28"/>
         </w:rPr>
-        <w:t xml:space="preserve">undefined. undefined</w:t>
+        <w:t xml:space="preserve">11. 員工績效管理</w:t>
       </w:r>
     </w:p>
     <w:p>
@@ -5991,7 +5991,7 @@
           <w:sz w:val="22"/>
           <w:szCs w:val="22"/>
         </w:rPr>
-        <w:t xml:space="preserve">undefined.1　</w:t>
+        <w:t xml:space="preserve">11.1　</w:t>
       </w:r>
       <w:r>
         <w:rPr>
@@ -6025,7 +6025,7 @@
           <w:sz w:val="22"/>
           <w:szCs w:val="22"/>
         </w:rPr>
-        <w:t xml:space="preserve">undefined.2　</w:t>
+        <w:t xml:space="preserve">11.2　</w:t>
       </w:r>
       <w:r>
         <w:rPr>
@@ -6144,7 +6144,7 @@
         </w:rPr>
         <w:t xml:space="preserve">1, 2　</w:t>
       </w:r>
-      <w:hyperlink w:history="1" r:id="rId9oi2nl9oiddk5xkpit7xc">
+      <w:hyperlink w:history="1" r:id="rIde3dxexkfwh_j7pda-paod">
         <w:r>
           <w:rPr>
             <w:rStyle w:val="Hyperlink"/>
@@ -6170,7 +6170,7 @@
           <w:sz w:val="28"/>
           <w:szCs w:val="28"/>
         </w:rPr>
-        <w:t xml:space="preserve">undefined. undefined</w:t>
+        <w:t xml:space="preserve">12. 投訴處理機制</w:t>
       </w:r>
     </w:p>
     <w:p>
@@ -6186,7 +6186,7 @@
           <w:sz w:val="22"/>
           <w:szCs w:val="22"/>
         </w:rPr>
-        <w:t xml:space="preserve">undefined.1　</w:t>
+        <w:t xml:space="preserve">12.1　</w:t>
       </w:r>
       <w:r>
         <w:rPr>
@@ -6237,7 +6237,7 @@
           <w:sz w:val="22"/>
           <w:szCs w:val="22"/>
         </w:rPr>
-        <w:t xml:space="preserve">undefined.2　</w:t>
+        <w:t xml:space="preserve">12.2　</w:t>
       </w:r>
       <w:r>
         <w:rPr>
@@ -6288,7 +6288,7 @@
         </w:rPr>
         <w:t xml:space="preserve">1　</w:t>
       </w:r>
-      <w:hyperlink w:history="1" r:id="rIdtckfpeuyjidortf2kjfaa">
+      <w:hyperlink w:history="1" r:id="rIdjvzvvlpxk-x3yybh_ifdf">
         <w:r>
           <w:rPr>
             <w:rStyle w:val="Hyperlink"/>
@@ -6314,7 +6314,7 @@
         </w:rPr>
         <w:t xml:space="preserve">2　</w:t>
       </w:r>
-      <w:hyperlink w:history="1" r:id="rId1dhuo821lgrgrl4lyx89f">
+      <w:hyperlink w:history="1" r:id="rIdrhj1k4ffk7jzdlyoawms1">
         <w:r>
           <w:rPr>
             <w:rStyle w:val="Hyperlink"/>
